--- a/ppt/ProLife_Global_A5_Catalog_EN_TC-1.docx
+++ b/ppt/ProLife_Global_A5_Catalog_EN_TC-1.docx
@@ -36,7 +36,7 @@
                     <pic:cNvPicPr/>
                   </pic:nvPicPr>
                   <pic:blipFill>
-                    <a:blip r:embed="rId7"/>
+                    <a:blip r:embed="rId8"/>
                     <a:stretch>
                       <a:fillRect/>
                     </a:stretch>
@@ -345,7 +345,7 @@
                 </mc:Choice>
                 <mc:Fallback>
                   <w:pict>
-                    <v:line w14:anchorId="3B2AED3C" id="Straight Connector 5" o:spid="_x0000_s1026" alt="text divider" style="visibility:visible;mso-wrap-style:square;mso-left-percent:-10001;mso-top-percent:-10001;mso-position-horizontal:absolute;mso-position-horizontal-relative:char;mso-position-vertical:absolute;mso-position-vertical-relative:line;mso-left-percent:-10001;mso-top-percent:-10001" from="0,0" to="109.5pt,0" o:gfxdata="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" strokecolor="#082a75 [3215]" strokeweight="3pt">
+                    <v:line w14:anchorId="0B72F382" id="Straight Connector 5" o:spid="_x0000_s1026" alt="text divider" style="visibility:visible;mso-wrap-style:square;mso-left-percent:-10001;mso-top-percent:-10001;mso-position-horizontal:absolute;mso-position-horizontal-relative:char;mso-position-vertical:absolute;mso-position-vertical-relative:line;mso-left-percent:-10001;mso-top-percent:-10001" from="0,0" to="109.5pt,0" o:gfxdata="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" strokecolor="#082a75 [3215]" strokeweight="3pt">
                       <w10:anchorlock/>
                     </v:line>
                   </w:pict>
@@ -484,7 +484,7 @@
                 </mc:Choice>
                 <mc:Fallback>
                   <w:pict>
-                    <v:line w14:anchorId="6758B4E4" id="Straight Connector 6" o:spid="_x0000_s1026" alt="text divider" style="visibility:visible;mso-wrap-style:square;mso-left-percent:-10001;mso-top-percent:-10001;mso-position-horizontal:absolute;mso-position-horizontal-relative:char;mso-position-vertical:absolute;mso-position-vertical-relative:line;mso-left-percent:-10001;mso-top-percent:-10001" from="0,0" to="117.65pt,0" o:gfxdata="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" strokecolor="#082a75 [3215]" strokeweight="3pt">
+                    <v:line w14:anchorId="1076EB62" id="Straight Connector 6" o:spid="_x0000_s1026" alt="text divider" style="visibility:visible;mso-wrap-style:square;mso-left-percent:-10001;mso-top-percent:-10001;mso-position-horizontal:absolute;mso-position-horizontal-relative:char;mso-position-vertical:absolute;mso-position-vertical-relative:line;mso-left-percent:-10001;mso-top-percent:-10001" from="0,0" to="117.65pt,0" o:gfxdata="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" strokecolor="#082a75 [3215]" strokeweight="3pt">
                       <w10:anchorlock/>
                     </v:line>
                   </w:pict>
@@ -625,7 +625,7 @@
                     <pic:cNvPicPr/>
                   </pic:nvPicPr>
                   <pic:blipFill>
-                    <a:blip r:embed="rId8" cstate="print">
+                    <a:blip r:embed="rId9" cstate="print">
                       <a:extLst>
                         <a:ext uri="{28A0092B-C50C-407E-A947-70E740481C1C}">
                           <a14:useLocalDpi xmlns:a14="http://schemas.microsoft.com/office/drawing/2010/main" val="0"/>
@@ -726,7 +726,7 @@
           </mc:Choice>
           <mc:Fallback>
             <w:pict>
-              <v:rect w14:anchorId="7AE27B82" id="Rectangle 2" o:spid="_x0000_s1026" alt="colored rectangle" style="position:absolute;margin-left:-58.8pt;margin-top:525.2pt;width:611.1pt;height:265.7pt;z-index:-251657216;visibility:visible;mso-wrap-style:square;mso-wrap-distance-left:9pt;mso-wrap-distance-top:0;mso-wrap-distance-right:9pt;mso-wrap-distance-bottom:0;mso-position-horizontal:absolute;mso-position-horizontal-relative:text;mso-position-vertical:absolute;mso-position-vertical-relative:page;v-text-anchor:middle" o:gfxdata="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" fillcolor="#34aba2 [3206]" stroked="f" strokeweight="2pt">
+              <v:rect w14:anchorId="5550CD30" id="Rectangle 2" o:spid="_x0000_s1026" alt="colored rectangle" style="position:absolute;margin-left:-58.8pt;margin-top:525.2pt;width:611.1pt;height:265.7pt;z-index:-251657216;visibility:visible;mso-wrap-style:square;mso-wrap-distance-left:9pt;mso-wrap-distance-top:0;mso-wrap-distance-right:9pt;mso-wrap-distance-bottom:0;mso-position-horizontal:absolute;mso-position-horizontal-relative:text;mso-position-vertical:absolute;mso-position-vertical-relative:page;v-text-anchor:middle" o:gfxdata="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" fillcolor="#34aba2 [3206]" stroked="f" strokeweight="2pt">
                 <w10:wrap anchory="page"/>
               </v:rect>
             </w:pict>
@@ -805,7 +805,7 @@
           </mc:Choice>
           <mc:Fallback>
             <w:pict>
-              <v:rect w14:anchorId="313D7D01" id="Rectangle 3" o:spid="_x0000_s1026" alt="white rectangle for text on cover" style="position:absolute;margin-left:-16.15pt;margin-top:70.9pt;width:310.15pt;height:651pt;z-index:-251656192;visibility:visible;mso-wrap-style:square;mso-width-percent:0;mso-wrap-distance-left:9pt;mso-wrap-distance-top:0;mso-wrap-distance-right:9pt;mso-wrap-distance-bottom:0;mso-position-horizontal:absolute;mso-position-horizontal-relative:text;mso-position-vertical:absolute;mso-position-vertical-relative:page;mso-width-percent:0;mso-width-relative:margin;v-text-anchor:middle" o:gfxdata="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" fillcolor="white [3212]" stroked="f" strokeweight="2pt">
+              <v:rect w14:anchorId="4F5AA2AA" id="Rectangle 3" o:spid="_x0000_s1026" alt="white rectangle for text on cover" style="position:absolute;margin-left:-16.15pt;margin-top:70.9pt;width:310.15pt;height:651pt;z-index:-251656192;visibility:visible;mso-wrap-style:square;mso-width-percent:0;mso-wrap-distance-left:9pt;mso-wrap-distance-top:0;mso-wrap-distance-right:9pt;mso-wrap-distance-bottom:0;mso-position-horizontal:absolute;mso-position-horizontal-relative:text;mso-position-vertical:absolute;mso-position-vertical-relative:page;mso-width-percent:0;mso-width-relative:margin;v-text-anchor:middle" o:gfxdata="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" fillcolor="white [3212]" stroked="f" strokeweight="2pt">
                 <w10:wrap anchory="page"/>
               </v:rect>
             </w:pict>
@@ -1365,18 +1365,24 @@
               <w:pStyle w:val="Content"/>
               <w:rPr>
                 <w:rFonts w:ascii="MS Mincho" w:eastAsia="MS Mincho" w:hAnsi="MS Mincho" w:cs="MS Mincho"/>
+                <w:b/>
+                <w:bCs/>
               </w:rPr>
             </w:pPr>
             <w:proofErr w:type="spellStart"/>
             <w:r>
               <w:rPr>
                 <w:rFonts w:ascii="Microsoft JhengHei" w:eastAsia="Microsoft JhengHei" w:hAnsi="Microsoft JhengHei" w:cs="Microsoft JhengHei" w:hint="eastAsia"/>
+                <w:b/>
+                <w:bCs/>
               </w:rPr>
               <w:t>简</w:t>
             </w:r>
             <w:r>
               <w:rPr>
                 <w:rFonts w:ascii="MS Mincho" w:eastAsia="MS Mincho" w:hAnsi="MS Mincho" w:cs="MS Mincho" w:hint="eastAsia"/>
+                <w:b/>
+                <w:bCs/>
               </w:rPr>
               <w:t>体中文</w:t>
             </w:r>
@@ -1384,6 +1390,8 @@
             <w:r>
               <w:rPr>
                 <w:rFonts w:ascii="MS Mincho" w:eastAsia="MS Mincho" w:hAnsi="MS Mincho" w:cs="MS Mincho"/>
+                <w:b/>
+                <w:bCs/>
               </w:rPr>
               <w:t xml:space="preserve"> (Simplified Chinese):</w:t>
             </w:r>
@@ -2911,6 +2919,9 @@
     <w:p>
       <w:pPr>
         <w:pStyle w:val="Heading1"/>
+        <w:rPr>
+          <w:rFonts w:ascii="MS Mincho" w:eastAsia="MS Mincho" w:hAnsi="MS Mincho" w:cs="MS Mincho"/>
+        </w:rPr>
       </w:pPr>
       <w:r>
         <w:lastRenderedPageBreak/>
@@ -2966,9 +2977,4381 @@
         <w:t>？</w:t>
       </w:r>
     </w:p>
+    <w:p>
+      <w:pPr>
+        <w:pStyle w:val="Content"/>
+      </w:pPr>
+      <w:r>
+        <w:t>Probiotics are live, beneficial microorganisms that support a balanced gut microbiome—an essential foundation for whole-body health. A healthy microbiome not only improves digestion, but also strengthens immunity, supports metabolism, regulates mood, and enhances cognitive clarity through the gut-brain axis.</w:t>
+      </w:r>
+    </w:p>
+    <w:p>
+      <w:pPr>
+        <w:pStyle w:val="Content"/>
+      </w:pPr>
+    </w:p>
+    <w:p>
+      <w:pPr>
+        <w:pStyle w:val="Content"/>
+      </w:pPr>
+      <w:r>
+        <w:t>However, modern lifestyles—characterized by stress, processed diets, and excessive antibiotic use—can disrupt this delicate balance, leading to fatigue, inflammation, and reduced resilience. Probiotic supplementation helps to restore this balance, reinforcing the body’s natural defenses and promoting long-term vitality.</w:t>
+      </w:r>
+    </w:p>
+    <w:p>
+      <w:pPr>
+        <w:pStyle w:val="Content"/>
+      </w:pPr>
+    </w:p>
+    <w:p>
+      <w:pPr>
+        <w:pStyle w:val="Content"/>
+      </w:pPr>
+      <w:r>
+        <w:t xml:space="preserve">At </w:t>
+      </w:r>
+      <w:proofErr w:type="spellStart"/>
+      <w:r>
+        <w:t>ProLife</w:t>
+      </w:r>
+      <w:proofErr w:type="spellEnd"/>
+      <w:r>
+        <w:t xml:space="preserve"> Global Health Ltd, we carefully select clinically validated probiotic strains supported by scientific research. Each formulation is designed to deliver real, measurable health benefits, making probiotics a vital daily habit for wellness and longevity.</w:t>
+      </w:r>
+    </w:p>
+    <w:p>
+      <w:pPr>
+        <w:pStyle w:val="Content"/>
+      </w:pPr>
+    </w:p>
+    <w:p>
+      <w:pPr>
+        <w:pStyle w:val="Content"/>
+      </w:pPr>
+      <w:r>
+        <w:rPr>
+          <w:rFonts w:hint="eastAsia"/>
+        </w:rPr>
+        <w:t>益生菌是有益的活性微生物，能</w:t>
+      </w:r>
+      <w:r>
+        <w:rPr>
+          <w:rFonts w:ascii="Microsoft JhengHei" w:eastAsia="Microsoft JhengHei" w:hAnsi="Microsoft JhengHei" w:cs="Microsoft JhengHei" w:hint="eastAsia"/>
+        </w:rPr>
+        <w:t>夠</w:t>
+      </w:r>
+      <w:r>
+        <w:rPr>
+          <w:rFonts w:ascii="MS Mincho" w:eastAsia="MS Mincho" w:hAnsi="MS Mincho" w:cs="MS Mincho" w:hint="eastAsia"/>
+        </w:rPr>
+        <w:t>維持腸道微生態的平衡，這是全身健康的重要基礎。健康的腸道菌群不僅有助於消化，還能增強免疫力、支持新陳代謝、調節情緒，並透過腸腦軸提升認知清晰度。</w:t>
+      </w:r>
+    </w:p>
+    <w:p>
+      <w:pPr>
+        <w:pStyle w:val="Content"/>
+      </w:pPr>
+    </w:p>
+    <w:p>
+      <w:pPr>
+        <w:pStyle w:val="Content"/>
+        <w:rPr>
+          <w:rFonts w:hint="eastAsia"/>
+        </w:rPr>
+      </w:pPr>
+      <w:r>
+        <w:rPr>
+          <w:rFonts w:hint="eastAsia"/>
+        </w:rPr>
+        <w:t>然而，現代生活方式——如壓力、加工飲食與抗生素過度使用——往往破壞這種微妙的平衡，導致疲勞、發炎與抵抗力下降。補充益生菌有助於恢復平衡，加強自然防禦力，並促進長遠的活力。</w:t>
+      </w:r>
+    </w:p>
+    <w:p>
+      <w:pPr>
+        <w:pStyle w:val="Content"/>
+      </w:pPr>
+    </w:p>
+    <w:p>
+      <w:pPr>
+        <w:pStyle w:val="Content"/>
+      </w:pPr>
+      <w:r>
+        <w:rPr>
+          <w:rFonts w:hint="eastAsia"/>
+        </w:rPr>
+        <w:t>在活之寶環球健康有限公司，我們精心挑選經臨床驗證的益生菌株，並以科學研究作為依據。每一款配方皆旨在帶來真實、可衡量的健康效益，使益生菌成為維持健康與長壽的重要日常習慣。</w:t>
+      </w:r>
+    </w:p>
+    <w:p>
+      <w:pPr>
+        <w:pStyle w:val="Content"/>
+      </w:pPr>
+    </w:p>
+    <w:p>
+      <w:pPr>
+        <w:pStyle w:val="Content"/>
+        <w:rPr>
+          <w:lang w:val="en-GB"/>
+        </w:rPr>
+      </w:pPr>
+      <w:proofErr w:type="spellStart"/>
+      <w:r>
+        <w:rPr>
+          <w:rFonts w:ascii="Microsoft JhengHei" w:eastAsia="Microsoft JhengHei" w:hAnsi="Microsoft JhengHei" w:cs="Microsoft JhengHei" w:hint="eastAsia"/>
+          <w:b/>
+          <w:bCs/>
+          <w:lang w:val="en-GB"/>
+        </w:rPr>
+        <w:lastRenderedPageBreak/>
+        <w:t>简</w:t>
+      </w:r>
+      <w:r>
+        <w:rPr>
+          <w:rFonts w:ascii="MS Mincho" w:eastAsia="MS Mincho" w:hAnsi="MS Mincho" w:cs="MS Mincho" w:hint="eastAsia"/>
+          <w:b/>
+          <w:bCs/>
+          <w:lang w:val="en-GB"/>
+        </w:rPr>
+        <w:t>体中文</w:t>
+      </w:r>
+      <w:proofErr w:type="spellEnd"/>
+      <w:r>
+        <w:rPr>
+          <w:b/>
+          <w:bCs/>
+          <w:lang w:val="en-GB"/>
+        </w:rPr>
+        <w:t xml:space="preserve"> (Simplified Chinese):</w:t>
+      </w:r>
+      <w:r>
+        <w:rPr>
+          <w:lang w:val="en-GB"/>
+        </w:rPr>
+        <w:br/>
+      </w:r>
+      <w:r>
+        <w:rPr>
+          <w:lang w:val="en-GB"/>
+        </w:rPr>
+        <w:t>益生菌是有益的活性微生物，能</w:t>
+      </w:r>
+      <w:r>
+        <w:rPr>
+          <w:rFonts w:ascii="Yu Gothic" w:eastAsia="Yu Gothic" w:hAnsi="Yu Gothic" w:cs="Yu Gothic" w:hint="eastAsia"/>
+          <w:lang w:val="en-GB"/>
+        </w:rPr>
+        <w:t>够</w:t>
+      </w:r>
+      <w:r>
+        <w:rPr>
+          <w:rFonts w:ascii="Microsoft JhengHei" w:eastAsia="Microsoft JhengHei" w:hAnsi="Microsoft JhengHei" w:cs="Microsoft JhengHei" w:hint="eastAsia"/>
+          <w:lang w:val="en-GB"/>
+        </w:rPr>
+        <w:t>维</w:t>
+      </w:r>
+      <w:r>
+        <w:rPr>
+          <w:rFonts w:ascii="MS Mincho" w:eastAsia="MS Mincho" w:hAnsi="MS Mincho" w:cs="MS Mincho" w:hint="eastAsia"/>
+          <w:lang w:val="en-GB"/>
+        </w:rPr>
+        <w:t>持</w:t>
+      </w:r>
+      <w:r>
+        <w:rPr>
+          <w:rFonts w:ascii="Microsoft JhengHei" w:eastAsia="Microsoft JhengHei" w:hAnsi="Microsoft JhengHei" w:cs="Microsoft JhengHei" w:hint="eastAsia"/>
+          <w:lang w:val="en-GB"/>
+        </w:rPr>
+        <w:t>肠</w:t>
+      </w:r>
+      <w:r>
+        <w:rPr>
+          <w:rFonts w:ascii="MS Mincho" w:eastAsia="MS Mincho" w:hAnsi="MS Mincho" w:cs="MS Mincho" w:hint="eastAsia"/>
+          <w:lang w:val="en-GB"/>
+        </w:rPr>
+        <w:t>道微生</w:t>
+      </w:r>
+      <w:r>
+        <w:rPr>
+          <w:rFonts w:ascii="Microsoft JhengHei" w:eastAsia="Microsoft JhengHei" w:hAnsi="Microsoft JhengHei" w:cs="Microsoft JhengHei" w:hint="eastAsia"/>
+          <w:lang w:val="en-GB"/>
+        </w:rPr>
+        <w:t>态</w:t>
+      </w:r>
+      <w:r>
+        <w:rPr>
+          <w:rFonts w:ascii="MS Mincho" w:eastAsia="MS Mincho" w:hAnsi="MS Mincho" w:cs="MS Mincho" w:hint="eastAsia"/>
+          <w:lang w:val="en-GB"/>
+        </w:rPr>
+        <w:t>的平衡，</w:t>
+      </w:r>
+      <w:r>
+        <w:rPr>
+          <w:rFonts w:ascii="Microsoft JhengHei" w:eastAsia="Microsoft JhengHei" w:hAnsi="Microsoft JhengHei" w:cs="Microsoft JhengHei" w:hint="eastAsia"/>
+          <w:lang w:val="en-GB"/>
+        </w:rPr>
+        <w:t>这</w:t>
+      </w:r>
+      <w:r>
+        <w:rPr>
+          <w:rFonts w:ascii="MS Mincho" w:eastAsia="MS Mincho" w:hAnsi="MS Mincho" w:cs="MS Mincho" w:hint="eastAsia"/>
+          <w:lang w:val="en-GB"/>
+        </w:rPr>
+        <w:t>是全身健康的重要基</w:t>
+      </w:r>
+      <w:r>
+        <w:rPr>
+          <w:rFonts w:ascii="Microsoft JhengHei" w:eastAsia="Microsoft JhengHei" w:hAnsi="Microsoft JhengHei" w:cs="Microsoft JhengHei" w:hint="eastAsia"/>
+          <w:lang w:val="en-GB"/>
+        </w:rPr>
+        <w:t>础</w:t>
+      </w:r>
+      <w:r>
+        <w:rPr>
+          <w:rFonts w:ascii="MS Mincho" w:eastAsia="MS Mincho" w:hAnsi="MS Mincho" w:cs="MS Mincho" w:hint="eastAsia"/>
+          <w:lang w:val="en-GB"/>
+        </w:rPr>
+        <w:t>。健康的</w:t>
+      </w:r>
+      <w:r>
+        <w:rPr>
+          <w:rFonts w:ascii="Microsoft JhengHei" w:eastAsia="Microsoft JhengHei" w:hAnsi="Microsoft JhengHei" w:cs="Microsoft JhengHei" w:hint="eastAsia"/>
+          <w:lang w:val="en-GB"/>
+        </w:rPr>
+        <w:t>肠</w:t>
+      </w:r>
+      <w:r>
+        <w:rPr>
+          <w:rFonts w:ascii="MS Mincho" w:eastAsia="MS Mincho" w:hAnsi="MS Mincho" w:cs="MS Mincho" w:hint="eastAsia"/>
+          <w:lang w:val="en-GB"/>
+        </w:rPr>
+        <w:t>道菌群不</w:t>
+      </w:r>
+      <w:r>
+        <w:rPr>
+          <w:rFonts w:ascii="Microsoft JhengHei" w:eastAsia="Microsoft JhengHei" w:hAnsi="Microsoft JhengHei" w:cs="Microsoft JhengHei" w:hint="eastAsia"/>
+          <w:lang w:val="en-GB"/>
+        </w:rPr>
+        <w:t>仅</w:t>
+      </w:r>
+      <w:r>
+        <w:rPr>
+          <w:rFonts w:ascii="MS Mincho" w:eastAsia="MS Mincho" w:hAnsi="MS Mincho" w:cs="MS Mincho" w:hint="eastAsia"/>
+          <w:lang w:val="en-GB"/>
+        </w:rPr>
+        <w:t>有助于消化，</w:t>
+      </w:r>
+      <w:r>
+        <w:rPr>
+          <w:rFonts w:ascii="Microsoft JhengHei" w:eastAsia="Microsoft JhengHei" w:hAnsi="Microsoft JhengHei" w:cs="Microsoft JhengHei" w:hint="eastAsia"/>
+          <w:lang w:val="en-GB"/>
+        </w:rPr>
+        <w:t>还</w:t>
+      </w:r>
+      <w:r>
+        <w:rPr>
+          <w:rFonts w:ascii="MS Mincho" w:eastAsia="MS Mincho" w:hAnsi="MS Mincho" w:cs="MS Mincho" w:hint="eastAsia"/>
+          <w:lang w:val="en-GB"/>
+        </w:rPr>
+        <w:t>能增</w:t>
+      </w:r>
+      <w:r>
+        <w:rPr>
+          <w:rFonts w:ascii="Yu Gothic" w:eastAsia="Yu Gothic" w:hAnsi="Yu Gothic" w:cs="Yu Gothic" w:hint="eastAsia"/>
+          <w:lang w:val="en-GB"/>
+        </w:rPr>
+        <w:t>强</w:t>
+      </w:r>
+      <w:r>
+        <w:rPr>
+          <w:rFonts w:ascii="MS Mincho" w:eastAsia="MS Mincho" w:hAnsi="MS Mincho" w:cs="MS Mincho" w:hint="eastAsia"/>
+          <w:lang w:val="en-GB"/>
+        </w:rPr>
+        <w:t>免疫力、支持新</w:t>
+      </w:r>
+      <w:r>
+        <w:rPr>
+          <w:rFonts w:ascii="Microsoft JhengHei" w:eastAsia="Microsoft JhengHei" w:hAnsi="Microsoft JhengHei" w:cs="Microsoft JhengHei" w:hint="eastAsia"/>
+          <w:lang w:val="en-GB"/>
+        </w:rPr>
+        <w:t>陈</w:t>
+      </w:r>
+      <w:r>
+        <w:rPr>
+          <w:rFonts w:ascii="MS Mincho" w:eastAsia="MS Mincho" w:hAnsi="MS Mincho" w:cs="MS Mincho" w:hint="eastAsia"/>
+          <w:lang w:val="en-GB"/>
+        </w:rPr>
+        <w:t>代</w:t>
+      </w:r>
+      <w:r>
+        <w:rPr>
+          <w:rFonts w:ascii="Microsoft JhengHei" w:eastAsia="Microsoft JhengHei" w:hAnsi="Microsoft JhengHei" w:cs="Microsoft JhengHei" w:hint="eastAsia"/>
+          <w:lang w:val="en-GB"/>
+        </w:rPr>
+        <w:t>谢</w:t>
+      </w:r>
+      <w:r>
+        <w:rPr>
+          <w:rFonts w:ascii="MS Mincho" w:eastAsia="MS Mincho" w:hAnsi="MS Mincho" w:cs="MS Mincho" w:hint="eastAsia"/>
+          <w:lang w:val="en-GB"/>
+        </w:rPr>
+        <w:t>、</w:t>
+      </w:r>
+      <w:r>
+        <w:rPr>
+          <w:rFonts w:ascii="Microsoft JhengHei" w:eastAsia="Microsoft JhengHei" w:hAnsi="Microsoft JhengHei" w:cs="Microsoft JhengHei" w:hint="eastAsia"/>
+          <w:lang w:val="en-GB"/>
+        </w:rPr>
+        <w:t>调节</w:t>
+      </w:r>
+      <w:r>
+        <w:rPr>
+          <w:rFonts w:ascii="MS Mincho" w:eastAsia="MS Mincho" w:hAnsi="MS Mincho" w:cs="MS Mincho" w:hint="eastAsia"/>
+          <w:lang w:val="en-GB"/>
+        </w:rPr>
+        <w:t>情</w:t>
+      </w:r>
+      <w:r>
+        <w:rPr>
+          <w:rFonts w:ascii="Microsoft JhengHei" w:eastAsia="Microsoft JhengHei" w:hAnsi="Microsoft JhengHei" w:cs="Microsoft JhengHei" w:hint="eastAsia"/>
+          <w:lang w:val="en-GB"/>
+        </w:rPr>
+        <w:t>绪</w:t>
+      </w:r>
+      <w:r>
+        <w:rPr>
+          <w:rFonts w:ascii="MS Mincho" w:eastAsia="MS Mincho" w:hAnsi="MS Mincho" w:cs="MS Mincho" w:hint="eastAsia"/>
+          <w:lang w:val="en-GB"/>
+        </w:rPr>
+        <w:t>，并通</w:t>
+      </w:r>
+      <w:r>
+        <w:rPr>
+          <w:rFonts w:ascii="Microsoft JhengHei" w:eastAsia="Microsoft JhengHei" w:hAnsi="Microsoft JhengHei" w:cs="Microsoft JhengHei" w:hint="eastAsia"/>
+          <w:lang w:val="en-GB"/>
+        </w:rPr>
+        <w:t>过肠脑轴</w:t>
+      </w:r>
+      <w:r>
+        <w:rPr>
+          <w:rFonts w:ascii="MS Mincho" w:eastAsia="MS Mincho" w:hAnsi="MS Mincho" w:cs="MS Mincho" w:hint="eastAsia"/>
+          <w:lang w:val="en-GB"/>
+        </w:rPr>
+        <w:t>提升</w:t>
+      </w:r>
+      <w:r>
+        <w:rPr>
+          <w:rFonts w:ascii="Microsoft JhengHei" w:eastAsia="Microsoft JhengHei" w:hAnsi="Microsoft JhengHei" w:cs="Microsoft JhengHei" w:hint="eastAsia"/>
+          <w:lang w:val="en-GB"/>
+        </w:rPr>
+        <w:t>认</w:t>
+      </w:r>
+      <w:r>
+        <w:rPr>
+          <w:rFonts w:ascii="MS Mincho" w:eastAsia="MS Mincho" w:hAnsi="MS Mincho" w:cs="MS Mincho" w:hint="eastAsia"/>
+          <w:lang w:val="en-GB"/>
+        </w:rPr>
+        <w:t>知清晰度。</w:t>
+      </w:r>
+    </w:p>
+    <w:p>
+      <w:pPr>
+        <w:pStyle w:val="Content"/>
+        <w:rPr>
+          <w:lang w:val="en-GB"/>
+        </w:rPr>
+      </w:pPr>
+      <w:proofErr w:type="spellStart"/>
+      <w:r>
+        <w:rPr>
+          <w:lang w:val="en-GB"/>
+        </w:rPr>
+        <w:t>然而，</w:t>
+      </w:r>
+      <w:r>
+        <w:rPr>
+          <w:rFonts w:ascii="Microsoft JhengHei" w:eastAsia="Microsoft JhengHei" w:hAnsi="Microsoft JhengHei" w:cs="Microsoft JhengHei" w:hint="eastAsia"/>
+          <w:lang w:val="en-GB"/>
+        </w:rPr>
+        <w:t>现</w:t>
+      </w:r>
+      <w:r>
+        <w:rPr>
+          <w:rFonts w:ascii="MS Mincho" w:eastAsia="MS Mincho" w:hAnsi="MS Mincho" w:cs="MS Mincho" w:hint="eastAsia"/>
+          <w:lang w:val="en-GB"/>
+        </w:rPr>
+        <w:t>代生活方式</w:t>
+      </w:r>
+      <w:proofErr w:type="spellEnd"/>
+      <w:r>
+        <w:rPr>
+          <w:lang w:val="en-GB"/>
+        </w:rPr>
+        <w:t>——</w:t>
+      </w:r>
+      <w:proofErr w:type="spellStart"/>
+      <w:r>
+        <w:rPr>
+          <w:lang w:val="en-GB"/>
+        </w:rPr>
+        <w:t>如</w:t>
+      </w:r>
+      <w:r>
+        <w:rPr>
+          <w:rFonts w:ascii="Microsoft JhengHei" w:eastAsia="Microsoft JhengHei" w:hAnsi="Microsoft JhengHei" w:cs="Microsoft JhengHei" w:hint="eastAsia"/>
+          <w:lang w:val="en-GB"/>
+        </w:rPr>
+        <w:t>压</w:t>
+      </w:r>
+      <w:r>
+        <w:rPr>
+          <w:rFonts w:ascii="MS Mincho" w:eastAsia="MS Mincho" w:hAnsi="MS Mincho" w:cs="MS Mincho" w:hint="eastAsia"/>
+          <w:lang w:val="en-GB"/>
+        </w:rPr>
+        <w:t>力、加工</w:t>
+      </w:r>
+      <w:r>
+        <w:rPr>
+          <w:rFonts w:ascii="Microsoft JhengHei" w:eastAsia="Microsoft JhengHei" w:hAnsi="Microsoft JhengHei" w:cs="Microsoft JhengHei" w:hint="eastAsia"/>
+          <w:lang w:val="en-GB"/>
+        </w:rPr>
+        <w:t>饮</w:t>
+      </w:r>
+      <w:r>
+        <w:rPr>
+          <w:rFonts w:ascii="MS Mincho" w:eastAsia="MS Mincho" w:hAnsi="MS Mincho" w:cs="MS Mincho" w:hint="eastAsia"/>
+          <w:lang w:val="en-GB"/>
+        </w:rPr>
+        <w:t>食与抗生素</w:t>
+      </w:r>
+      <w:r>
+        <w:rPr>
+          <w:rFonts w:ascii="Microsoft JhengHei" w:eastAsia="Microsoft JhengHei" w:hAnsi="Microsoft JhengHei" w:cs="Microsoft JhengHei" w:hint="eastAsia"/>
+          <w:lang w:val="en-GB"/>
+        </w:rPr>
+        <w:t>过</w:t>
+      </w:r>
+      <w:r>
+        <w:rPr>
+          <w:rFonts w:ascii="MS Mincho" w:eastAsia="MS Mincho" w:hAnsi="MS Mincho" w:cs="MS Mincho" w:hint="eastAsia"/>
+          <w:lang w:val="en-GB"/>
+        </w:rPr>
+        <w:t>度使用</w:t>
+      </w:r>
+      <w:proofErr w:type="spellEnd"/>
+      <w:r>
+        <w:rPr>
+          <w:lang w:val="en-GB"/>
+        </w:rPr>
+        <w:t>——</w:t>
+      </w:r>
+      <w:proofErr w:type="spellStart"/>
+      <w:r>
+        <w:rPr>
+          <w:lang w:val="en-GB"/>
+        </w:rPr>
+        <w:t>往往破坏</w:t>
+      </w:r>
+      <w:r>
+        <w:rPr>
+          <w:rFonts w:ascii="Microsoft JhengHei" w:eastAsia="Microsoft JhengHei" w:hAnsi="Microsoft JhengHei" w:cs="Microsoft JhengHei" w:hint="eastAsia"/>
+          <w:lang w:val="en-GB"/>
+        </w:rPr>
+        <w:t>这</w:t>
+      </w:r>
+      <w:r>
+        <w:rPr>
+          <w:rFonts w:ascii="MS Mincho" w:eastAsia="MS Mincho" w:hAnsi="MS Mincho" w:cs="MS Mincho" w:hint="eastAsia"/>
+          <w:lang w:val="en-GB"/>
+        </w:rPr>
+        <w:t>种微妙的平衡，</w:t>
+      </w:r>
+      <w:r>
+        <w:rPr>
+          <w:rFonts w:ascii="Microsoft JhengHei" w:eastAsia="Microsoft JhengHei" w:hAnsi="Microsoft JhengHei" w:cs="Microsoft JhengHei" w:hint="eastAsia"/>
+          <w:lang w:val="en-GB"/>
+        </w:rPr>
+        <w:t>导</w:t>
+      </w:r>
+      <w:r>
+        <w:rPr>
+          <w:rFonts w:ascii="MS Mincho" w:eastAsia="MS Mincho" w:hAnsi="MS Mincho" w:cs="MS Mincho" w:hint="eastAsia"/>
+          <w:lang w:val="en-GB"/>
+        </w:rPr>
+        <w:t>致疲</w:t>
+      </w:r>
+      <w:r>
+        <w:rPr>
+          <w:rFonts w:ascii="Microsoft JhengHei" w:eastAsia="Microsoft JhengHei" w:hAnsi="Microsoft JhengHei" w:cs="Microsoft JhengHei" w:hint="eastAsia"/>
+          <w:lang w:val="en-GB"/>
+        </w:rPr>
+        <w:t>劳</w:t>
+      </w:r>
+      <w:r>
+        <w:rPr>
+          <w:rFonts w:ascii="MS Mincho" w:eastAsia="MS Mincho" w:hAnsi="MS Mincho" w:cs="MS Mincho" w:hint="eastAsia"/>
+          <w:lang w:val="en-GB"/>
+        </w:rPr>
+        <w:t>、</w:t>
+      </w:r>
+      <w:r>
+        <w:rPr>
+          <w:rFonts w:ascii="Microsoft JhengHei" w:eastAsia="Microsoft JhengHei" w:hAnsi="Microsoft JhengHei" w:cs="Microsoft JhengHei" w:hint="eastAsia"/>
+          <w:lang w:val="en-GB"/>
+        </w:rPr>
+        <w:t>发</w:t>
+      </w:r>
+      <w:r>
+        <w:rPr>
+          <w:rFonts w:ascii="MS Mincho" w:eastAsia="MS Mincho" w:hAnsi="MS Mincho" w:cs="MS Mincho" w:hint="eastAsia"/>
+          <w:lang w:val="en-GB"/>
+        </w:rPr>
+        <w:t>炎与抵抗力下降。</w:t>
+      </w:r>
+      <w:r>
+        <w:rPr>
+          <w:rFonts w:ascii="Microsoft JhengHei" w:eastAsia="Microsoft JhengHei" w:hAnsi="Microsoft JhengHei" w:cs="Microsoft JhengHei" w:hint="eastAsia"/>
+          <w:lang w:val="en-GB"/>
+        </w:rPr>
+        <w:t>补</w:t>
+      </w:r>
+      <w:r>
+        <w:rPr>
+          <w:rFonts w:ascii="MS Mincho" w:eastAsia="MS Mincho" w:hAnsi="MS Mincho" w:cs="MS Mincho" w:hint="eastAsia"/>
+          <w:lang w:val="en-GB"/>
+        </w:rPr>
+        <w:t>充益生菌有助于恢复平衡，加</w:t>
+      </w:r>
+      <w:r>
+        <w:rPr>
+          <w:rFonts w:ascii="Yu Gothic" w:eastAsia="Yu Gothic" w:hAnsi="Yu Gothic" w:cs="Yu Gothic" w:hint="eastAsia"/>
+          <w:lang w:val="en-GB"/>
+        </w:rPr>
+        <w:t>强</w:t>
+      </w:r>
+      <w:r>
+        <w:rPr>
+          <w:rFonts w:ascii="MS Mincho" w:eastAsia="MS Mincho" w:hAnsi="MS Mincho" w:cs="MS Mincho" w:hint="eastAsia"/>
+          <w:lang w:val="en-GB"/>
+        </w:rPr>
+        <w:t>自然防御力，并促</w:t>
+      </w:r>
+      <w:r>
+        <w:rPr>
+          <w:rFonts w:ascii="Microsoft JhengHei" w:eastAsia="Microsoft JhengHei" w:hAnsi="Microsoft JhengHei" w:cs="Microsoft JhengHei" w:hint="eastAsia"/>
+          <w:lang w:val="en-GB"/>
+        </w:rPr>
+        <w:t>进长远</w:t>
+      </w:r>
+      <w:r>
+        <w:rPr>
+          <w:rFonts w:ascii="MS Mincho" w:eastAsia="MS Mincho" w:hAnsi="MS Mincho" w:cs="MS Mincho" w:hint="eastAsia"/>
+          <w:lang w:val="en-GB"/>
+        </w:rPr>
+        <w:t>的活力</w:t>
+      </w:r>
+      <w:proofErr w:type="spellEnd"/>
+      <w:r>
+        <w:rPr>
+          <w:rFonts w:ascii="MS Mincho" w:eastAsia="MS Mincho" w:hAnsi="MS Mincho" w:cs="MS Mincho" w:hint="eastAsia"/>
+          <w:lang w:val="en-GB"/>
+        </w:rPr>
+        <w:t>。</w:t>
+      </w:r>
+    </w:p>
+    <w:p>
+      <w:pPr>
+        <w:pStyle w:val="Content"/>
+        <w:rPr>
+          <w:lang w:val="en-GB"/>
+        </w:rPr>
+      </w:pPr>
+      <w:r>
+        <w:rPr>
+          <w:lang w:val="en-GB"/>
+        </w:rPr>
+        <w:t>在活之宝</w:t>
+      </w:r>
+      <w:r>
+        <w:rPr>
+          <w:rFonts w:ascii="Microsoft JhengHei" w:eastAsia="Microsoft JhengHei" w:hAnsi="Microsoft JhengHei" w:cs="Microsoft JhengHei" w:hint="eastAsia"/>
+          <w:lang w:val="en-GB"/>
+        </w:rPr>
+        <w:t>环</w:t>
+      </w:r>
+      <w:r>
+        <w:rPr>
+          <w:rFonts w:ascii="MS Mincho" w:eastAsia="MS Mincho" w:hAnsi="MS Mincho" w:cs="MS Mincho" w:hint="eastAsia"/>
+          <w:lang w:val="en-GB"/>
+        </w:rPr>
+        <w:t>球健康有限公司，我</w:t>
+      </w:r>
+      <w:r>
+        <w:rPr>
+          <w:rFonts w:ascii="Microsoft JhengHei" w:eastAsia="Microsoft JhengHei" w:hAnsi="Microsoft JhengHei" w:cs="Microsoft JhengHei" w:hint="eastAsia"/>
+          <w:lang w:val="en-GB"/>
+        </w:rPr>
+        <w:t>们</w:t>
+      </w:r>
+      <w:r>
+        <w:rPr>
+          <w:rFonts w:ascii="MS Mincho" w:eastAsia="MS Mincho" w:hAnsi="MS Mincho" w:cs="MS Mincho" w:hint="eastAsia"/>
+          <w:lang w:val="en-GB"/>
+        </w:rPr>
+        <w:t>精心挑</w:t>
+      </w:r>
+      <w:r>
+        <w:rPr>
+          <w:rFonts w:ascii="Microsoft JhengHei" w:eastAsia="Microsoft JhengHei" w:hAnsi="Microsoft JhengHei" w:cs="Microsoft JhengHei" w:hint="eastAsia"/>
+          <w:lang w:val="en-GB"/>
+        </w:rPr>
+        <w:t>选</w:t>
+      </w:r>
+      <w:r>
+        <w:rPr>
+          <w:rFonts w:ascii="Microsoft JhengHei" w:eastAsia="Microsoft JhengHei" w:hAnsi="Microsoft JhengHei" w:cs="Microsoft JhengHei" w:hint="eastAsia"/>
+          <w:b/>
+          <w:bCs/>
+          <w:lang w:val="en-GB"/>
+        </w:rPr>
+        <w:t>经临</w:t>
+      </w:r>
+      <w:r>
+        <w:rPr>
+          <w:rFonts w:ascii="MS Mincho" w:eastAsia="MS Mincho" w:hAnsi="MS Mincho" w:cs="MS Mincho" w:hint="eastAsia"/>
+          <w:b/>
+          <w:bCs/>
+          <w:lang w:val="en-GB"/>
+        </w:rPr>
+        <w:t>床</w:t>
+      </w:r>
+      <w:r>
+        <w:rPr>
+          <w:rFonts w:ascii="Microsoft JhengHei" w:eastAsia="Microsoft JhengHei" w:hAnsi="Microsoft JhengHei" w:cs="Microsoft JhengHei" w:hint="eastAsia"/>
+          <w:b/>
+          <w:bCs/>
+          <w:lang w:val="en-GB"/>
+        </w:rPr>
+        <w:t>验证</w:t>
+      </w:r>
+      <w:r>
+        <w:rPr>
+          <w:rFonts w:ascii="MS Mincho" w:eastAsia="MS Mincho" w:hAnsi="MS Mincho" w:cs="MS Mincho" w:hint="eastAsia"/>
+          <w:b/>
+          <w:bCs/>
+          <w:lang w:val="en-GB"/>
+        </w:rPr>
+        <w:t>的益生菌株</w:t>
+      </w:r>
+      <w:r>
+        <w:rPr>
+          <w:lang w:val="en-GB"/>
+        </w:rPr>
+        <w:t>，并以科学研究作</w:t>
+      </w:r>
+      <w:r>
+        <w:rPr>
+          <w:rFonts w:ascii="Microsoft JhengHei" w:eastAsia="Microsoft JhengHei" w:hAnsi="Microsoft JhengHei" w:cs="Microsoft JhengHei" w:hint="eastAsia"/>
+          <w:lang w:val="en-GB"/>
+        </w:rPr>
+        <w:t>为</w:t>
+      </w:r>
+      <w:r>
+        <w:rPr>
+          <w:rFonts w:ascii="MS Mincho" w:eastAsia="MS Mincho" w:hAnsi="MS Mincho" w:cs="MS Mincho" w:hint="eastAsia"/>
+          <w:lang w:val="en-GB"/>
+        </w:rPr>
+        <w:t>依据。每一款配方皆旨在</w:t>
+      </w:r>
+      <w:r>
+        <w:rPr>
+          <w:rFonts w:ascii="Microsoft JhengHei" w:eastAsia="Microsoft JhengHei" w:hAnsi="Microsoft JhengHei" w:cs="Microsoft JhengHei" w:hint="eastAsia"/>
+          <w:lang w:val="en-GB"/>
+        </w:rPr>
+        <w:t>带</w:t>
+      </w:r>
+      <w:r>
+        <w:rPr>
+          <w:rFonts w:ascii="MS Mincho" w:eastAsia="MS Mincho" w:hAnsi="MS Mincho" w:cs="MS Mincho" w:hint="eastAsia"/>
+          <w:lang w:val="en-GB"/>
+        </w:rPr>
+        <w:t>来真</w:t>
+      </w:r>
+      <w:r>
+        <w:rPr>
+          <w:rFonts w:ascii="Microsoft JhengHei" w:eastAsia="Microsoft JhengHei" w:hAnsi="Microsoft JhengHei" w:cs="Microsoft JhengHei" w:hint="eastAsia"/>
+          <w:lang w:val="en-GB"/>
+        </w:rPr>
+        <w:t>实</w:t>
+      </w:r>
+      <w:r>
+        <w:rPr>
+          <w:rFonts w:ascii="MS Mincho" w:eastAsia="MS Mincho" w:hAnsi="MS Mincho" w:cs="MS Mincho" w:hint="eastAsia"/>
+          <w:lang w:val="en-GB"/>
+        </w:rPr>
+        <w:t>、可衡量的健康效益，使益生菌成</w:t>
+      </w:r>
+      <w:r>
+        <w:rPr>
+          <w:rFonts w:ascii="Microsoft JhengHei" w:eastAsia="Microsoft JhengHei" w:hAnsi="Microsoft JhengHei" w:cs="Microsoft JhengHei" w:hint="eastAsia"/>
+          <w:lang w:val="en-GB"/>
+        </w:rPr>
+        <w:t>为维</w:t>
+      </w:r>
+      <w:r>
+        <w:rPr>
+          <w:rFonts w:ascii="MS Mincho" w:eastAsia="MS Mincho" w:hAnsi="MS Mincho" w:cs="MS Mincho" w:hint="eastAsia"/>
+          <w:lang w:val="en-GB"/>
+        </w:rPr>
+        <w:t>持健康与</w:t>
+      </w:r>
+      <w:r>
+        <w:rPr>
+          <w:rFonts w:ascii="Microsoft JhengHei" w:eastAsia="Microsoft JhengHei" w:hAnsi="Microsoft JhengHei" w:cs="Microsoft JhengHei" w:hint="eastAsia"/>
+          <w:lang w:val="en-GB"/>
+        </w:rPr>
+        <w:t>长</w:t>
+      </w:r>
+      <w:r>
+        <w:rPr>
+          <w:rFonts w:ascii="MS Mincho" w:eastAsia="MS Mincho" w:hAnsi="MS Mincho" w:cs="MS Mincho" w:hint="eastAsia"/>
+          <w:lang w:val="en-GB"/>
+        </w:rPr>
+        <w:t>寿的重要日常</w:t>
+      </w:r>
+      <w:r>
+        <w:rPr>
+          <w:rFonts w:ascii="Microsoft JhengHei" w:eastAsia="Microsoft JhengHei" w:hAnsi="Microsoft JhengHei" w:cs="Microsoft JhengHei" w:hint="eastAsia"/>
+          <w:lang w:val="en-GB"/>
+        </w:rPr>
+        <w:t>习惯</w:t>
+      </w:r>
+      <w:r>
+        <w:rPr>
+          <w:rFonts w:ascii="MS Mincho" w:eastAsia="MS Mincho" w:hAnsi="MS Mincho" w:cs="MS Mincho" w:hint="eastAsia"/>
+          <w:lang w:val="en-GB"/>
+        </w:rPr>
+        <w:t>。</w:t>
+      </w:r>
+    </w:p>
+    <w:p>
+      <w:pPr>
+        <w:pStyle w:val="Content"/>
+        <w:rPr>
+          <w:lang w:val="en-GB"/>
+        </w:rPr>
+      </w:pPr>
+    </w:p>
+    <w:p>
+      <w:pPr>
+        <w:pStyle w:val="Content"/>
+        <w:rPr>
+          <w:b/>
+          <w:bCs/>
+          <w:lang w:val="en-GB"/>
+        </w:rPr>
+      </w:pPr>
+      <w:r>
+        <w:rPr>
+          <w:b/>
+          <w:bCs/>
+          <w:lang w:val="en-GB"/>
+        </w:rPr>
+        <w:t>Tagline Highlights (Quick-Read Points)</w:t>
+      </w:r>
+    </w:p>
+    <w:p>
+      <w:pPr>
+        <w:pStyle w:val="Content"/>
+        <w:numPr>
+          <w:ilvl w:val="0"/>
+          <w:numId w:val="2"/>
+        </w:numPr>
+        <w:rPr>
+          <w:lang w:val="en-GB"/>
+        </w:rPr>
+      </w:pPr>
+      <w:r>
+        <w:rPr>
+          <w:lang w:val="en-GB"/>
+        </w:rPr>
+        <w:t>Good Bacteria, Great Health</w:t>
+      </w:r>
+    </w:p>
+    <w:p>
+      <w:pPr>
+        <w:pStyle w:val="Content"/>
+        <w:numPr>
+          <w:ilvl w:val="0"/>
+          <w:numId w:val="2"/>
+        </w:numPr>
+        <w:rPr>
+          <w:lang w:val="en-GB"/>
+        </w:rPr>
+      </w:pPr>
+      <w:r>
+        <w:rPr>
+          <w:lang w:val="en-GB"/>
+        </w:rPr>
+        <w:t xml:space="preserve">The Gut: Your Body’s Command </w:t>
+      </w:r>
+      <w:proofErr w:type="spellStart"/>
+      <w:r>
+        <w:rPr>
+          <w:lang w:val="en-GB"/>
+        </w:rPr>
+        <w:t>Center</w:t>
+      </w:r>
+      <w:proofErr w:type="spellEnd"/>
+    </w:p>
+    <w:p>
+      <w:pPr>
+        <w:pStyle w:val="Content"/>
+        <w:numPr>
+          <w:ilvl w:val="0"/>
+          <w:numId w:val="2"/>
+        </w:numPr>
+        <w:rPr>
+          <w:lang w:val="en-GB"/>
+        </w:rPr>
+      </w:pPr>
+      <w:r>
+        <w:rPr>
+          <w:lang w:val="en-GB"/>
+        </w:rPr>
+        <w:t>Boost Immunity, Balance, and Vitality</w:t>
+      </w:r>
+    </w:p>
+    <w:p>
+      <w:pPr>
+        <w:pStyle w:val="Content"/>
+        <w:numPr>
+          <w:ilvl w:val="0"/>
+          <w:numId w:val="2"/>
+        </w:numPr>
+        <w:rPr>
+          <w:lang w:val="en-GB"/>
+        </w:rPr>
+      </w:pPr>
+      <w:r>
+        <w:rPr>
+          <w:lang w:val="en-GB"/>
+        </w:rPr>
+        <w:t>Modern Life Disrupts — Probiotics Restore</w:t>
+      </w:r>
+    </w:p>
+    <w:p>
+      <w:pPr>
+        <w:pStyle w:val="Content"/>
+        <w:numPr>
+          <w:ilvl w:val="0"/>
+          <w:numId w:val="2"/>
+        </w:numPr>
+        <w:rPr>
+          <w:lang w:val="en-GB"/>
+        </w:rPr>
+      </w:pPr>
+      <w:r>
+        <w:rPr>
+          <w:lang w:val="en-GB"/>
+        </w:rPr>
+        <w:t>Science-Validated Strains for Everyday Wellness</w:t>
+      </w:r>
+    </w:p>
+    <w:p>
+      <w:pPr>
+        <w:pStyle w:val="Content"/>
+        <w:rPr>
+          <w:lang w:val="en-GB"/>
+        </w:rPr>
+      </w:pPr>
+    </w:p>
+    <w:p>
+      <w:pPr>
+        <w:pStyle w:val="Content"/>
+        <w:rPr>
+          <w:lang w:val="en-GB"/>
+        </w:rPr>
+      </w:pPr>
+      <w:proofErr w:type="spellStart"/>
+      <w:r>
+        <w:rPr>
+          <w:b/>
+          <w:bCs/>
+          <w:lang w:val="en-GB"/>
+        </w:rPr>
+        <w:t>繁體中文</w:t>
+      </w:r>
+      <w:proofErr w:type="spellEnd"/>
+      <w:r>
+        <w:rPr>
+          <w:b/>
+          <w:bCs/>
+          <w:lang w:val="en-GB"/>
+        </w:rPr>
+        <w:t xml:space="preserve"> (Traditional Chinese)</w:t>
+      </w:r>
+    </w:p>
+    <w:p>
+      <w:pPr>
+        <w:pStyle w:val="Content"/>
+        <w:numPr>
+          <w:ilvl w:val="0"/>
+          <w:numId w:val="3"/>
+        </w:numPr>
+        <w:rPr>
+          <w:lang w:val="en-GB"/>
+        </w:rPr>
+      </w:pPr>
+      <w:proofErr w:type="spellStart"/>
+      <w:r>
+        <w:rPr>
+          <w:lang w:val="en-GB"/>
+        </w:rPr>
+        <w:t>好菌成就好健康</w:t>
+      </w:r>
+      <w:proofErr w:type="spellEnd"/>
+    </w:p>
+    <w:p>
+      <w:pPr>
+        <w:pStyle w:val="Content"/>
+        <w:numPr>
+          <w:ilvl w:val="0"/>
+          <w:numId w:val="3"/>
+        </w:numPr>
+        <w:rPr>
+          <w:lang w:val="en-GB"/>
+        </w:rPr>
+      </w:pPr>
+      <w:proofErr w:type="spellStart"/>
+      <w:r>
+        <w:rPr>
+          <w:lang w:val="en-GB"/>
+        </w:rPr>
+        <w:t>腸道：人體的指揮中心</w:t>
+      </w:r>
+      <w:proofErr w:type="spellEnd"/>
+    </w:p>
+    <w:p>
+      <w:pPr>
+        <w:pStyle w:val="Content"/>
+        <w:numPr>
+          <w:ilvl w:val="0"/>
+          <w:numId w:val="3"/>
+        </w:numPr>
+        <w:rPr>
+          <w:lang w:val="en-GB"/>
+        </w:rPr>
+      </w:pPr>
+      <w:proofErr w:type="spellStart"/>
+      <w:r>
+        <w:rPr>
+          <w:lang w:val="en-GB"/>
+        </w:rPr>
+        <w:t>提升免疫力、平衡與活力</w:t>
+      </w:r>
+      <w:proofErr w:type="spellEnd"/>
+    </w:p>
+    <w:p>
+      <w:pPr>
+        <w:pStyle w:val="Content"/>
+        <w:numPr>
+          <w:ilvl w:val="0"/>
+          <w:numId w:val="3"/>
+        </w:numPr>
+        <w:rPr>
+          <w:lang w:val="en-GB"/>
+        </w:rPr>
+      </w:pPr>
+      <w:proofErr w:type="spellStart"/>
+      <w:r>
+        <w:rPr>
+          <w:lang w:val="en-GB"/>
+        </w:rPr>
+        <w:t>現代生活打亂平衡</w:t>
+      </w:r>
+      <w:proofErr w:type="spellEnd"/>
+      <w:r>
+        <w:rPr>
+          <w:lang w:val="en-GB"/>
+        </w:rPr>
+        <w:t xml:space="preserve"> — </w:t>
+      </w:r>
+      <w:proofErr w:type="spellStart"/>
+      <w:r>
+        <w:rPr>
+          <w:lang w:val="en-GB"/>
+        </w:rPr>
+        <w:t>益生菌助您恢復</w:t>
+      </w:r>
+      <w:proofErr w:type="spellEnd"/>
+    </w:p>
+    <w:p>
+      <w:pPr>
+        <w:pStyle w:val="Content"/>
+        <w:numPr>
+          <w:ilvl w:val="0"/>
+          <w:numId w:val="3"/>
+        </w:numPr>
+        <w:rPr>
+          <w:lang w:val="en-GB"/>
+        </w:rPr>
+      </w:pPr>
+      <w:proofErr w:type="spellStart"/>
+      <w:r>
+        <w:rPr>
+          <w:lang w:val="en-GB"/>
+        </w:rPr>
+        <w:t>經科學驗證的益生菌株，守護每日健康</w:t>
+      </w:r>
+      <w:proofErr w:type="spellEnd"/>
+    </w:p>
+    <w:p>
+      <w:pPr>
+        <w:pStyle w:val="Content"/>
+        <w:rPr>
+          <w:lang w:val="en-GB"/>
+        </w:rPr>
+      </w:pPr>
+      <w:proofErr w:type="spellStart"/>
+      <w:r>
+        <w:rPr>
+          <w:rFonts w:ascii="Microsoft JhengHei" w:eastAsia="Microsoft JhengHei" w:hAnsi="Microsoft JhengHei" w:cs="Microsoft JhengHei" w:hint="eastAsia"/>
+          <w:b/>
+          <w:bCs/>
+          <w:lang w:val="en-GB"/>
+        </w:rPr>
+        <w:t>简</w:t>
+      </w:r>
+      <w:r>
+        <w:rPr>
+          <w:rFonts w:ascii="MS Mincho" w:eastAsia="MS Mincho" w:hAnsi="MS Mincho" w:cs="MS Mincho" w:hint="eastAsia"/>
+          <w:b/>
+          <w:bCs/>
+          <w:lang w:val="en-GB"/>
+        </w:rPr>
+        <w:t>体中文</w:t>
+      </w:r>
+      <w:proofErr w:type="spellEnd"/>
+      <w:r>
+        <w:rPr>
+          <w:b/>
+          <w:bCs/>
+          <w:lang w:val="en-GB"/>
+        </w:rPr>
+        <w:t xml:space="preserve"> (Simplified Chinese)</w:t>
+      </w:r>
+    </w:p>
+    <w:p>
+      <w:pPr>
+        <w:pStyle w:val="Content"/>
+        <w:numPr>
+          <w:ilvl w:val="0"/>
+          <w:numId w:val="4"/>
+        </w:numPr>
+        <w:rPr>
+          <w:lang w:val="en-GB"/>
+        </w:rPr>
+      </w:pPr>
+      <w:proofErr w:type="spellStart"/>
+      <w:r>
+        <w:rPr>
+          <w:lang w:val="en-GB"/>
+        </w:rPr>
+        <w:t>好菌成就好健康</w:t>
+      </w:r>
+      <w:proofErr w:type="spellEnd"/>
+    </w:p>
+    <w:p>
+      <w:pPr>
+        <w:pStyle w:val="Content"/>
+        <w:numPr>
+          <w:ilvl w:val="0"/>
+          <w:numId w:val="4"/>
+        </w:numPr>
+        <w:rPr>
+          <w:lang w:val="en-GB"/>
+        </w:rPr>
+      </w:pPr>
+      <w:proofErr w:type="spellStart"/>
+      <w:r>
+        <w:rPr>
+          <w:rFonts w:ascii="Microsoft JhengHei" w:eastAsia="Microsoft JhengHei" w:hAnsi="Microsoft JhengHei" w:cs="Microsoft JhengHei" w:hint="eastAsia"/>
+          <w:lang w:val="en-GB"/>
+        </w:rPr>
+        <w:t>肠</w:t>
+      </w:r>
+      <w:r>
+        <w:rPr>
+          <w:rFonts w:ascii="MS Mincho" w:eastAsia="MS Mincho" w:hAnsi="MS Mincho" w:cs="MS Mincho" w:hint="eastAsia"/>
+          <w:lang w:val="en-GB"/>
+        </w:rPr>
+        <w:t>道：人体的指</w:t>
+      </w:r>
+      <w:r>
+        <w:rPr>
+          <w:rFonts w:ascii="Microsoft JhengHei" w:eastAsia="Microsoft JhengHei" w:hAnsi="Microsoft JhengHei" w:cs="Microsoft JhengHei" w:hint="eastAsia"/>
+          <w:lang w:val="en-GB"/>
+        </w:rPr>
+        <w:t>挥</w:t>
+      </w:r>
+      <w:r>
+        <w:rPr>
+          <w:rFonts w:ascii="MS Mincho" w:eastAsia="MS Mincho" w:hAnsi="MS Mincho" w:cs="MS Mincho" w:hint="eastAsia"/>
+          <w:lang w:val="en-GB"/>
+        </w:rPr>
+        <w:t>中心</w:t>
+      </w:r>
+      <w:proofErr w:type="spellEnd"/>
+    </w:p>
+    <w:p>
+      <w:pPr>
+        <w:pStyle w:val="Content"/>
+        <w:numPr>
+          <w:ilvl w:val="0"/>
+          <w:numId w:val="4"/>
+        </w:numPr>
+        <w:rPr>
+          <w:lang w:val="en-GB"/>
+        </w:rPr>
+      </w:pPr>
+      <w:proofErr w:type="spellStart"/>
+      <w:r>
+        <w:rPr>
+          <w:lang w:val="en-GB"/>
+        </w:rPr>
+        <w:t>提升免疫力、平衡与活力</w:t>
+      </w:r>
+      <w:proofErr w:type="spellEnd"/>
+    </w:p>
+    <w:p>
+      <w:pPr>
+        <w:pStyle w:val="Content"/>
+        <w:numPr>
+          <w:ilvl w:val="0"/>
+          <w:numId w:val="4"/>
+        </w:numPr>
+        <w:rPr>
+          <w:lang w:val="en-GB"/>
+        </w:rPr>
+      </w:pPr>
+      <w:proofErr w:type="spellStart"/>
+      <w:r>
+        <w:rPr>
+          <w:rFonts w:ascii="Microsoft JhengHei" w:eastAsia="Microsoft JhengHei" w:hAnsi="Microsoft JhengHei" w:cs="Microsoft JhengHei" w:hint="eastAsia"/>
+          <w:lang w:val="en-GB"/>
+        </w:rPr>
+        <w:lastRenderedPageBreak/>
+        <w:t>现</w:t>
+      </w:r>
+      <w:r>
+        <w:rPr>
+          <w:rFonts w:ascii="MS Mincho" w:eastAsia="MS Mincho" w:hAnsi="MS Mincho" w:cs="MS Mincho" w:hint="eastAsia"/>
+          <w:lang w:val="en-GB"/>
+        </w:rPr>
+        <w:t>代生活打乱平衡</w:t>
+      </w:r>
+      <w:proofErr w:type="spellEnd"/>
+      <w:r>
+        <w:rPr>
+          <w:lang w:val="en-GB"/>
+        </w:rPr>
+        <w:t xml:space="preserve"> — </w:t>
+      </w:r>
+      <w:proofErr w:type="spellStart"/>
+      <w:r>
+        <w:rPr>
+          <w:lang w:val="en-GB"/>
+        </w:rPr>
+        <w:t>益生菌助您恢复</w:t>
+      </w:r>
+      <w:proofErr w:type="spellEnd"/>
+    </w:p>
+    <w:p>
+      <w:pPr>
+        <w:pStyle w:val="Content"/>
+        <w:numPr>
+          <w:ilvl w:val="0"/>
+          <w:numId w:val="4"/>
+        </w:numPr>
+        <w:rPr>
+          <w:lang w:val="en-GB"/>
+        </w:rPr>
+      </w:pPr>
+      <w:proofErr w:type="spellStart"/>
+      <w:r>
+        <w:rPr>
+          <w:rFonts w:ascii="Microsoft JhengHei" w:eastAsia="Microsoft JhengHei" w:hAnsi="Microsoft JhengHei" w:cs="Microsoft JhengHei" w:hint="eastAsia"/>
+          <w:lang w:val="en-GB"/>
+        </w:rPr>
+        <w:t>经</w:t>
+      </w:r>
+      <w:r>
+        <w:rPr>
+          <w:rFonts w:ascii="MS Mincho" w:eastAsia="MS Mincho" w:hAnsi="MS Mincho" w:cs="MS Mincho" w:hint="eastAsia"/>
+          <w:lang w:val="en-GB"/>
+        </w:rPr>
+        <w:t>科学</w:t>
+      </w:r>
+      <w:r>
+        <w:rPr>
+          <w:rFonts w:ascii="Microsoft JhengHei" w:eastAsia="Microsoft JhengHei" w:hAnsi="Microsoft JhengHei" w:cs="Microsoft JhengHei" w:hint="eastAsia"/>
+          <w:lang w:val="en-GB"/>
+        </w:rPr>
+        <w:t>验证</w:t>
+      </w:r>
+      <w:r>
+        <w:rPr>
+          <w:rFonts w:ascii="MS Mincho" w:eastAsia="MS Mincho" w:hAnsi="MS Mincho" w:cs="MS Mincho" w:hint="eastAsia"/>
+          <w:lang w:val="en-GB"/>
+        </w:rPr>
+        <w:t>的益生菌株，守</w:t>
+      </w:r>
+      <w:r>
+        <w:rPr>
+          <w:rFonts w:ascii="Microsoft JhengHei" w:eastAsia="Microsoft JhengHei" w:hAnsi="Microsoft JhengHei" w:cs="Microsoft JhengHei" w:hint="eastAsia"/>
+          <w:lang w:val="en-GB"/>
+        </w:rPr>
+        <w:t>护</w:t>
+      </w:r>
+      <w:r>
+        <w:rPr>
+          <w:rFonts w:ascii="MS Mincho" w:eastAsia="MS Mincho" w:hAnsi="MS Mincho" w:cs="MS Mincho" w:hint="eastAsia"/>
+          <w:lang w:val="en-GB"/>
+        </w:rPr>
+        <w:t>每日健康</w:t>
+      </w:r>
+      <w:proofErr w:type="spellEnd"/>
+    </w:p>
+    <w:p>
+      <w:pPr>
+        <w:pStyle w:val="Content"/>
+        <w:rPr>
+          <w:lang w:val="en-GB"/>
+        </w:rPr>
+      </w:pPr>
+    </w:p>
+    <w:p>
+      <w:pPr>
+        <w:spacing w:after="200"/>
+        <w:rPr>
+          <w:b w:val="0"/>
+          <w:lang w:val="en-GB"/>
+        </w:rPr>
+      </w:pPr>
+      <w:r>
+        <w:rPr>
+          <w:lang w:val="en-GB"/>
+        </w:rPr>
+        <w:br w:type="page"/>
+      </w:r>
+    </w:p>
+    <w:p>
+      <w:pPr>
+        <w:pStyle w:val="Heading1"/>
+        <w:rPr>
+          <w:lang w:val="en-GB"/>
+        </w:rPr>
+      </w:pPr>
+      <w:proofErr w:type="spellStart"/>
+      <w:r>
+        <w:rPr>
+          <w:lang w:val="en-GB"/>
+        </w:rPr>
+        <w:lastRenderedPageBreak/>
+        <w:t>i</w:t>
+      </w:r>
+      <w:proofErr w:type="spellEnd"/>
+      <w:r>
+        <w:rPr>
+          <w:lang w:val="en-GB"/>
+        </w:rPr>
+        <w:t>-Rebuild™ Multi-Source Probiotic Nutri-Liquid</w:t>
+      </w:r>
+    </w:p>
+    <w:p>
+      <w:pPr>
+        <w:pStyle w:val="Content"/>
+        <w:rPr>
+          <w:lang w:val="en-GB"/>
+        </w:rPr>
+      </w:pPr>
+      <w:proofErr w:type="spellStart"/>
+      <w:r>
+        <w:rPr>
+          <w:lang w:val="en-GB"/>
+        </w:rPr>
+        <w:t>i</w:t>
+      </w:r>
+      <w:proofErr w:type="spellEnd"/>
+      <w:r>
+        <w:rPr>
+          <w:lang w:val="en-GB"/>
+        </w:rPr>
+        <w:t xml:space="preserve">-Rebuild™ is the </w:t>
+      </w:r>
+      <w:r>
+        <w:rPr>
+          <w:b/>
+          <w:bCs/>
+          <w:lang w:val="en-GB"/>
+        </w:rPr>
+        <w:t>flagship formulation</w:t>
+      </w:r>
+      <w:r>
+        <w:rPr>
+          <w:lang w:val="en-GB"/>
+        </w:rPr>
+        <w:t xml:space="preserve"> of </w:t>
+      </w:r>
+      <w:proofErr w:type="spellStart"/>
+      <w:r>
+        <w:rPr>
+          <w:lang w:val="en-GB"/>
+        </w:rPr>
+        <w:t>ProLife</w:t>
+      </w:r>
+      <w:proofErr w:type="spellEnd"/>
+      <w:r>
+        <w:rPr>
+          <w:lang w:val="en-GB"/>
+        </w:rPr>
+        <w:t xml:space="preserve"> Global Health Ltd, developed to repair, protect, and revitalize health at the cellular level. Each 30 ml daily serving delivers a </w:t>
+      </w:r>
+      <w:r>
+        <w:rPr>
+          <w:b/>
+          <w:bCs/>
+          <w:lang w:val="en-GB"/>
+        </w:rPr>
+        <w:t>synergistic blend of six clinically proven probiotic strains</w:t>
+      </w:r>
+      <w:r>
+        <w:rPr>
+          <w:lang w:val="en-GB"/>
+        </w:rPr>
+        <w:t xml:space="preserve">, essential vitamins, botanical extracts, and bioactive nutrients to form a </w:t>
+      </w:r>
+      <w:r>
+        <w:rPr>
+          <w:b/>
+          <w:bCs/>
+          <w:lang w:val="en-GB"/>
+        </w:rPr>
+        <w:t>multi-layered wellness system</w:t>
+      </w:r>
+      <w:r>
+        <w:rPr>
+          <w:lang w:val="en-GB"/>
+        </w:rPr>
+        <w:t>.</w:t>
+      </w:r>
+    </w:p>
+    <w:p>
+      <w:pPr>
+        <w:pStyle w:val="Content"/>
+        <w:numPr>
+          <w:ilvl w:val="0"/>
+          <w:numId w:val="5"/>
+        </w:numPr>
+        <w:rPr>
+          <w:lang w:val="en-GB"/>
+        </w:rPr>
+      </w:pPr>
+      <w:r>
+        <w:rPr>
+          <w:lang w:val="en-GB"/>
+        </w:rPr>
+        <w:t xml:space="preserve">The </w:t>
+      </w:r>
+      <w:r>
+        <w:rPr>
+          <w:b/>
+          <w:bCs/>
+          <w:lang w:val="en-GB"/>
+        </w:rPr>
+        <w:t>Six-Strain Probiotic Blend</w:t>
+      </w:r>
+      <w:r>
+        <w:rPr>
+          <w:lang w:val="en-GB"/>
+        </w:rPr>
+        <w:t xml:space="preserve"> acts as the </w:t>
+      </w:r>
+      <w:r>
+        <w:rPr>
+          <w:b/>
+          <w:bCs/>
+          <w:lang w:val="en-GB"/>
+        </w:rPr>
+        <w:t>core efficacy engine</w:t>
+      </w:r>
+      <w:r>
+        <w:rPr>
+          <w:lang w:val="en-GB"/>
+        </w:rPr>
+        <w:t>, strengthening the gut barrier, regulating immunity, balancing inflammation, and supporting digestive motility.</w:t>
+      </w:r>
+    </w:p>
+    <w:p>
+      <w:pPr>
+        <w:pStyle w:val="Content"/>
+        <w:numPr>
+          <w:ilvl w:val="0"/>
+          <w:numId w:val="5"/>
+        </w:numPr>
+        <w:rPr>
+          <w:lang w:val="en-GB"/>
+        </w:rPr>
+      </w:pPr>
+      <w:r>
+        <w:rPr>
+          <w:lang w:val="en-GB"/>
+        </w:rPr>
+        <w:t xml:space="preserve">The </w:t>
+      </w:r>
+      <w:r>
+        <w:rPr>
+          <w:b/>
+          <w:bCs/>
+          <w:lang w:val="en-GB"/>
+        </w:rPr>
+        <w:t>Vitamin Complex (D3 + K2)</w:t>
+      </w:r>
+      <w:r>
+        <w:rPr>
+          <w:lang w:val="en-GB"/>
+        </w:rPr>
+        <w:t xml:space="preserve"> provides a </w:t>
+      </w:r>
+      <w:r>
+        <w:rPr>
+          <w:b/>
+          <w:bCs/>
+          <w:lang w:val="en-GB"/>
+        </w:rPr>
+        <w:t>metabolic synergy system</w:t>
+      </w:r>
+      <w:r>
+        <w:rPr>
+          <w:lang w:val="en-GB"/>
+        </w:rPr>
+        <w:t>, guiding calcium absorption, bone strength, and vascular health.</w:t>
+      </w:r>
+    </w:p>
+    <w:p>
+      <w:pPr>
+        <w:pStyle w:val="Content"/>
+        <w:numPr>
+          <w:ilvl w:val="0"/>
+          <w:numId w:val="5"/>
+        </w:numPr>
+        <w:rPr>
+          <w:lang w:val="en-GB"/>
+        </w:rPr>
+      </w:pPr>
+      <w:r>
+        <w:rPr>
+          <w:lang w:val="en-GB"/>
+        </w:rPr>
+        <w:t xml:space="preserve">The </w:t>
+      </w:r>
+      <w:r>
+        <w:rPr>
+          <w:b/>
+          <w:bCs/>
+          <w:lang w:val="en-GB"/>
+        </w:rPr>
+        <w:t>Botanical Extract Complex</w:t>
+      </w:r>
+      <w:r>
+        <w:rPr>
+          <w:lang w:val="en-GB"/>
+        </w:rPr>
+        <w:t xml:space="preserve"> (artichoke, green tea, hawthorn, goji berry, elderberry) forms a </w:t>
+      </w:r>
+      <w:r>
+        <w:rPr>
+          <w:b/>
+          <w:bCs/>
+          <w:lang w:val="en-GB"/>
+        </w:rPr>
+        <w:t>whole-body support system</w:t>
+      </w:r>
+      <w:r>
+        <w:rPr>
+          <w:lang w:val="en-GB"/>
+        </w:rPr>
+        <w:t xml:space="preserve"> for the liver, heart, kidneys, and respiratory immunity.</w:t>
+      </w:r>
+    </w:p>
+    <w:p>
+      <w:pPr>
+        <w:pStyle w:val="Content"/>
+        <w:numPr>
+          <w:ilvl w:val="0"/>
+          <w:numId w:val="5"/>
+        </w:numPr>
+        <w:rPr>
+          <w:lang w:val="en-GB"/>
+        </w:rPr>
+      </w:pPr>
+      <w:r>
+        <w:rPr>
+          <w:lang w:val="en-GB"/>
+        </w:rPr>
+        <w:t xml:space="preserve">The </w:t>
+      </w:r>
+      <w:r>
+        <w:rPr>
+          <w:b/>
+          <w:bCs/>
+          <w:lang w:val="en-GB"/>
+        </w:rPr>
+        <w:t>Internal Nutrients</w:t>
+      </w:r>
+      <w:r>
+        <w:rPr>
+          <w:lang w:val="en-GB"/>
+        </w:rPr>
+        <w:t xml:space="preserve"> (Vitamin C, yeast extract, GABA) deliver </w:t>
+      </w:r>
+      <w:r>
+        <w:rPr>
+          <w:b/>
+          <w:bCs/>
+          <w:lang w:val="en-GB"/>
+        </w:rPr>
+        <w:t>cellular protection</w:t>
+      </w:r>
+      <w:r>
+        <w:rPr>
+          <w:lang w:val="en-GB"/>
+        </w:rPr>
+        <w:t xml:space="preserve">, antioxidant </w:t>
+      </w:r>
+      <w:proofErr w:type="spellStart"/>
+      <w:r>
+        <w:rPr>
+          <w:lang w:val="en-GB"/>
+        </w:rPr>
+        <w:t>defense</w:t>
+      </w:r>
+      <w:proofErr w:type="spellEnd"/>
+      <w:r>
+        <w:rPr>
+          <w:lang w:val="en-GB"/>
+        </w:rPr>
+        <w:t>, and mood-sleep regulation.</w:t>
+      </w:r>
+    </w:p>
+    <w:p>
+      <w:pPr>
+        <w:pStyle w:val="Content"/>
+        <w:numPr>
+          <w:ilvl w:val="0"/>
+          <w:numId w:val="5"/>
+        </w:numPr>
+        <w:rPr>
+          <w:lang w:val="en-GB"/>
+        </w:rPr>
+      </w:pPr>
+      <w:r>
+        <w:rPr>
+          <w:lang w:val="en-GB"/>
+        </w:rPr>
+        <w:t xml:space="preserve">The </w:t>
+      </w:r>
+      <w:r>
+        <w:rPr>
+          <w:b/>
+          <w:bCs/>
+          <w:lang w:val="en-GB"/>
+        </w:rPr>
+        <w:t>Fermented Base Matrix</w:t>
+      </w:r>
+      <w:r>
+        <w:rPr>
+          <w:lang w:val="en-GB"/>
+        </w:rPr>
+        <w:t xml:space="preserve"> (organic lemon ferment + citrus </w:t>
+      </w:r>
+      <w:proofErr w:type="spellStart"/>
+      <w:r>
+        <w:rPr>
+          <w:lang w:val="en-GB"/>
+        </w:rPr>
+        <w:t>fiber</w:t>
+      </w:r>
+      <w:proofErr w:type="spellEnd"/>
+      <w:r>
+        <w:rPr>
+          <w:lang w:val="en-GB"/>
+        </w:rPr>
+        <w:t xml:space="preserve">) enhances absorption while offering prebiotic and dietary </w:t>
+      </w:r>
+      <w:proofErr w:type="spellStart"/>
+      <w:r>
+        <w:rPr>
+          <w:lang w:val="en-GB"/>
+        </w:rPr>
+        <w:t>fiber</w:t>
+      </w:r>
+      <w:proofErr w:type="spellEnd"/>
+      <w:r>
+        <w:rPr>
+          <w:lang w:val="en-GB"/>
+        </w:rPr>
+        <w:t xml:space="preserve"> support.</w:t>
+      </w:r>
+    </w:p>
+    <w:p>
+      <w:pPr>
+        <w:pStyle w:val="Content"/>
+        <w:rPr>
+          <w:lang w:val="en-GB"/>
+        </w:rPr>
+      </w:pPr>
+      <w:proofErr w:type="spellStart"/>
+      <w:r>
+        <w:rPr>
+          <w:lang w:val="en-GB"/>
+        </w:rPr>
+        <w:t>i</w:t>
+      </w:r>
+      <w:proofErr w:type="spellEnd"/>
+      <w:r>
+        <w:rPr>
+          <w:lang w:val="en-GB"/>
+        </w:rPr>
+        <w:t xml:space="preserve">-Rebuild™ represents the future of </w:t>
+      </w:r>
+      <w:r>
+        <w:rPr>
+          <w:b/>
+          <w:bCs/>
+          <w:lang w:val="en-GB"/>
+        </w:rPr>
+        <w:t>precision probiotic nutrition</w:t>
+      </w:r>
+      <w:r>
+        <w:rPr>
+          <w:lang w:val="en-GB"/>
+        </w:rPr>
+        <w:t xml:space="preserve">—a holistic formula that integrates microbiome science, natural extracts, and essential cofactors for </w:t>
+      </w:r>
+      <w:r>
+        <w:rPr>
+          <w:b/>
+          <w:bCs/>
+          <w:lang w:val="en-GB"/>
+        </w:rPr>
+        <w:t>daily vitality and long-term resilience</w:t>
+      </w:r>
+      <w:r>
+        <w:rPr>
+          <w:lang w:val="en-GB"/>
+        </w:rPr>
+        <w:t>.</w:t>
+      </w:r>
+    </w:p>
+    <w:p>
+      <w:pPr>
+        <w:pStyle w:val="Content"/>
+        <w:rPr>
+          <w:lang w:val="en-GB"/>
+        </w:rPr>
+      </w:pPr>
+    </w:p>
+    <w:p>
+      <w:pPr>
+        <w:spacing w:after="200"/>
+        <w:rPr>
+          <w:b w:val="0"/>
+          <w:lang w:val="en-GB"/>
+        </w:rPr>
+      </w:pPr>
+      <w:r>
+        <w:rPr>
+          <w:lang w:val="en-GB"/>
+        </w:rPr>
+        <w:br w:type="page"/>
+      </w:r>
+    </w:p>
+    <w:p>
+      <w:pPr>
+        <w:pStyle w:val="Content"/>
+        <w:rPr>
+          <w:lang w:val="en-GB"/>
+        </w:rPr>
+      </w:pPr>
+      <w:r>
+        <w:rPr>
+          <w:lang w:val="en-GB"/>
+        </w:rPr>
+        <w:lastRenderedPageBreak/>
+        <w:drawing>
+          <wp:inline distT="0" distB="0" distL="0" distR="0" wp14:anchorId="43A17C89" wp14:editId="71229BC9">
+            <wp:extent cx="6096000" cy="9144000"/>
+            <wp:effectExtent l="0" t="0" r="0" b="0"/>
+            <wp:docPr id="1987081839" name="Picture 2"/>
+            <wp:cNvGraphicFramePr>
+              <a:graphicFrameLocks xmlns:a="http://schemas.openxmlformats.org/drawingml/2006/main" noChangeAspect="1"/>
+            </wp:cNvGraphicFramePr>
+            <a:graphic xmlns:a="http://schemas.openxmlformats.org/drawingml/2006/main">
+              <a:graphicData uri="http://schemas.openxmlformats.org/drawingml/2006/picture">
+                <pic:pic xmlns:pic="http://schemas.openxmlformats.org/drawingml/2006/picture">
+                  <pic:nvPicPr>
+                    <pic:cNvPr id="0" name="Picture 1"/>
+                    <pic:cNvPicPr>
+                      <a:picLocks noChangeAspect="1" noChangeArrowheads="1"/>
+                    </pic:cNvPicPr>
+                  </pic:nvPicPr>
+                  <pic:blipFill>
+                    <a:blip r:embed="rId10">
+                      <a:extLst>
+                        <a:ext uri="{28A0092B-C50C-407E-A947-70E740481C1C}">
+                          <a14:useLocalDpi xmlns:a14="http://schemas.microsoft.com/office/drawing/2010/main" val="0"/>
+                        </a:ext>
+                      </a:extLst>
+                    </a:blip>
+                    <a:srcRect/>
+                    <a:stretch>
+                      <a:fillRect/>
+                    </a:stretch>
+                  </pic:blipFill>
+                  <pic:spPr bwMode="auto">
+                    <a:xfrm>
+                      <a:off x="0" y="0"/>
+                      <a:ext cx="6096000" cy="9144000"/>
+                    </a:xfrm>
+                    <a:prstGeom prst="rect">
+                      <a:avLst/>
+                    </a:prstGeom>
+                    <a:noFill/>
+                    <a:ln>
+                      <a:noFill/>
+                    </a:ln>
+                  </pic:spPr>
+                </pic:pic>
+              </a:graphicData>
+            </a:graphic>
+          </wp:inline>
+        </w:drawing>
+      </w:r>
+    </w:p>
+    <w:p>
+      <w:pPr>
+        <w:pStyle w:val="Content"/>
+        <w:rPr>
+          <w:lang w:val="en-GB"/>
+        </w:rPr>
+      </w:pPr>
+    </w:p>
+    <w:p>
+      <w:pPr>
+        <w:spacing w:after="200"/>
+        <w:rPr>
+          <w:b w:val="0"/>
+          <w:lang w:val="en-GB"/>
+        </w:rPr>
+      </w:pPr>
+      <w:r>
+        <w:rPr>
+          <w:lang w:val="en-GB"/>
+        </w:rPr>
+        <w:br w:type="page"/>
+      </w:r>
+    </w:p>
+    <w:p>
+      <w:pPr>
+        <w:pStyle w:val="Heading1"/>
+        <w:rPr>
+          <w:rFonts w:ascii="MS Gothic" w:eastAsia="MS Gothic" w:hAnsi="MS Gothic" w:cs="MS Gothic"/>
+          <w:lang w:val="en-GB"/>
+        </w:rPr>
+      </w:pPr>
+      <w:proofErr w:type="spellStart"/>
+      <w:r>
+        <w:rPr>
+          <w:rFonts w:hint="eastAsia"/>
+          <w:lang w:val="en-GB"/>
+        </w:rPr>
+        <w:lastRenderedPageBreak/>
+        <w:t>重活寶</w:t>
+      </w:r>
+      <w:proofErr w:type="spellEnd"/>
+      <w:r>
+        <w:rPr>
+          <w:rFonts w:hint="eastAsia"/>
+          <w:lang w:val="en-GB"/>
+        </w:rPr>
+        <w:t>™</w:t>
+      </w:r>
+      <w:r>
+        <w:rPr>
+          <w:lang w:val="en-GB"/>
+        </w:rPr>
+        <w:t xml:space="preserve"> </w:t>
+      </w:r>
+      <w:proofErr w:type="spellStart"/>
+      <w:r>
+        <w:rPr>
+          <w:rFonts w:hint="eastAsia"/>
+          <w:lang w:val="en-GB"/>
+        </w:rPr>
+        <w:t>多源益生營養液</w:t>
+      </w:r>
+      <w:proofErr w:type="spellEnd"/>
+      <w:r>
+        <w:rPr>
+          <w:lang w:val="en-GB"/>
+        </w:rPr>
+        <w:t xml:space="preserve"> | </w:t>
+      </w:r>
+      <w:proofErr w:type="spellStart"/>
+      <w:r>
+        <w:rPr>
+          <w:rFonts w:hint="eastAsia"/>
+          <w:lang w:val="en-GB"/>
+        </w:rPr>
+        <w:t>重活宝</w:t>
+      </w:r>
+      <w:proofErr w:type="spellEnd"/>
+      <w:r>
+        <w:rPr>
+          <w:rFonts w:hint="eastAsia"/>
+          <w:lang w:val="en-GB"/>
+        </w:rPr>
+        <w:t>™</w:t>
+      </w:r>
+      <w:r>
+        <w:rPr>
+          <w:lang w:val="en-GB"/>
+        </w:rPr>
+        <w:t xml:space="preserve"> </w:t>
+      </w:r>
+      <w:proofErr w:type="spellStart"/>
+      <w:r>
+        <w:rPr>
+          <w:rFonts w:hint="eastAsia"/>
+          <w:lang w:val="en-GB"/>
+        </w:rPr>
+        <w:t>多源益生</w:t>
+      </w:r>
+      <w:r>
+        <w:rPr>
+          <w:rFonts w:ascii="Microsoft JhengHei" w:eastAsia="Microsoft JhengHei" w:hAnsi="Microsoft JhengHei" w:cs="Microsoft JhengHei" w:hint="eastAsia"/>
+          <w:lang w:val="en-GB"/>
+        </w:rPr>
+        <w:t>营</w:t>
+      </w:r>
+      <w:r>
+        <w:rPr>
+          <w:rFonts w:ascii="MS Gothic" w:eastAsia="MS Gothic" w:hAnsi="MS Gothic" w:cs="MS Gothic" w:hint="eastAsia"/>
+          <w:lang w:val="en-GB"/>
+        </w:rPr>
+        <w:t>养液</w:t>
+      </w:r>
+      <w:proofErr w:type="spellEnd"/>
+    </w:p>
+    <w:p>
+      <w:pPr>
+        <w:pStyle w:val="Content"/>
+        <w:rPr>
+          <w:lang w:val="en-GB"/>
+        </w:rPr>
+      </w:pPr>
+      <w:proofErr w:type="spellStart"/>
+      <w:r>
+        <w:rPr>
+          <w:lang w:val="en-GB"/>
+        </w:rPr>
+        <w:t>重活寶</w:t>
+      </w:r>
+      <w:proofErr w:type="spellEnd"/>
+      <w:r>
+        <w:rPr>
+          <w:lang w:val="en-GB"/>
+        </w:rPr>
+        <w:t>™</w:t>
+      </w:r>
+      <w:proofErr w:type="spellStart"/>
+      <w:r>
+        <w:rPr>
+          <w:lang w:val="en-GB"/>
+        </w:rPr>
+        <w:t>是活之寶環球健康有限公司的</w:t>
+      </w:r>
+      <w:r>
+        <w:rPr>
+          <w:b/>
+          <w:bCs/>
+          <w:lang w:val="en-GB"/>
+        </w:rPr>
+        <w:t>旗艦配方</w:t>
+      </w:r>
+      <w:r>
+        <w:rPr>
+          <w:lang w:val="en-GB"/>
+        </w:rPr>
+        <w:t>，旨在修復、保護並於細胞層面重建健康。每日</w:t>
+      </w:r>
+      <w:proofErr w:type="spellEnd"/>
+      <w:r>
+        <w:rPr>
+          <w:lang w:val="en-GB"/>
+        </w:rPr>
+        <w:t>30</w:t>
+      </w:r>
+      <w:proofErr w:type="spellStart"/>
+      <w:r>
+        <w:rPr>
+          <w:lang w:val="en-GB"/>
+        </w:rPr>
+        <w:t>毫升劑量，提供</w:t>
+      </w:r>
+      <w:r>
+        <w:rPr>
+          <w:b/>
+          <w:bCs/>
+          <w:lang w:val="en-GB"/>
+        </w:rPr>
+        <w:t>六株臨床驗證的益生菌</w:t>
+      </w:r>
+      <w:r>
+        <w:rPr>
+          <w:lang w:val="en-GB"/>
+        </w:rPr>
+        <w:t>、關鍵維生素、植物精華與活性營養素，構成多層次的健康支持系統</w:t>
+      </w:r>
+      <w:proofErr w:type="spellEnd"/>
+      <w:r>
+        <w:rPr>
+          <w:lang w:val="en-GB"/>
+        </w:rPr>
+        <w:t>。</w:t>
+      </w:r>
+    </w:p>
+    <w:p>
+      <w:pPr>
+        <w:pStyle w:val="Content"/>
+        <w:numPr>
+          <w:ilvl w:val="0"/>
+          <w:numId w:val="6"/>
+        </w:numPr>
+        <w:rPr>
+          <w:lang w:val="en-GB"/>
+        </w:rPr>
+      </w:pPr>
+      <w:proofErr w:type="spellStart"/>
+      <w:r>
+        <w:rPr>
+          <w:b/>
+          <w:bCs/>
+          <w:lang w:val="en-GB"/>
+        </w:rPr>
+        <w:t>六維專利益生菌複合物</w:t>
+      </w:r>
+      <w:r>
+        <w:rPr>
+          <w:lang w:val="en-GB"/>
+        </w:rPr>
+        <w:t>為</w:t>
+      </w:r>
+      <w:r>
+        <w:rPr>
+          <w:b/>
+          <w:bCs/>
+          <w:lang w:val="en-GB"/>
+        </w:rPr>
+        <w:t>核心功效引擎</w:t>
+      </w:r>
+      <w:r>
+        <w:rPr>
+          <w:lang w:val="en-GB"/>
+        </w:rPr>
+        <w:t>，加強腸道屏障、調節免疫、平衡發炎並支持腸道動力</w:t>
+      </w:r>
+      <w:proofErr w:type="spellEnd"/>
+      <w:r>
+        <w:rPr>
+          <w:lang w:val="en-GB"/>
+        </w:rPr>
+        <w:t>。</w:t>
+      </w:r>
+    </w:p>
+    <w:p>
+      <w:pPr>
+        <w:pStyle w:val="Content"/>
+        <w:numPr>
+          <w:ilvl w:val="0"/>
+          <w:numId w:val="6"/>
+        </w:numPr>
+        <w:rPr>
+          <w:lang w:val="en-GB"/>
+        </w:rPr>
+      </w:pPr>
+      <w:proofErr w:type="spellStart"/>
+      <w:r>
+        <w:rPr>
+          <w:b/>
+          <w:bCs/>
+          <w:lang w:val="en-GB"/>
+        </w:rPr>
+        <w:t>維生素組合</w:t>
+      </w:r>
+      <w:proofErr w:type="spellEnd"/>
+      <w:r>
+        <w:rPr>
+          <w:b/>
+          <w:bCs/>
+          <w:lang w:val="en-GB"/>
+        </w:rPr>
+        <w:t xml:space="preserve"> (D3 + K2)</w:t>
+      </w:r>
+      <w:r>
+        <w:rPr>
+          <w:lang w:val="en-GB"/>
+        </w:rPr>
+        <w:t xml:space="preserve"> </w:t>
+      </w:r>
+      <w:proofErr w:type="spellStart"/>
+      <w:r>
+        <w:rPr>
+          <w:lang w:val="en-GB"/>
+        </w:rPr>
+        <w:t>構成</w:t>
+      </w:r>
+      <w:r>
+        <w:rPr>
+          <w:b/>
+          <w:bCs/>
+          <w:lang w:val="en-GB"/>
+        </w:rPr>
+        <w:t>代謝協同系統</w:t>
+      </w:r>
+      <w:r>
+        <w:rPr>
+          <w:lang w:val="en-GB"/>
+        </w:rPr>
+        <w:t>，引導鈣質吸收、骨骼強健與血管健康</w:t>
+      </w:r>
+      <w:proofErr w:type="spellEnd"/>
+      <w:r>
+        <w:rPr>
+          <w:lang w:val="en-GB"/>
+        </w:rPr>
+        <w:t>。</w:t>
+      </w:r>
+    </w:p>
+    <w:p>
+      <w:pPr>
+        <w:pStyle w:val="Content"/>
+        <w:numPr>
+          <w:ilvl w:val="0"/>
+          <w:numId w:val="6"/>
+        </w:numPr>
+        <w:rPr>
+          <w:lang w:val="en-GB"/>
+        </w:rPr>
+      </w:pPr>
+      <w:proofErr w:type="spellStart"/>
+      <w:r>
+        <w:rPr>
+          <w:b/>
+          <w:bCs/>
+          <w:lang w:val="en-GB"/>
+        </w:rPr>
+        <w:t>植物精華組合</w:t>
+      </w:r>
+      <w:r>
+        <w:rPr>
+          <w:lang w:val="en-GB"/>
+        </w:rPr>
+        <w:t>（朝鮮薊、綠茶、山楂、枸杞子、接骨木莓）提供</w:t>
+      </w:r>
+      <w:r>
+        <w:rPr>
+          <w:b/>
+          <w:bCs/>
+          <w:lang w:val="en-GB"/>
+        </w:rPr>
+        <w:t>全身性支持系統</w:t>
+      </w:r>
+      <w:r>
+        <w:rPr>
+          <w:lang w:val="en-GB"/>
+        </w:rPr>
+        <w:t>，守護肝臟、心臟、腎臟與呼吸免疫</w:t>
+      </w:r>
+      <w:proofErr w:type="spellEnd"/>
+      <w:r>
+        <w:rPr>
+          <w:lang w:val="en-GB"/>
+        </w:rPr>
+        <w:t>。</w:t>
+      </w:r>
+    </w:p>
+    <w:p>
+      <w:pPr>
+        <w:pStyle w:val="Content"/>
+        <w:numPr>
+          <w:ilvl w:val="0"/>
+          <w:numId w:val="6"/>
+        </w:numPr>
+        <w:rPr>
+          <w:lang w:val="en-GB"/>
+        </w:rPr>
+      </w:pPr>
+      <w:proofErr w:type="spellStart"/>
+      <w:r>
+        <w:rPr>
+          <w:rFonts w:ascii="Yu Gothic" w:eastAsia="Yu Gothic" w:hAnsi="Yu Gothic" w:cs="Yu Gothic" w:hint="eastAsia"/>
+          <w:b/>
+          <w:bCs/>
+          <w:lang w:val="en-GB"/>
+        </w:rPr>
+        <w:t>內</w:t>
+      </w:r>
+      <w:r>
+        <w:rPr>
+          <w:rFonts w:ascii="MS Mincho" w:eastAsia="MS Mincho" w:hAnsi="MS Mincho" w:cs="MS Mincho" w:hint="eastAsia"/>
+          <w:b/>
+          <w:bCs/>
+          <w:lang w:val="en-GB"/>
+        </w:rPr>
+        <w:t>在營養素</w:t>
+      </w:r>
+      <w:r>
+        <w:rPr>
+          <w:lang w:val="en-GB"/>
+        </w:rPr>
+        <w:t>（維生素</w:t>
+      </w:r>
+      <w:proofErr w:type="spellEnd"/>
+      <w:r>
+        <w:rPr>
+          <w:lang w:val="en-GB"/>
+        </w:rPr>
+        <w:t>C</w:t>
+      </w:r>
+      <w:r>
+        <w:rPr>
+          <w:lang w:val="en-GB"/>
+        </w:rPr>
+        <w:t>、</w:t>
+      </w:r>
+      <w:proofErr w:type="spellStart"/>
+      <w:r>
+        <w:rPr>
+          <w:lang w:val="en-GB"/>
+        </w:rPr>
+        <w:t>酵母抽提物</w:t>
+      </w:r>
+      <w:proofErr w:type="spellEnd"/>
+      <w:r>
+        <w:rPr>
+          <w:lang w:val="en-GB"/>
+        </w:rPr>
+        <w:t>、</w:t>
+      </w:r>
+      <w:r>
+        <w:rPr>
+          <w:lang w:val="en-GB"/>
+        </w:rPr>
+        <w:t>GABA</w:t>
+      </w:r>
+      <w:r>
+        <w:rPr>
+          <w:lang w:val="en-GB"/>
+        </w:rPr>
+        <w:t>）</w:t>
+      </w:r>
+      <w:proofErr w:type="spellStart"/>
+      <w:r>
+        <w:rPr>
+          <w:lang w:val="en-GB"/>
+        </w:rPr>
+        <w:t>負責</w:t>
+      </w:r>
+      <w:r>
+        <w:rPr>
+          <w:b/>
+          <w:bCs/>
+          <w:lang w:val="en-GB"/>
+        </w:rPr>
+        <w:t>細胞保護</w:t>
+      </w:r>
+      <w:r>
+        <w:rPr>
+          <w:lang w:val="en-GB"/>
+        </w:rPr>
+        <w:t>、抗氧化防禦與情緒睡眠調節</w:t>
+      </w:r>
+      <w:proofErr w:type="spellEnd"/>
+      <w:r>
+        <w:rPr>
+          <w:lang w:val="en-GB"/>
+        </w:rPr>
+        <w:t>。</w:t>
+      </w:r>
+    </w:p>
+    <w:p>
+      <w:pPr>
+        <w:pStyle w:val="Content"/>
+        <w:numPr>
+          <w:ilvl w:val="0"/>
+          <w:numId w:val="6"/>
+        </w:numPr>
+        <w:rPr>
+          <w:lang w:val="en-GB"/>
+        </w:rPr>
+      </w:pPr>
+      <w:proofErr w:type="spellStart"/>
+      <w:r>
+        <w:rPr>
+          <w:b/>
+          <w:bCs/>
+          <w:lang w:val="en-GB"/>
+        </w:rPr>
+        <w:t>發酵基質</w:t>
+      </w:r>
+      <w:proofErr w:type="spellEnd"/>
+      <w:r>
+        <w:rPr>
+          <w:b/>
+          <w:bCs/>
+          <w:lang w:val="en-GB"/>
+        </w:rPr>
+        <w:t xml:space="preserve"> (</w:t>
+      </w:r>
+      <w:proofErr w:type="spellStart"/>
+      <w:r>
+        <w:rPr>
+          <w:b/>
+          <w:bCs/>
+          <w:lang w:val="en-GB"/>
+        </w:rPr>
+        <w:t>有機檸檬發酵液</w:t>
+      </w:r>
+      <w:proofErr w:type="spellEnd"/>
+      <w:r>
+        <w:rPr>
+          <w:b/>
+          <w:bCs/>
+          <w:lang w:val="en-GB"/>
+        </w:rPr>
+        <w:t xml:space="preserve"> + </w:t>
+      </w:r>
+      <w:proofErr w:type="spellStart"/>
+      <w:r>
+        <w:rPr>
+          <w:b/>
+          <w:bCs/>
+          <w:lang w:val="en-GB"/>
+        </w:rPr>
+        <w:t>柑橘纖維</w:t>
+      </w:r>
+      <w:proofErr w:type="spellEnd"/>
+      <w:r>
+        <w:rPr>
+          <w:b/>
+          <w:bCs/>
+          <w:lang w:val="en-GB"/>
+        </w:rPr>
+        <w:t>)</w:t>
+      </w:r>
+      <w:r>
+        <w:rPr>
+          <w:lang w:val="en-GB"/>
+        </w:rPr>
+        <w:t xml:space="preserve"> </w:t>
+      </w:r>
+      <w:proofErr w:type="spellStart"/>
+      <w:r>
+        <w:rPr>
+          <w:lang w:val="en-GB"/>
+        </w:rPr>
+        <w:t>提升吸收效率，並提供益生元與膳食纖維支持</w:t>
+      </w:r>
+      <w:proofErr w:type="spellEnd"/>
+      <w:r>
+        <w:rPr>
+          <w:lang w:val="en-GB"/>
+        </w:rPr>
+        <w:t>。</w:t>
+      </w:r>
+    </w:p>
+    <w:p>
+      <w:pPr>
+        <w:pStyle w:val="Content"/>
+        <w:rPr>
+          <w:lang w:val="en-GB"/>
+        </w:rPr>
+      </w:pPr>
+      <w:proofErr w:type="spellStart"/>
+      <w:r>
+        <w:rPr>
+          <w:lang w:val="en-GB"/>
+        </w:rPr>
+        <w:t>重活寶</w:t>
+      </w:r>
+      <w:proofErr w:type="spellEnd"/>
+      <w:r>
+        <w:rPr>
+          <w:lang w:val="en-GB"/>
+        </w:rPr>
+        <w:t>™</w:t>
+      </w:r>
+      <w:proofErr w:type="spellStart"/>
+      <w:r>
+        <w:rPr>
+          <w:lang w:val="en-GB"/>
+        </w:rPr>
+        <w:t>展現了</w:t>
+      </w:r>
+      <w:r>
+        <w:rPr>
+          <w:b/>
+          <w:bCs/>
+          <w:lang w:val="en-GB"/>
+        </w:rPr>
+        <w:t>精準益生營養</w:t>
+      </w:r>
+      <w:r>
+        <w:rPr>
+          <w:lang w:val="en-GB"/>
+        </w:rPr>
+        <w:t>的未來方向，融合腸道科學、天然萃取與關鍵輔因子，為每日活力與長期健康韌性提供全方位保障</w:t>
+      </w:r>
+      <w:proofErr w:type="spellEnd"/>
+      <w:r>
+        <w:rPr>
+          <w:lang w:val="en-GB"/>
+        </w:rPr>
+        <w:t>。</w:t>
+      </w:r>
+    </w:p>
+    <w:p>
+      <w:pPr>
+        <w:pStyle w:val="Content"/>
+        <w:rPr>
+          <w:lang w:val="en-GB"/>
+        </w:rPr>
+      </w:pPr>
+    </w:p>
+    <w:p>
+      <w:pPr>
+        <w:pStyle w:val="Content"/>
+        <w:rPr>
+          <w:lang w:val="en-GB"/>
+        </w:rPr>
+      </w:pPr>
+      <w:proofErr w:type="spellStart"/>
+      <w:r>
+        <w:rPr>
+          <w:rFonts w:ascii="Microsoft JhengHei" w:eastAsia="Microsoft JhengHei" w:hAnsi="Microsoft JhengHei" w:cs="Microsoft JhengHei" w:hint="eastAsia"/>
+          <w:b/>
+          <w:bCs/>
+          <w:lang w:val="en-GB"/>
+        </w:rPr>
+        <w:t>简</w:t>
+      </w:r>
+      <w:r>
+        <w:rPr>
+          <w:rFonts w:ascii="MS Mincho" w:eastAsia="MS Mincho" w:hAnsi="MS Mincho" w:cs="MS Mincho" w:hint="eastAsia"/>
+          <w:b/>
+          <w:bCs/>
+          <w:lang w:val="en-GB"/>
+        </w:rPr>
+        <w:t>体中文</w:t>
+      </w:r>
+      <w:proofErr w:type="spellEnd"/>
+      <w:r>
+        <w:rPr>
+          <w:b/>
+          <w:bCs/>
+          <w:lang w:val="en-GB"/>
+        </w:rPr>
+        <w:t xml:space="preserve"> (Simplified Chinese)</w:t>
+      </w:r>
+      <w:r>
+        <w:rPr>
+          <w:lang w:val="en-GB"/>
+        </w:rPr>
+        <w:br/>
+      </w:r>
+      <w:proofErr w:type="spellStart"/>
+      <w:r>
+        <w:rPr>
+          <w:lang w:val="en-GB"/>
+        </w:rPr>
+        <w:t>重活宝</w:t>
+      </w:r>
+      <w:proofErr w:type="spellEnd"/>
+      <w:r>
+        <w:rPr>
+          <w:lang w:val="en-GB"/>
+        </w:rPr>
+        <w:t>™</w:t>
+      </w:r>
+      <w:proofErr w:type="spellStart"/>
+      <w:r>
+        <w:rPr>
+          <w:lang w:val="en-GB"/>
+        </w:rPr>
+        <w:t>是活之宝</w:t>
+      </w:r>
+      <w:r>
+        <w:rPr>
+          <w:rFonts w:ascii="Microsoft JhengHei" w:eastAsia="Microsoft JhengHei" w:hAnsi="Microsoft JhengHei" w:cs="Microsoft JhengHei" w:hint="eastAsia"/>
+          <w:lang w:val="en-GB"/>
+        </w:rPr>
+        <w:t>环</w:t>
+      </w:r>
+      <w:r>
+        <w:rPr>
+          <w:rFonts w:ascii="MS Mincho" w:eastAsia="MS Mincho" w:hAnsi="MS Mincho" w:cs="MS Mincho" w:hint="eastAsia"/>
+          <w:lang w:val="en-GB"/>
+        </w:rPr>
+        <w:t>球健康有限公司的</w:t>
+      </w:r>
+      <w:r>
+        <w:rPr>
+          <w:b/>
+          <w:bCs/>
+          <w:lang w:val="en-GB"/>
+        </w:rPr>
+        <w:t>旗</w:t>
+      </w:r>
+      <w:r>
+        <w:rPr>
+          <w:rFonts w:ascii="Microsoft JhengHei" w:eastAsia="Microsoft JhengHei" w:hAnsi="Microsoft JhengHei" w:cs="Microsoft JhengHei" w:hint="eastAsia"/>
+          <w:b/>
+          <w:bCs/>
+          <w:lang w:val="en-GB"/>
+        </w:rPr>
+        <w:t>舰</w:t>
+      </w:r>
+      <w:r>
+        <w:rPr>
+          <w:rFonts w:ascii="MS Mincho" w:eastAsia="MS Mincho" w:hAnsi="MS Mincho" w:cs="MS Mincho" w:hint="eastAsia"/>
+          <w:b/>
+          <w:bCs/>
+          <w:lang w:val="en-GB"/>
+        </w:rPr>
+        <w:t>配方</w:t>
+      </w:r>
+      <w:r>
+        <w:rPr>
+          <w:lang w:val="en-GB"/>
+        </w:rPr>
+        <w:t>，旨在修复、保</w:t>
+      </w:r>
+      <w:r>
+        <w:rPr>
+          <w:rFonts w:ascii="Microsoft JhengHei" w:eastAsia="Microsoft JhengHei" w:hAnsi="Microsoft JhengHei" w:cs="Microsoft JhengHei" w:hint="eastAsia"/>
+          <w:lang w:val="en-GB"/>
+        </w:rPr>
+        <w:t>护</w:t>
+      </w:r>
+      <w:r>
+        <w:rPr>
+          <w:rFonts w:ascii="MS Mincho" w:eastAsia="MS Mincho" w:hAnsi="MS Mincho" w:cs="MS Mincho" w:hint="eastAsia"/>
+          <w:lang w:val="en-GB"/>
+        </w:rPr>
+        <w:t>并在</w:t>
+      </w:r>
+      <w:r>
+        <w:rPr>
+          <w:rFonts w:ascii="Microsoft JhengHei" w:eastAsia="Microsoft JhengHei" w:hAnsi="Microsoft JhengHei" w:cs="Microsoft JhengHei" w:hint="eastAsia"/>
+          <w:lang w:val="en-GB"/>
+        </w:rPr>
+        <w:t>细</w:t>
+      </w:r>
+      <w:r>
+        <w:rPr>
+          <w:rFonts w:ascii="MS Mincho" w:eastAsia="MS Mincho" w:hAnsi="MS Mincho" w:cs="MS Mincho" w:hint="eastAsia"/>
+          <w:lang w:val="en-GB"/>
+        </w:rPr>
+        <w:t>胞</w:t>
+      </w:r>
+      <w:r>
+        <w:rPr>
+          <w:rFonts w:ascii="Microsoft JhengHei" w:eastAsia="Microsoft JhengHei" w:hAnsi="Microsoft JhengHei" w:cs="Microsoft JhengHei" w:hint="eastAsia"/>
+          <w:lang w:val="en-GB"/>
+        </w:rPr>
+        <w:t>层</w:t>
+      </w:r>
+      <w:r>
+        <w:rPr>
+          <w:rFonts w:ascii="MS Mincho" w:eastAsia="MS Mincho" w:hAnsi="MS Mincho" w:cs="MS Mincho" w:hint="eastAsia"/>
+          <w:lang w:val="en-GB"/>
+        </w:rPr>
+        <w:t>面重建健康。每日</w:t>
+      </w:r>
+      <w:proofErr w:type="spellEnd"/>
+      <w:r>
+        <w:rPr>
+          <w:lang w:val="en-GB"/>
+        </w:rPr>
+        <w:t>30</w:t>
+      </w:r>
+      <w:proofErr w:type="spellStart"/>
+      <w:r>
+        <w:rPr>
+          <w:lang w:val="en-GB"/>
+        </w:rPr>
+        <w:t>毫升</w:t>
+      </w:r>
+      <w:r>
+        <w:rPr>
+          <w:rFonts w:ascii="Microsoft JhengHei" w:eastAsia="Microsoft JhengHei" w:hAnsi="Microsoft JhengHei" w:cs="Microsoft JhengHei" w:hint="eastAsia"/>
+          <w:lang w:val="en-GB"/>
+        </w:rPr>
+        <w:t>剂</w:t>
+      </w:r>
+      <w:r>
+        <w:rPr>
+          <w:rFonts w:ascii="MS Mincho" w:eastAsia="MS Mincho" w:hAnsi="MS Mincho" w:cs="MS Mincho" w:hint="eastAsia"/>
+          <w:lang w:val="en-GB"/>
+        </w:rPr>
+        <w:t>量，提供</w:t>
+      </w:r>
+      <w:r>
+        <w:rPr>
+          <w:b/>
+          <w:bCs/>
+          <w:lang w:val="en-GB"/>
+        </w:rPr>
+        <w:t>六株</w:t>
+      </w:r>
+      <w:r>
+        <w:rPr>
+          <w:rFonts w:ascii="Microsoft JhengHei" w:eastAsia="Microsoft JhengHei" w:hAnsi="Microsoft JhengHei" w:cs="Microsoft JhengHei" w:hint="eastAsia"/>
+          <w:b/>
+          <w:bCs/>
+          <w:lang w:val="en-GB"/>
+        </w:rPr>
+        <w:t>临</w:t>
+      </w:r>
+      <w:r>
+        <w:rPr>
+          <w:rFonts w:ascii="MS Mincho" w:eastAsia="MS Mincho" w:hAnsi="MS Mincho" w:cs="MS Mincho" w:hint="eastAsia"/>
+          <w:b/>
+          <w:bCs/>
+          <w:lang w:val="en-GB"/>
+        </w:rPr>
+        <w:t>床</w:t>
+      </w:r>
+      <w:r>
+        <w:rPr>
+          <w:rFonts w:ascii="Microsoft JhengHei" w:eastAsia="Microsoft JhengHei" w:hAnsi="Microsoft JhengHei" w:cs="Microsoft JhengHei" w:hint="eastAsia"/>
+          <w:b/>
+          <w:bCs/>
+          <w:lang w:val="en-GB"/>
+        </w:rPr>
+        <w:t>验证</w:t>
+      </w:r>
+      <w:r>
+        <w:rPr>
+          <w:rFonts w:ascii="MS Mincho" w:eastAsia="MS Mincho" w:hAnsi="MS Mincho" w:cs="MS Mincho" w:hint="eastAsia"/>
+          <w:b/>
+          <w:bCs/>
+          <w:lang w:val="en-GB"/>
+        </w:rPr>
+        <w:t>的益生菌</w:t>
+      </w:r>
+      <w:r>
+        <w:rPr>
+          <w:lang w:val="en-GB"/>
+        </w:rPr>
+        <w:t>、关</w:t>
+      </w:r>
+      <w:r>
+        <w:rPr>
+          <w:rFonts w:ascii="Microsoft JhengHei" w:eastAsia="Microsoft JhengHei" w:hAnsi="Microsoft JhengHei" w:cs="Microsoft JhengHei" w:hint="eastAsia"/>
+          <w:lang w:val="en-GB"/>
+        </w:rPr>
+        <w:t>键维</w:t>
+      </w:r>
+      <w:r>
+        <w:rPr>
+          <w:rFonts w:ascii="MS Mincho" w:eastAsia="MS Mincho" w:hAnsi="MS Mincho" w:cs="MS Mincho" w:hint="eastAsia"/>
+          <w:lang w:val="en-GB"/>
+        </w:rPr>
+        <w:t>生素、植物精</w:t>
+      </w:r>
+      <w:r>
+        <w:rPr>
+          <w:rFonts w:ascii="Microsoft JhengHei" w:eastAsia="Microsoft JhengHei" w:hAnsi="Microsoft JhengHei" w:cs="Microsoft JhengHei" w:hint="eastAsia"/>
+          <w:lang w:val="en-GB"/>
+        </w:rPr>
+        <w:t>华</w:t>
+      </w:r>
+      <w:r>
+        <w:rPr>
+          <w:rFonts w:ascii="MS Mincho" w:eastAsia="MS Mincho" w:hAnsi="MS Mincho" w:cs="MS Mincho" w:hint="eastAsia"/>
+          <w:lang w:val="en-GB"/>
+        </w:rPr>
+        <w:t>与活性</w:t>
+      </w:r>
+      <w:r>
+        <w:rPr>
+          <w:rFonts w:ascii="Microsoft JhengHei" w:eastAsia="Microsoft JhengHei" w:hAnsi="Microsoft JhengHei" w:cs="Microsoft JhengHei" w:hint="eastAsia"/>
+          <w:lang w:val="en-GB"/>
+        </w:rPr>
+        <w:t>营</w:t>
+      </w:r>
+      <w:r>
+        <w:rPr>
+          <w:rFonts w:ascii="MS Mincho" w:eastAsia="MS Mincho" w:hAnsi="MS Mincho" w:cs="MS Mincho" w:hint="eastAsia"/>
+          <w:lang w:val="en-GB"/>
+        </w:rPr>
+        <w:t>养素，构成多</w:t>
+      </w:r>
+      <w:r>
+        <w:rPr>
+          <w:rFonts w:ascii="Microsoft JhengHei" w:eastAsia="Microsoft JhengHei" w:hAnsi="Microsoft JhengHei" w:cs="Microsoft JhengHei" w:hint="eastAsia"/>
+          <w:lang w:val="en-GB"/>
+        </w:rPr>
+        <w:t>层</w:t>
+      </w:r>
+      <w:r>
+        <w:rPr>
+          <w:rFonts w:ascii="MS Mincho" w:eastAsia="MS Mincho" w:hAnsi="MS Mincho" w:cs="MS Mincho" w:hint="eastAsia"/>
+          <w:lang w:val="en-GB"/>
+        </w:rPr>
+        <w:t>次的健康支持系</w:t>
+      </w:r>
+      <w:r>
+        <w:rPr>
+          <w:rFonts w:ascii="Microsoft JhengHei" w:eastAsia="Microsoft JhengHei" w:hAnsi="Microsoft JhengHei" w:cs="Microsoft JhengHei" w:hint="eastAsia"/>
+          <w:lang w:val="en-GB"/>
+        </w:rPr>
+        <w:t>统</w:t>
+      </w:r>
+      <w:proofErr w:type="spellEnd"/>
+      <w:r>
+        <w:rPr>
+          <w:rFonts w:ascii="MS Mincho" w:eastAsia="MS Mincho" w:hAnsi="MS Mincho" w:cs="MS Mincho" w:hint="eastAsia"/>
+          <w:lang w:val="en-GB"/>
+        </w:rPr>
+        <w:t>。</w:t>
+      </w:r>
+    </w:p>
+    <w:p>
+      <w:pPr>
+        <w:pStyle w:val="Content"/>
+        <w:numPr>
+          <w:ilvl w:val="0"/>
+          <w:numId w:val="7"/>
+        </w:numPr>
+        <w:rPr>
+          <w:lang w:val="en-GB"/>
+        </w:rPr>
+      </w:pPr>
+      <w:proofErr w:type="spellStart"/>
+      <w:r>
+        <w:rPr>
+          <w:b/>
+          <w:bCs/>
+          <w:lang w:val="en-GB"/>
+        </w:rPr>
+        <w:t>六</w:t>
+      </w:r>
+      <w:r>
+        <w:rPr>
+          <w:rFonts w:ascii="Microsoft JhengHei" w:eastAsia="Microsoft JhengHei" w:hAnsi="Microsoft JhengHei" w:cs="Microsoft JhengHei" w:hint="eastAsia"/>
+          <w:b/>
+          <w:bCs/>
+          <w:lang w:val="en-GB"/>
+        </w:rPr>
+        <w:t>维专</w:t>
+      </w:r>
+      <w:r>
+        <w:rPr>
+          <w:rFonts w:ascii="MS Mincho" w:eastAsia="MS Mincho" w:hAnsi="MS Mincho" w:cs="MS Mincho" w:hint="eastAsia"/>
+          <w:b/>
+          <w:bCs/>
+          <w:lang w:val="en-GB"/>
+        </w:rPr>
+        <w:t>利益生菌复合物</w:t>
+      </w:r>
+      <w:r>
+        <w:rPr>
+          <w:rFonts w:ascii="Microsoft JhengHei" w:eastAsia="Microsoft JhengHei" w:hAnsi="Microsoft JhengHei" w:cs="Microsoft JhengHei" w:hint="eastAsia"/>
+          <w:lang w:val="en-GB"/>
+        </w:rPr>
+        <w:t>为</w:t>
+      </w:r>
+      <w:r>
+        <w:rPr>
+          <w:b/>
+          <w:bCs/>
+          <w:lang w:val="en-GB"/>
+        </w:rPr>
+        <w:t>核心功效引擎</w:t>
+      </w:r>
+      <w:r>
+        <w:rPr>
+          <w:lang w:val="en-GB"/>
+        </w:rPr>
+        <w:t>，加</w:t>
+      </w:r>
+      <w:r>
+        <w:rPr>
+          <w:rFonts w:ascii="Yu Gothic" w:eastAsia="Yu Gothic" w:hAnsi="Yu Gothic" w:cs="Yu Gothic" w:hint="eastAsia"/>
+          <w:lang w:val="en-GB"/>
+        </w:rPr>
+        <w:t>强</w:t>
+      </w:r>
+      <w:r>
+        <w:rPr>
+          <w:rFonts w:ascii="Microsoft JhengHei" w:eastAsia="Microsoft JhengHei" w:hAnsi="Microsoft JhengHei" w:cs="Microsoft JhengHei" w:hint="eastAsia"/>
+          <w:lang w:val="en-GB"/>
+        </w:rPr>
+        <w:t>肠</w:t>
+      </w:r>
+      <w:r>
+        <w:rPr>
+          <w:rFonts w:ascii="MS Mincho" w:eastAsia="MS Mincho" w:hAnsi="MS Mincho" w:cs="MS Mincho" w:hint="eastAsia"/>
+          <w:lang w:val="en-GB"/>
+        </w:rPr>
+        <w:t>道屏障、</w:t>
+      </w:r>
+      <w:r>
+        <w:rPr>
+          <w:rFonts w:ascii="Microsoft JhengHei" w:eastAsia="Microsoft JhengHei" w:hAnsi="Microsoft JhengHei" w:cs="Microsoft JhengHei" w:hint="eastAsia"/>
+          <w:lang w:val="en-GB"/>
+        </w:rPr>
+        <w:t>调节</w:t>
+      </w:r>
+      <w:r>
+        <w:rPr>
+          <w:rFonts w:ascii="MS Mincho" w:eastAsia="MS Mincho" w:hAnsi="MS Mincho" w:cs="MS Mincho" w:hint="eastAsia"/>
+          <w:lang w:val="en-GB"/>
+        </w:rPr>
+        <w:t>免疫、平衡炎症并支持</w:t>
+      </w:r>
+      <w:r>
+        <w:rPr>
+          <w:rFonts w:ascii="Microsoft JhengHei" w:eastAsia="Microsoft JhengHei" w:hAnsi="Microsoft JhengHei" w:cs="Microsoft JhengHei" w:hint="eastAsia"/>
+          <w:lang w:val="en-GB"/>
+        </w:rPr>
+        <w:t>肠</w:t>
+      </w:r>
+      <w:r>
+        <w:rPr>
+          <w:rFonts w:ascii="MS Mincho" w:eastAsia="MS Mincho" w:hAnsi="MS Mincho" w:cs="MS Mincho" w:hint="eastAsia"/>
+          <w:lang w:val="en-GB"/>
+        </w:rPr>
+        <w:t>道</w:t>
+      </w:r>
+      <w:r>
+        <w:rPr>
+          <w:rFonts w:ascii="Microsoft JhengHei" w:eastAsia="Microsoft JhengHei" w:hAnsi="Microsoft JhengHei" w:cs="Microsoft JhengHei" w:hint="eastAsia"/>
+          <w:lang w:val="en-GB"/>
+        </w:rPr>
+        <w:t>动</w:t>
+      </w:r>
+      <w:r>
+        <w:rPr>
+          <w:rFonts w:ascii="MS Mincho" w:eastAsia="MS Mincho" w:hAnsi="MS Mincho" w:cs="MS Mincho" w:hint="eastAsia"/>
+          <w:lang w:val="en-GB"/>
+        </w:rPr>
+        <w:t>力</w:t>
+      </w:r>
+      <w:proofErr w:type="spellEnd"/>
+      <w:r>
+        <w:rPr>
+          <w:rFonts w:ascii="MS Mincho" w:eastAsia="MS Mincho" w:hAnsi="MS Mincho" w:cs="MS Mincho" w:hint="eastAsia"/>
+          <w:lang w:val="en-GB"/>
+        </w:rPr>
+        <w:t>。</w:t>
+      </w:r>
+    </w:p>
+    <w:p>
+      <w:pPr>
+        <w:pStyle w:val="Content"/>
+        <w:numPr>
+          <w:ilvl w:val="0"/>
+          <w:numId w:val="7"/>
+        </w:numPr>
+        <w:rPr>
+          <w:lang w:val="en-GB"/>
+        </w:rPr>
+      </w:pPr>
+      <w:proofErr w:type="spellStart"/>
+      <w:r>
+        <w:rPr>
+          <w:rFonts w:ascii="Microsoft JhengHei" w:eastAsia="Microsoft JhengHei" w:hAnsi="Microsoft JhengHei" w:cs="Microsoft JhengHei" w:hint="eastAsia"/>
+          <w:b/>
+          <w:bCs/>
+          <w:lang w:val="en-GB"/>
+        </w:rPr>
+        <w:t>维</w:t>
+      </w:r>
+      <w:r>
+        <w:rPr>
+          <w:rFonts w:ascii="MS Mincho" w:eastAsia="MS Mincho" w:hAnsi="MS Mincho" w:cs="MS Mincho" w:hint="eastAsia"/>
+          <w:b/>
+          <w:bCs/>
+          <w:lang w:val="en-GB"/>
+        </w:rPr>
+        <w:t>生素</w:t>
+      </w:r>
+      <w:r>
+        <w:rPr>
+          <w:rFonts w:ascii="Microsoft JhengHei" w:eastAsia="Microsoft JhengHei" w:hAnsi="Microsoft JhengHei" w:cs="Microsoft JhengHei" w:hint="eastAsia"/>
+          <w:b/>
+          <w:bCs/>
+          <w:lang w:val="en-GB"/>
+        </w:rPr>
+        <w:t>组</w:t>
+      </w:r>
+      <w:r>
+        <w:rPr>
+          <w:rFonts w:ascii="MS Mincho" w:eastAsia="MS Mincho" w:hAnsi="MS Mincho" w:cs="MS Mincho" w:hint="eastAsia"/>
+          <w:b/>
+          <w:bCs/>
+          <w:lang w:val="en-GB"/>
+        </w:rPr>
+        <w:t>合</w:t>
+      </w:r>
+      <w:proofErr w:type="spellEnd"/>
+      <w:r>
+        <w:rPr>
+          <w:b/>
+          <w:bCs/>
+          <w:lang w:val="en-GB"/>
+        </w:rPr>
+        <w:t xml:space="preserve"> (D3 + K2)</w:t>
+      </w:r>
+      <w:r>
+        <w:rPr>
+          <w:lang w:val="en-GB"/>
+        </w:rPr>
+        <w:t xml:space="preserve"> </w:t>
+      </w:r>
+      <w:proofErr w:type="spellStart"/>
+      <w:r>
+        <w:rPr>
+          <w:lang w:val="en-GB"/>
+        </w:rPr>
+        <w:t>构成</w:t>
+      </w:r>
+      <w:r>
+        <w:rPr>
+          <w:b/>
+          <w:bCs/>
+          <w:lang w:val="en-GB"/>
+        </w:rPr>
+        <w:t>代</w:t>
+      </w:r>
+      <w:r>
+        <w:rPr>
+          <w:rFonts w:ascii="Microsoft JhengHei" w:eastAsia="Microsoft JhengHei" w:hAnsi="Microsoft JhengHei" w:cs="Microsoft JhengHei" w:hint="eastAsia"/>
+          <w:b/>
+          <w:bCs/>
+          <w:lang w:val="en-GB"/>
+        </w:rPr>
+        <w:t>谢协</w:t>
+      </w:r>
+      <w:r>
+        <w:rPr>
+          <w:rFonts w:ascii="MS Mincho" w:eastAsia="MS Mincho" w:hAnsi="MS Mincho" w:cs="MS Mincho" w:hint="eastAsia"/>
+          <w:b/>
+          <w:bCs/>
+          <w:lang w:val="en-GB"/>
+        </w:rPr>
+        <w:t>同系</w:t>
+      </w:r>
+      <w:r>
+        <w:rPr>
+          <w:rFonts w:ascii="Microsoft JhengHei" w:eastAsia="Microsoft JhengHei" w:hAnsi="Microsoft JhengHei" w:cs="Microsoft JhengHei" w:hint="eastAsia"/>
+          <w:b/>
+          <w:bCs/>
+          <w:lang w:val="en-GB"/>
+        </w:rPr>
+        <w:t>统</w:t>
+      </w:r>
+      <w:r>
+        <w:rPr>
+          <w:lang w:val="en-GB"/>
+        </w:rPr>
+        <w:t>，引</w:t>
+      </w:r>
+      <w:r>
+        <w:rPr>
+          <w:rFonts w:ascii="Microsoft JhengHei" w:eastAsia="Microsoft JhengHei" w:hAnsi="Microsoft JhengHei" w:cs="Microsoft JhengHei" w:hint="eastAsia"/>
+          <w:lang w:val="en-GB"/>
+        </w:rPr>
+        <w:t>导钙质</w:t>
+      </w:r>
+      <w:r>
+        <w:rPr>
+          <w:rFonts w:ascii="MS Mincho" w:eastAsia="MS Mincho" w:hAnsi="MS Mincho" w:cs="MS Mincho" w:hint="eastAsia"/>
+          <w:lang w:val="en-GB"/>
+        </w:rPr>
+        <w:t>吸收、骨骼</w:t>
+      </w:r>
+      <w:r>
+        <w:rPr>
+          <w:rFonts w:ascii="Yu Gothic" w:eastAsia="Yu Gothic" w:hAnsi="Yu Gothic" w:cs="Yu Gothic" w:hint="eastAsia"/>
+          <w:lang w:val="en-GB"/>
+        </w:rPr>
+        <w:t>强</w:t>
+      </w:r>
+      <w:r>
+        <w:rPr>
+          <w:rFonts w:ascii="MS Mincho" w:eastAsia="MS Mincho" w:hAnsi="MS Mincho" w:cs="MS Mincho" w:hint="eastAsia"/>
+          <w:lang w:val="en-GB"/>
+        </w:rPr>
+        <w:t>健与血管健康</w:t>
+      </w:r>
+      <w:proofErr w:type="spellEnd"/>
+      <w:r>
+        <w:rPr>
+          <w:rFonts w:ascii="MS Mincho" w:eastAsia="MS Mincho" w:hAnsi="MS Mincho" w:cs="MS Mincho" w:hint="eastAsia"/>
+          <w:lang w:val="en-GB"/>
+        </w:rPr>
+        <w:t>。</w:t>
+      </w:r>
+    </w:p>
+    <w:p>
+      <w:pPr>
+        <w:pStyle w:val="Content"/>
+        <w:numPr>
+          <w:ilvl w:val="0"/>
+          <w:numId w:val="7"/>
+        </w:numPr>
+        <w:rPr>
+          <w:lang w:val="en-GB"/>
+        </w:rPr>
+      </w:pPr>
+      <w:proofErr w:type="spellStart"/>
+      <w:r>
+        <w:rPr>
+          <w:b/>
+          <w:bCs/>
+          <w:lang w:val="en-GB"/>
+        </w:rPr>
+        <w:lastRenderedPageBreak/>
+        <w:t>植物精</w:t>
+      </w:r>
+      <w:r>
+        <w:rPr>
+          <w:rFonts w:ascii="Microsoft JhengHei" w:eastAsia="Microsoft JhengHei" w:hAnsi="Microsoft JhengHei" w:cs="Microsoft JhengHei" w:hint="eastAsia"/>
+          <w:b/>
+          <w:bCs/>
+          <w:lang w:val="en-GB"/>
+        </w:rPr>
+        <w:t>华组</w:t>
+      </w:r>
+      <w:r>
+        <w:rPr>
+          <w:rFonts w:ascii="MS Mincho" w:eastAsia="MS Mincho" w:hAnsi="MS Mincho" w:cs="MS Mincho" w:hint="eastAsia"/>
+          <w:b/>
+          <w:bCs/>
+          <w:lang w:val="en-GB"/>
+        </w:rPr>
+        <w:t>合</w:t>
+      </w:r>
+      <w:r>
+        <w:rPr>
+          <w:lang w:val="en-GB"/>
+        </w:rPr>
+        <w:t>（洋</w:t>
+      </w:r>
+      <w:r>
+        <w:rPr>
+          <w:rFonts w:ascii="Microsoft JhengHei" w:eastAsia="Microsoft JhengHei" w:hAnsi="Microsoft JhengHei" w:cs="Microsoft JhengHei" w:hint="eastAsia"/>
+          <w:lang w:val="en-GB"/>
+        </w:rPr>
+        <w:t>蓟</w:t>
+      </w:r>
+      <w:r>
+        <w:rPr>
+          <w:rFonts w:ascii="MS Mincho" w:eastAsia="MS Mincho" w:hAnsi="MS Mincho" w:cs="MS Mincho" w:hint="eastAsia"/>
+          <w:lang w:val="en-GB"/>
+        </w:rPr>
+        <w:t>、</w:t>
+      </w:r>
+      <w:r>
+        <w:rPr>
+          <w:rFonts w:ascii="Microsoft JhengHei" w:eastAsia="Microsoft JhengHei" w:hAnsi="Microsoft JhengHei" w:cs="Microsoft JhengHei" w:hint="eastAsia"/>
+          <w:lang w:val="en-GB"/>
+        </w:rPr>
+        <w:t>绿</w:t>
+      </w:r>
+      <w:r>
+        <w:rPr>
+          <w:rFonts w:ascii="MS Mincho" w:eastAsia="MS Mincho" w:hAnsi="MS Mincho" w:cs="MS Mincho" w:hint="eastAsia"/>
+          <w:lang w:val="en-GB"/>
+        </w:rPr>
+        <w:t>茶、山楂、枸杞子、接骨木莓）提供</w:t>
+      </w:r>
+      <w:r>
+        <w:rPr>
+          <w:b/>
+          <w:bCs/>
+          <w:lang w:val="en-GB"/>
+        </w:rPr>
+        <w:t>全身性支持系</w:t>
+      </w:r>
+      <w:r>
+        <w:rPr>
+          <w:rFonts w:ascii="Microsoft JhengHei" w:eastAsia="Microsoft JhengHei" w:hAnsi="Microsoft JhengHei" w:cs="Microsoft JhengHei" w:hint="eastAsia"/>
+          <w:b/>
+          <w:bCs/>
+          <w:lang w:val="en-GB"/>
+        </w:rPr>
+        <w:t>统</w:t>
+      </w:r>
+      <w:r>
+        <w:rPr>
+          <w:lang w:val="en-GB"/>
+        </w:rPr>
+        <w:t>，守</w:t>
+      </w:r>
+      <w:r>
+        <w:rPr>
+          <w:rFonts w:ascii="Microsoft JhengHei" w:eastAsia="Microsoft JhengHei" w:hAnsi="Microsoft JhengHei" w:cs="Microsoft JhengHei" w:hint="eastAsia"/>
+          <w:lang w:val="en-GB"/>
+        </w:rPr>
+        <w:t>护</w:t>
+      </w:r>
+      <w:r>
+        <w:rPr>
+          <w:rFonts w:ascii="MS Mincho" w:eastAsia="MS Mincho" w:hAnsi="MS Mincho" w:cs="MS Mincho" w:hint="eastAsia"/>
+          <w:lang w:val="en-GB"/>
+        </w:rPr>
+        <w:t>肝</w:t>
+      </w:r>
+      <w:r>
+        <w:rPr>
+          <w:rFonts w:ascii="Microsoft JhengHei" w:eastAsia="Microsoft JhengHei" w:hAnsi="Microsoft JhengHei" w:cs="Microsoft JhengHei" w:hint="eastAsia"/>
+          <w:lang w:val="en-GB"/>
+        </w:rPr>
+        <w:t>脏</w:t>
+      </w:r>
+      <w:r>
+        <w:rPr>
+          <w:rFonts w:ascii="MS Mincho" w:eastAsia="MS Mincho" w:hAnsi="MS Mincho" w:cs="MS Mincho" w:hint="eastAsia"/>
+          <w:lang w:val="en-GB"/>
+        </w:rPr>
+        <w:t>、心</w:t>
+      </w:r>
+      <w:r>
+        <w:rPr>
+          <w:rFonts w:ascii="Microsoft JhengHei" w:eastAsia="Microsoft JhengHei" w:hAnsi="Microsoft JhengHei" w:cs="Microsoft JhengHei" w:hint="eastAsia"/>
+          <w:lang w:val="en-GB"/>
+        </w:rPr>
+        <w:t>脏</w:t>
+      </w:r>
+      <w:r>
+        <w:rPr>
+          <w:rFonts w:ascii="MS Mincho" w:eastAsia="MS Mincho" w:hAnsi="MS Mincho" w:cs="MS Mincho" w:hint="eastAsia"/>
+          <w:lang w:val="en-GB"/>
+        </w:rPr>
+        <w:t>、</w:t>
+      </w:r>
+      <w:r>
+        <w:rPr>
+          <w:rFonts w:ascii="Microsoft JhengHei" w:eastAsia="Microsoft JhengHei" w:hAnsi="Microsoft JhengHei" w:cs="Microsoft JhengHei" w:hint="eastAsia"/>
+          <w:lang w:val="en-GB"/>
+        </w:rPr>
+        <w:t>肾脏</w:t>
+      </w:r>
+      <w:r>
+        <w:rPr>
+          <w:rFonts w:ascii="MS Mincho" w:eastAsia="MS Mincho" w:hAnsi="MS Mincho" w:cs="MS Mincho" w:hint="eastAsia"/>
+          <w:lang w:val="en-GB"/>
+        </w:rPr>
+        <w:t>与呼吸免疫</w:t>
+      </w:r>
+      <w:proofErr w:type="spellEnd"/>
+      <w:r>
+        <w:rPr>
+          <w:rFonts w:ascii="MS Mincho" w:eastAsia="MS Mincho" w:hAnsi="MS Mincho" w:cs="MS Mincho" w:hint="eastAsia"/>
+          <w:lang w:val="en-GB"/>
+        </w:rPr>
+        <w:t>。</w:t>
+      </w:r>
+    </w:p>
+    <w:p>
+      <w:pPr>
+        <w:pStyle w:val="Content"/>
+        <w:numPr>
+          <w:ilvl w:val="0"/>
+          <w:numId w:val="7"/>
+        </w:numPr>
+        <w:rPr>
+          <w:lang w:val="en-GB"/>
+        </w:rPr>
+      </w:pPr>
+      <w:proofErr w:type="spellStart"/>
+      <w:r>
+        <w:rPr>
+          <w:b/>
+          <w:bCs/>
+          <w:lang w:val="en-GB"/>
+        </w:rPr>
+        <w:t>内在</w:t>
+      </w:r>
+      <w:r>
+        <w:rPr>
+          <w:rFonts w:ascii="Microsoft JhengHei" w:eastAsia="Microsoft JhengHei" w:hAnsi="Microsoft JhengHei" w:cs="Microsoft JhengHei" w:hint="eastAsia"/>
+          <w:b/>
+          <w:bCs/>
+          <w:lang w:val="en-GB"/>
+        </w:rPr>
+        <w:t>营</w:t>
+      </w:r>
+      <w:r>
+        <w:rPr>
+          <w:rFonts w:ascii="MS Mincho" w:eastAsia="MS Mincho" w:hAnsi="MS Mincho" w:cs="MS Mincho" w:hint="eastAsia"/>
+          <w:b/>
+          <w:bCs/>
+          <w:lang w:val="en-GB"/>
+        </w:rPr>
+        <w:t>养素</w:t>
+      </w:r>
+      <w:r>
+        <w:rPr>
+          <w:lang w:val="en-GB"/>
+        </w:rPr>
+        <w:t>（</w:t>
+      </w:r>
+      <w:r>
+        <w:rPr>
+          <w:rFonts w:ascii="Microsoft JhengHei" w:eastAsia="Microsoft JhengHei" w:hAnsi="Microsoft JhengHei" w:cs="Microsoft JhengHei" w:hint="eastAsia"/>
+          <w:lang w:val="en-GB"/>
+        </w:rPr>
+        <w:t>维</w:t>
+      </w:r>
+      <w:r>
+        <w:rPr>
+          <w:rFonts w:ascii="MS Mincho" w:eastAsia="MS Mincho" w:hAnsi="MS Mincho" w:cs="MS Mincho" w:hint="eastAsia"/>
+          <w:lang w:val="en-GB"/>
+        </w:rPr>
+        <w:t>生素</w:t>
+      </w:r>
+      <w:proofErr w:type="spellEnd"/>
+      <w:r>
+        <w:rPr>
+          <w:lang w:val="en-GB"/>
+        </w:rPr>
+        <w:t>C</w:t>
+      </w:r>
+      <w:r>
+        <w:rPr>
+          <w:lang w:val="en-GB"/>
+        </w:rPr>
+        <w:t>、</w:t>
+      </w:r>
+      <w:proofErr w:type="spellStart"/>
+      <w:r>
+        <w:rPr>
+          <w:lang w:val="en-GB"/>
+        </w:rPr>
+        <w:t>酵母抽提物</w:t>
+      </w:r>
+      <w:proofErr w:type="spellEnd"/>
+      <w:r>
+        <w:rPr>
+          <w:lang w:val="en-GB"/>
+        </w:rPr>
+        <w:t>、</w:t>
+      </w:r>
+      <w:r>
+        <w:rPr>
+          <w:lang w:val="en-GB"/>
+        </w:rPr>
+        <w:t>GABA</w:t>
+      </w:r>
+      <w:r>
+        <w:rPr>
+          <w:lang w:val="en-GB"/>
+        </w:rPr>
+        <w:t>）</w:t>
+      </w:r>
+      <w:proofErr w:type="spellStart"/>
+      <w:r>
+        <w:rPr>
+          <w:rFonts w:ascii="Microsoft JhengHei" w:eastAsia="Microsoft JhengHei" w:hAnsi="Microsoft JhengHei" w:cs="Microsoft JhengHei" w:hint="eastAsia"/>
+          <w:lang w:val="en-GB"/>
+        </w:rPr>
+        <w:t>负责</w:t>
+      </w:r>
+      <w:r>
+        <w:rPr>
+          <w:rFonts w:ascii="Microsoft JhengHei" w:eastAsia="Microsoft JhengHei" w:hAnsi="Microsoft JhengHei" w:cs="Microsoft JhengHei" w:hint="eastAsia"/>
+          <w:b/>
+          <w:bCs/>
+          <w:lang w:val="en-GB"/>
+        </w:rPr>
+        <w:t>细</w:t>
+      </w:r>
+      <w:r>
+        <w:rPr>
+          <w:rFonts w:ascii="MS Mincho" w:eastAsia="MS Mincho" w:hAnsi="MS Mincho" w:cs="MS Mincho" w:hint="eastAsia"/>
+          <w:b/>
+          <w:bCs/>
+          <w:lang w:val="en-GB"/>
+        </w:rPr>
+        <w:t>胞保</w:t>
+      </w:r>
+      <w:r>
+        <w:rPr>
+          <w:rFonts w:ascii="Microsoft JhengHei" w:eastAsia="Microsoft JhengHei" w:hAnsi="Microsoft JhengHei" w:cs="Microsoft JhengHei" w:hint="eastAsia"/>
+          <w:b/>
+          <w:bCs/>
+          <w:lang w:val="en-GB"/>
+        </w:rPr>
+        <w:t>护</w:t>
+      </w:r>
+      <w:r>
+        <w:rPr>
+          <w:lang w:val="en-GB"/>
+        </w:rPr>
+        <w:t>、抗氧化防御与情</w:t>
+      </w:r>
+      <w:r>
+        <w:rPr>
+          <w:rFonts w:ascii="Microsoft JhengHei" w:eastAsia="Microsoft JhengHei" w:hAnsi="Microsoft JhengHei" w:cs="Microsoft JhengHei" w:hint="eastAsia"/>
+          <w:lang w:val="en-GB"/>
+        </w:rPr>
+        <w:t>绪</w:t>
+      </w:r>
+      <w:r>
+        <w:rPr>
+          <w:rFonts w:ascii="MS Mincho" w:eastAsia="MS Mincho" w:hAnsi="MS Mincho" w:cs="MS Mincho" w:hint="eastAsia"/>
+          <w:lang w:val="en-GB"/>
+        </w:rPr>
+        <w:t>睡眠</w:t>
+      </w:r>
+      <w:r>
+        <w:rPr>
+          <w:rFonts w:ascii="Microsoft JhengHei" w:eastAsia="Microsoft JhengHei" w:hAnsi="Microsoft JhengHei" w:cs="Microsoft JhengHei" w:hint="eastAsia"/>
+          <w:lang w:val="en-GB"/>
+        </w:rPr>
+        <w:t>调节</w:t>
+      </w:r>
+      <w:proofErr w:type="spellEnd"/>
+      <w:r>
+        <w:rPr>
+          <w:rFonts w:ascii="MS Mincho" w:eastAsia="MS Mincho" w:hAnsi="MS Mincho" w:cs="MS Mincho" w:hint="eastAsia"/>
+          <w:lang w:val="en-GB"/>
+        </w:rPr>
+        <w:t>。</w:t>
+      </w:r>
+    </w:p>
+    <w:p>
+      <w:pPr>
+        <w:pStyle w:val="Content"/>
+        <w:numPr>
+          <w:ilvl w:val="0"/>
+          <w:numId w:val="7"/>
+        </w:numPr>
+        <w:rPr>
+          <w:lang w:val="en-GB"/>
+        </w:rPr>
+      </w:pPr>
+      <w:proofErr w:type="spellStart"/>
+      <w:r>
+        <w:rPr>
+          <w:rFonts w:ascii="Microsoft JhengHei" w:eastAsia="Microsoft JhengHei" w:hAnsi="Microsoft JhengHei" w:cs="Microsoft JhengHei" w:hint="eastAsia"/>
+          <w:b/>
+          <w:bCs/>
+          <w:lang w:val="en-GB"/>
+        </w:rPr>
+        <w:t>发</w:t>
+      </w:r>
+      <w:r>
+        <w:rPr>
+          <w:rFonts w:ascii="MS Mincho" w:eastAsia="MS Mincho" w:hAnsi="MS Mincho" w:cs="MS Mincho" w:hint="eastAsia"/>
+          <w:b/>
+          <w:bCs/>
+          <w:lang w:val="en-GB"/>
+        </w:rPr>
+        <w:t>酵基</w:t>
+      </w:r>
+      <w:r>
+        <w:rPr>
+          <w:rFonts w:ascii="Microsoft JhengHei" w:eastAsia="Microsoft JhengHei" w:hAnsi="Microsoft JhengHei" w:cs="Microsoft JhengHei" w:hint="eastAsia"/>
+          <w:b/>
+          <w:bCs/>
+          <w:lang w:val="en-GB"/>
+        </w:rPr>
+        <w:t>质</w:t>
+      </w:r>
+      <w:proofErr w:type="spellEnd"/>
+      <w:r>
+        <w:rPr>
+          <w:b/>
+          <w:bCs/>
+          <w:lang w:val="en-GB"/>
+        </w:rPr>
+        <w:t xml:space="preserve"> (</w:t>
+      </w:r>
+      <w:proofErr w:type="spellStart"/>
+      <w:r>
+        <w:rPr>
+          <w:b/>
+          <w:bCs/>
+          <w:lang w:val="en-GB"/>
+        </w:rPr>
+        <w:t>有机</w:t>
+      </w:r>
+      <w:r>
+        <w:rPr>
+          <w:rFonts w:ascii="Microsoft JhengHei" w:eastAsia="Microsoft JhengHei" w:hAnsi="Microsoft JhengHei" w:cs="Microsoft JhengHei" w:hint="eastAsia"/>
+          <w:b/>
+          <w:bCs/>
+          <w:lang w:val="en-GB"/>
+        </w:rPr>
+        <w:t>柠</w:t>
+      </w:r>
+      <w:r>
+        <w:rPr>
+          <w:rFonts w:ascii="MS Mincho" w:eastAsia="MS Mincho" w:hAnsi="MS Mincho" w:cs="MS Mincho" w:hint="eastAsia"/>
+          <w:b/>
+          <w:bCs/>
+          <w:lang w:val="en-GB"/>
+        </w:rPr>
+        <w:t>檬</w:t>
+      </w:r>
+      <w:r>
+        <w:rPr>
+          <w:rFonts w:ascii="Microsoft JhengHei" w:eastAsia="Microsoft JhengHei" w:hAnsi="Microsoft JhengHei" w:cs="Microsoft JhengHei" w:hint="eastAsia"/>
+          <w:b/>
+          <w:bCs/>
+          <w:lang w:val="en-GB"/>
+        </w:rPr>
+        <w:t>发</w:t>
+      </w:r>
+      <w:r>
+        <w:rPr>
+          <w:rFonts w:ascii="MS Mincho" w:eastAsia="MS Mincho" w:hAnsi="MS Mincho" w:cs="MS Mincho" w:hint="eastAsia"/>
+          <w:b/>
+          <w:bCs/>
+          <w:lang w:val="en-GB"/>
+        </w:rPr>
+        <w:t>酵液</w:t>
+      </w:r>
+      <w:proofErr w:type="spellEnd"/>
+      <w:r>
+        <w:rPr>
+          <w:b/>
+          <w:bCs/>
+          <w:lang w:val="en-GB"/>
+        </w:rPr>
+        <w:t xml:space="preserve"> + </w:t>
+      </w:r>
+      <w:proofErr w:type="spellStart"/>
+      <w:r>
+        <w:rPr>
+          <w:b/>
+          <w:bCs/>
+          <w:lang w:val="en-GB"/>
+        </w:rPr>
+        <w:t>柑橘</w:t>
+      </w:r>
+      <w:r>
+        <w:rPr>
+          <w:rFonts w:ascii="Microsoft JhengHei" w:eastAsia="Microsoft JhengHei" w:hAnsi="Microsoft JhengHei" w:cs="Microsoft JhengHei" w:hint="eastAsia"/>
+          <w:b/>
+          <w:bCs/>
+          <w:lang w:val="en-GB"/>
+        </w:rPr>
+        <w:t>纤维</w:t>
+      </w:r>
+      <w:proofErr w:type="spellEnd"/>
+      <w:r>
+        <w:rPr>
+          <w:b/>
+          <w:bCs/>
+          <w:lang w:val="en-GB"/>
+        </w:rPr>
+        <w:t>)</w:t>
+      </w:r>
+      <w:r>
+        <w:rPr>
+          <w:lang w:val="en-GB"/>
+        </w:rPr>
+        <w:t xml:space="preserve"> </w:t>
+      </w:r>
+      <w:proofErr w:type="spellStart"/>
+      <w:r>
+        <w:rPr>
+          <w:lang w:val="en-GB"/>
+        </w:rPr>
+        <w:t>提升吸收效率，并提供益生元与膳食</w:t>
+      </w:r>
+      <w:r>
+        <w:rPr>
+          <w:rFonts w:ascii="Microsoft JhengHei" w:eastAsia="Microsoft JhengHei" w:hAnsi="Microsoft JhengHei" w:cs="Microsoft JhengHei" w:hint="eastAsia"/>
+          <w:lang w:val="en-GB"/>
+        </w:rPr>
+        <w:t>纤维</w:t>
+      </w:r>
+      <w:r>
+        <w:rPr>
+          <w:rFonts w:ascii="MS Mincho" w:eastAsia="MS Mincho" w:hAnsi="MS Mincho" w:cs="MS Mincho" w:hint="eastAsia"/>
+          <w:lang w:val="en-GB"/>
+        </w:rPr>
+        <w:t>支持</w:t>
+      </w:r>
+      <w:proofErr w:type="spellEnd"/>
+      <w:r>
+        <w:rPr>
+          <w:rFonts w:ascii="MS Mincho" w:eastAsia="MS Mincho" w:hAnsi="MS Mincho" w:cs="MS Mincho" w:hint="eastAsia"/>
+          <w:lang w:val="en-GB"/>
+        </w:rPr>
+        <w:t>。</w:t>
+      </w:r>
+    </w:p>
+    <w:p>
+      <w:pPr>
+        <w:pStyle w:val="Content"/>
+        <w:rPr>
+          <w:lang w:val="en-GB"/>
+        </w:rPr>
+      </w:pPr>
+      <w:proofErr w:type="spellStart"/>
+      <w:r>
+        <w:rPr>
+          <w:lang w:val="en-GB"/>
+        </w:rPr>
+        <w:t>重活宝</w:t>
+      </w:r>
+      <w:proofErr w:type="spellEnd"/>
+      <w:r>
+        <w:rPr>
+          <w:lang w:val="en-GB"/>
+        </w:rPr>
+        <w:t>™</w:t>
+      </w:r>
+      <w:proofErr w:type="spellStart"/>
+      <w:r>
+        <w:rPr>
+          <w:lang w:val="en-GB"/>
+        </w:rPr>
+        <w:t>展</w:t>
+      </w:r>
+      <w:r>
+        <w:rPr>
+          <w:rFonts w:ascii="Microsoft JhengHei" w:eastAsia="Microsoft JhengHei" w:hAnsi="Microsoft JhengHei" w:cs="Microsoft JhengHei" w:hint="eastAsia"/>
+          <w:lang w:val="en-GB"/>
+        </w:rPr>
+        <w:t>现</w:t>
+      </w:r>
+      <w:r>
+        <w:rPr>
+          <w:rFonts w:ascii="MS Mincho" w:eastAsia="MS Mincho" w:hAnsi="MS Mincho" w:cs="MS Mincho" w:hint="eastAsia"/>
+          <w:lang w:val="en-GB"/>
+        </w:rPr>
+        <w:t>了</w:t>
+      </w:r>
+      <w:r>
+        <w:rPr>
+          <w:b/>
+          <w:bCs/>
+          <w:lang w:val="en-GB"/>
+        </w:rPr>
+        <w:t>精准益生</w:t>
+      </w:r>
+      <w:r>
+        <w:rPr>
+          <w:rFonts w:ascii="Microsoft JhengHei" w:eastAsia="Microsoft JhengHei" w:hAnsi="Microsoft JhengHei" w:cs="Microsoft JhengHei" w:hint="eastAsia"/>
+          <w:b/>
+          <w:bCs/>
+          <w:lang w:val="en-GB"/>
+        </w:rPr>
+        <w:t>营</w:t>
+      </w:r>
+      <w:r>
+        <w:rPr>
+          <w:rFonts w:ascii="MS Mincho" w:eastAsia="MS Mincho" w:hAnsi="MS Mincho" w:cs="MS Mincho" w:hint="eastAsia"/>
+          <w:b/>
+          <w:bCs/>
+          <w:lang w:val="en-GB"/>
+        </w:rPr>
+        <w:t>养</w:t>
+      </w:r>
+      <w:r>
+        <w:rPr>
+          <w:lang w:val="en-GB"/>
+        </w:rPr>
+        <w:t>的未来方向，融合</w:t>
+      </w:r>
+      <w:r>
+        <w:rPr>
+          <w:rFonts w:ascii="Microsoft JhengHei" w:eastAsia="Microsoft JhengHei" w:hAnsi="Microsoft JhengHei" w:cs="Microsoft JhengHei" w:hint="eastAsia"/>
+          <w:lang w:val="en-GB"/>
+        </w:rPr>
+        <w:t>肠</w:t>
+      </w:r>
+      <w:r>
+        <w:rPr>
+          <w:rFonts w:ascii="MS Mincho" w:eastAsia="MS Mincho" w:hAnsi="MS Mincho" w:cs="MS Mincho" w:hint="eastAsia"/>
+          <w:lang w:val="en-GB"/>
+        </w:rPr>
+        <w:t>道科学、天然萃取与关</w:t>
+      </w:r>
+      <w:r>
+        <w:rPr>
+          <w:rFonts w:ascii="Microsoft JhengHei" w:eastAsia="Microsoft JhengHei" w:hAnsi="Microsoft JhengHei" w:cs="Microsoft JhengHei" w:hint="eastAsia"/>
+          <w:lang w:val="en-GB"/>
+        </w:rPr>
+        <w:t>键辅</w:t>
+      </w:r>
+      <w:r>
+        <w:rPr>
+          <w:rFonts w:ascii="MS Mincho" w:eastAsia="MS Mincho" w:hAnsi="MS Mincho" w:cs="MS Mincho" w:hint="eastAsia"/>
+          <w:lang w:val="en-GB"/>
+        </w:rPr>
+        <w:t>因子，</w:t>
+      </w:r>
+      <w:r>
+        <w:rPr>
+          <w:rFonts w:ascii="Microsoft JhengHei" w:eastAsia="Microsoft JhengHei" w:hAnsi="Microsoft JhengHei" w:cs="Microsoft JhengHei" w:hint="eastAsia"/>
+          <w:lang w:val="en-GB"/>
+        </w:rPr>
+        <w:t>为</w:t>
+      </w:r>
+      <w:r>
+        <w:rPr>
+          <w:rFonts w:ascii="MS Mincho" w:eastAsia="MS Mincho" w:hAnsi="MS Mincho" w:cs="MS Mincho" w:hint="eastAsia"/>
+          <w:lang w:val="en-GB"/>
+        </w:rPr>
+        <w:t>每日活力与</w:t>
+      </w:r>
+      <w:r>
+        <w:rPr>
+          <w:rFonts w:ascii="Microsoft JhengHei" w:eastAsia="Microsoft JhengHei" w:hAnsi="Microsoft JhengHei" w:cs="Microsoft JhengHei" w:hint="eastAsia"/>
+          <w:lang w:val="en-GB"/>
+        </w:rPr>
+        <w:t>长</w:t>
+      </w:r>
+      <w:r>
+        <w:rPr>
+          <w:rFonts w:ascii="MS Mincho" w:eastAsia="MS Mincho" w:hAnsi="MS Mincho" w:cs="MS Mincho" w:hint="eastAsia"/>
+          <w:lang w:val="en-GB"/>
+        </w:rPr>
+        <w:t>期健康</w:t>
+      </w:r>
+      <w:r>
+        <w:rPr>
+          <w:rFonts w:ascii="Microsoft JhengHei" w:eastAsia="Microsoft JhengHei" w:hAnsi="Microsoft JhengHei" w:cs="Microsoft JhengHei" w:hint="eastAsia"/>
+          <w:lang w:val="en-GB"/>
+        </w:rPr>
+        <w:t>韧</w:t>
+      </w:r>
+      <w:r>
+        <w:rPr>
+          <w:rFonts w:ascii="MS Mincho" w:eastAsia="MS Mincho" w:hAnsi="MS Mincho" w:cs="MS Mincho" w:hint="eastAsia"/>
+          <w:lang w:val="en-GB"/>
+        </w:rPr>
+        <w:t>性提供全方位保障</w:t>
+      </w:r>
+      <w:proofErr w:type="spellEnd"/>
+      <w:r>
+        <w:rPr>
+          <w:rFonts w:ascii="MS Mincho" w:eastAsia="MS Mincho" w:hAnsi="MS Mincho" w:cs="MS Mincho" w:hint="eastAsia"/>
+          <w:lang w:val="en-GB"/>
+        </w:rPr>
+        <w:t>。</w:t>
+      </w:r>
+    </w:p>
+    <w:p>
+      <w:pPr>
+        <w:pStyle w:val="Content"/>
+        <w:rPr>
+          <w:lang w:val="en-GB"/>
+        </w:rPr>
+      </w:pPr>
+    </w:p>
+    <w:p>
+      <w:pPr>
+        <w:pStyle w:val="Content"/>
+        <w:rPr>
+          <w:b/>
+          <w:bCs/>
+          <w:lang w:val="en-GB"/>
+        </w:rPr>
+      </w:pPr>
+      <w:r>
+        <w:rPr>
+          <w:b/>
+          <w:bCs/>
+          <w:lang w:val="en-GB"/>
+        </w:rPr>
+        <w:t>Tagline Highlights (Quick-Read Points)</w:t>
+      </w:r>
+    </w:p>
+    <w:p>
+      <w:pPr>
+        <w:pStyle w:val="Content"/>
+        <w:rPr>
+          <w:lang w:val="en-GB"/>
+        </w:rPr>
+      </w:pPr>
+      <w:r>
+        <w:rPr>
+          <w:b/>
+          <w:bCs/>
+          <w:lang w:val="en-GB"/>
+        </w:rPr>
+        <w:t>English</w:t>
+      </w:r>
+    </w:p>
+    <w:p>
+      <w:pPr>
+        <w:pStyle w:val="Content"/>
+        <w:numPr>
+          <w:ilvl w:val="0"/>
+          <w:numId w:val="8"/>
+        </w:numPr>
+        <w:rPr>
+          <w:lang w:val="en-GB"/>
+        </w:rPr>
+      </w:pPr>
+      <w:r>
+        <w:rPr>
+          <w:lang w:val="en-GB"/>
+        </w:rPr>
+        <w:t>Flagship Multi-Source Probiotic Formula</w:t>
+      </w:r>
+    </w:p>
+    <w:p>
+      <w:pPr>
+        <w:pStyle w:val="Content"/>
+        <w:numPr>
+          <w:ilvl w:val="0"/>
+          <w:numId w:val="8"/>
+        </w:numPr>
+        <w:rPr>
+          <w:lang w:val="en-GB"/>
+        </w:rPr>
+      </w:pPr>
+      <w:r>
+        <w:rPr>
+          <w:lang w:val="en-GB"/>
+        </w:rPr>
+        <w:t>Six Clinically Proven Strains – Gut, Immunity, Balance</w:t>
+      </w:r>
+    </w:p>
+    <w:p>
+      <w:pPr>
+        <w:pStyle w:val="Content"/>
+        <w:numPr>
+          <w:ilvl w:val="0"/>
+          <w:numId w:val="8"/>
+        </w:numPr>
+        <w:rPr>
+          <w:lang w:val="en-GB"/>
+        </w:rPr>
+      </w:pPr>
+      <w:r>
+        <w:rPr>
+          <w:lang w:val="en-GB"/>
+        </w:rPr>
+        <w:t>Vitamins D3 + K2 for Strong Bones &amp; Vascular Health</w:t>
+      </w:r>
+    </w:p>
+    <w:p>
+      <w:pPr>
+        <w:pStyle w:val="Content"/>
+        <w:numPr>
+          <w:ilvl w:val="0"/>
+          <w:numId w:val="8"/>
+        </w:numPr>
+        <w:rPr>
+          <w:lang w:val="en-GB"/>
+        </w:rPr>
+      </w:pPr>
+      <w:r>
+        <w:rPr>
+          <w:lang w:val="en-GB"/>
+        </w:rPr>
+        <w:t>Botanical Extracts for Liver, Heart, Kidney &amp; Immunity</w:t>
+      </w:r>
+    </w:p>
+    <w:p>
+      <w:pPr>
+        <w:pStyle w:val="Content"/>
+        <w:numPr>
+          <w:ilvl w:val="0"/>
+          <w:numId w:val="8"/>
+        </w:numPr>
+        <w:rPr>
+          <w:lang w:val="en-GB"/>
+        </w:rPr>
+      </w:pPr>
+      <w:r>
+        <w:rPr>
+          <w:lang w:val="en-GB"/>
+        </w:rPr>
+        <w:t xml:space="preserve">Cellular </w:t>
+      </w:r>
+      <w:proofErr w:type="spellStart"/>
+      <w:r>
+        <w:rPr>
+          <w:lang w:val="en-GB"/>
+        </w:rPr>
+        <w:t>Defense</w:t>
+      </w:r>
+      <w:proofErr w:type="spellEnd"/>
+      <w:r>
+        <w:rPr>
+          <w:lang w:val="en-GB"/>
+        </w:rPr>
+        <w:t xml:space="preserve"> with Vitamin C &amp; GABA</w:t>
+      </w:r>
+    </w:p>
+    <w:p>
+      <w:pPr>
+        <w:pStyle w:val="Content"/>
+        <w:numPr>
+          <w:ilvl w:val="0"/>
+          <w:numId w:val="8"/>
+        </w:numPr>
+        <w:rPr>
+          <w:lang w:val="en-GB"/>
+        </w:rPr>
+      </w:pPr>
+      <w:r>
+        <w:rPr>
+          <w:lang w:val="en-GB"/>
+        </w:rPr>
+        <w:t>Fermented Lemon + Fiber for Prebiotic Synergy</w:t>
+      </w:r>
+    </w:p>
+    <w:p>
+      <w:pPr>
+        <w:pStyle w:val="Content"/>
+        <w:rPr>
+          <w:lang w:val="en-GB"/>
+        </w:rPr>
+      </w:pPr>
+      <w:proofErr w:type="spellStart"/>
+      <w:r>
+        <w:rPr>
+          <w:b/>
+          <w:bCs/>
+          <w:lang w:val="en-GB"/>
+        </w:rPr>
+        <w:t>繁體中文</w:t>
+      </w:r>
+      <w:proofErr w:type="spellEnd"/>
+    </w:p>
+    <w:p>
+      <w:pPr>
+        <w:pStyle w:val="Content"/>
+        <w:numPr>
+          <w:ilvl w:val="0"/>
+          <w:numId w:val="9"/>
+        </w:numPr>
+        <w:rPr>
+          <w:lang w:val="en-GB"/>
+        </w:rPr>
+      </w:pPr>
+      <w:proofErr w:type="spellStart"/>
+      <w:r>
+        <w:rPr>
+          <w:lang w:val="en-GB"/>
+        </w:rPr>
+        <w:t>旗艦多源益生配方</w:t>
+      </w:r>
+      <w:proofErr w:type="spellEnd"/>
+    </w:p>
+    <w:p>
+      <w:pPr>
+        <w:pStyle w:val="Content"/>
+        <w:numPr>
+          <w:ilvl w:val="0"/>
+          <w:numId w:val="9"/>
+        </w:numPr>
+        <w:rPr>
+          <w:lang w:val="en-GB"/>
+        </w:rPr>
+      </w:pPr>
+      <w:proofErr w:type="spellStart"/>
+      <w:r>
+        <w:rPr>
+          <w:lang w:val="en-GB"/>
+        </w:rPr>
+        <w:t>六株臨床驗證菌株：腸道、免疫、平衡</w:t>
+      </w:r>
+      <w:proofErr w:type="spellEnd"/>
+    </w:p>
+    <w:p>
+      <w:pPr>
+        <w:pStyle w:val="Content"/>
+        <w:numPr>
+          <w:ilvl w:val="0"/>
+          <w:numId w:val="9"/>
+        </w:numPr>
+        <w:rPr>
+          <w:lang w:val="en-GB"/>
+        </w:rPr>
+      </w:pPr>
+      <w:proofErr w:type="spellStart"/>
+      <w:r>
+        <w:rPr>
+          <w:lang w:val="en-GB"/>
+        </w:rPr>
+        <w:t>維生素</w:t>
+      </w:r>
+      <w:proofErr w:type="spellEnd"/>
+      <w:r>
+        <w:rPr>
+          <w:lang w:val="en-GB"/>
+        </w:rPr>
+        <w:t>D3+K2</w:t>
+      </w:r>
+      <w:r>
+        <w:rPr>
+          <w:lang w:val="en-GB"/>
+        </w:rPr>
+        <w:t>：</w:t>
+      </w:r>
+      <w:proofErr w:type="spellStart"/>
+      <w:r>
+        <w:rPr>
+          <w:lang w:val="en-GB"/>
+        </w:rPr>
+        <w:t>強健骨骼與血管健康</w:t>
+      </w:r>
+      <w:proofErr w:type="spellEnd"/>
+    </w:p>
+    <w:p>
+      <w:pPr>
+        <w:pStyle w:val="Content"/>
+        <w:numPr>
+          <w:ilvl w:val="0"/>
+          <w:numId w:val="9"/>
+        </w:numPr>
+        <w:rPr>
+          <w:lang w:val="en-GB"/>
+        </w:rPr>
+      </w:pPr>
+      <w:proofErr w:type="spellStart"/>
+      <w:r>
+        <w:rPr>
+          <w:lang w:val="en-GB"/>
+        </w:rPr>
+        <w:t>植物精華：護肝、護心、護腎、免疫支持</w:t>
+      </w:r>
+      <w:proofErr w:type="spellEnd"/>
+    </w:p>
+    <w:p>
+      <w:pPr>
+        <w:pStyle w:val="Content"/>
+        <w:numPr>
+          <w:ilvl w:val="0"/>
+          <w:numId w:val="9"/>
+        </w:numPr>
+        <w:rPr>
+          <w:lang w:val="en-GB"/>
+        </w:rPr>
+      </w:pPr>
+      <w:proofErr w:type="spellStart"/>
+      <w:r>
+        <w:rPr>
+          <w:lang w:val="en-GB"/>
+        </w:rPr>
+        <w:t>維生素</w:t>
+      </w:r>
+      <w:proofErr w:type="spellEnd"/>
+      <w:r>
+        <w:rPr>
+          <w:lang w:val="en-GB"/>
+        </w:rPr>
+        <w:t>C+GABA</w:t>
+      </w:r>
+      <w:r>
+        <w:rPr>
+          <w:lang w:val="en-GB"/>
+        </w:rPr>
+        <w:t>：</w:t>
+      </w:r>
+      <w:proofErr w:type="spellStart"/>
+      <w:r>
+        <w:rPr>
+          <w:lang w:val="en-GB"/>
+        </w:rPr>
+        <w:t>細胞防護與情緒調節</w:t>
+      </w:r>
+      <w:proofErr w:type="spellEnd"/>
+    </w:p>
+    <w:p>
+      <w:pPr>
+        <w:pStyle w:val="Content"/>
+        <w:numPr>
+          <w:ilvl w:val="0"/>
+          <w:numId w:val="9"/>
+        </w:numPr>
+        <w:rPr>
+          <w:lang w:val="en-GB"/>
+        </w:rPr>
+      </w:pPr>
+      <w:proofErr w:type="spellStart"/>
+      <w:r>
+        <w:rPr>
+          <w:lang w:val="en-GB"/>
+        </w:rPr>
+        <w:t>發酵檸檬</w:t>
+      </w:r>
+      <w:proofErr w:type="spellEnd"/>
+      <w:r>
+        <w:rPr>
+          <w:lang w:val="en-GB"/>
+        </w:rPr>
+        <w:t>+</w:t>
+      </w:r>
+      <w:proofErr w:type="spellStart"/>
+      <w:r>
+        <w:rPr>
+          <w:lang w:val="en-GB"/>
+        </w:rPr>
+        <w:t>纖維：益生元協同效應</w:t>
+      </w:r>
+      <w:proofErr w:type="spellEnd"/>
+    </w:p>
+    <w:p>
+      <w:pPr>
+        <w:pStyle w:val="Content"/>
+        <w:rPr>
+          <w:lang w:val="en-GB"/>
+        </w:rPr>
+      </w:pPr>
+      <w:proofErr w:type="spellStart"/>
+      <w:r>
+        <w:rPr>
+          <w:rFonts w:ascii="Microsoft JhengHei" w:eastAsia="Microsoft JhengHei" w:hAnsi="Microsoft JhengHei" w:cs="Microsoft JhengHei" w:hint="eastAsia"/>
+          <w:b/>
+          <w:bCs/>
+          <w:lang w:val="en-GB"/>
+        </w:rPr>
+        <w:t>简</w:t>
+      </w:r>
+      <w:r>
+        <w:rPr>
+          <w:rFonts w:ascii="MS Mincho" w:eastAsia="MS Mincho" w:hAnsi="MS Mincho" w:cs="MS Mincho" w:hint="eastAsia"/>
+          <w:b/>
+          <w:bCs/>
+          <w:lang w:val="en-GB"/>
+        </w:rPr>
+        <w:t>体中文</w:t>
+      </w:r>
+      <w:proofErr w:type="spellEnd"/>
+    </w:p>
+    <w:p>
+      <w:pPr>
+        <w:pStyle w:val="Content"/>
+        <w:numPr>
+          <w:ilvl w:val="0"/>
+          <w:numId w:val="10"/>
+        </w:numPr>
+        <w:rPr>
+          <w:lang w:val="en-GB"/>
+        </w:rPr>
+      </w:pPr>
+      <w:proofErr w:type="spellStart"/>
+      <w:r>
+        <w:rPr>
+          <w:lang w:val="en-GB"/>
+        </w:rPr>
+        <w:t>旗</w:t>
+      </w:r>
+      <w:r>
+        <w:rPr>
+          <w:rFonts w:ascii="Microsoft JhengHei" w:eastAsia="Microsoft JhengHei" w:hAnsi="Microsoft JhengHei" w:cs="Microsoft JhengHei" w:hint="eastAsia"/>
+          <w:lang w:val="en-GB"/>
+        </w:rPr>
+        <w:t>舰</w:t>
+      </w:r>
+      <w:r>
+        <w:rPr>
+          <w:rFonts w:ascii="MS Mincho" w:eastAsia="MS Mincho" w:hAnsi="MS Mincho" w:cs="MS Mincho" w:hint="eastAsia"/>
+          <w:lang w:val="en-GB"/>
+        </w:rPr>
+        <w:t>多源益生配方</w:t>
+      </w:r>
+      <w:proofErr w:type="spellEnd"/>
+    </w:p>
+    <w:p>
+      <w:pPr>
+        <w:pStyle w:val="Content"/>
+        <w:numPr>
+          <w:ilvl w:val="0"/>
+          <w:numId w:val="10"/>
+        </w:numPr>
+        <w:rPr>
+          <w:lang w:val="en-GB"/>
+        </w:rPr>
+      </w:pPr>
+      <w:proofErr w:type="spellStart"/>
+      <w:r>
+        <w:rPr>
+          <w:lang w:val="en-GB"/>
+        </w:rPr>
+        <w:t>六株</w:t>
+      </w:r>
+      <w:r>
+        <w:rPr>
+          <w:rFonts w:ascii="Microsoft JhengHei" w:eastAsia="Microsoft JhengHei" w:hAnsi="Microsoft JhengHei" w:cs="Microsoft JhengHei" w:hint="eastAsia"/>
+          <w:lang w:val="en-GB"/>
+        </w:rPr>
+        <w:t>临</w:t>
+      </w:r>
+      <w:r>
+        <w:rPr>
+          <w:rFonts w:ascii="MS Mincho" w:eastAsia="MS Mincho" w:hAnsi="MS Mincho" w:cs="MS Mincho" w:hint="eastAsia"/>
+          <w:lang w:val="en-GB"/>
+        </w:rPr>
+        <w:t>床</w:t>
+      </w:r>
+      <w:r>
+        <w:rPr>
+          <w:rFonts w:ascii="Microsoft JhengHei" w:eastAsia="Microsoft JhengHei" w:hAnsi="Microsoft JhengHei" w:cs="Microsoft JhengHei" w:hint="eastAsia"/>
+          <w:lang w:val="en-GB"/>
+        </w:rPr>
+        <w:t>验证</w:t>
+      </w:r>
+      <w:r>
+        <w:rPr>
+          <w:rFonts w:ascii="MS Mincho" w:eastAsia="MS Mincho" w:hAnsi="MS Mincho" w:cs="MS Mincho" w:hint="eastAsia"/>
+          <w:lang w:val="en-GB"/>
+        </w:rPr>
+        <w:t>菌株：</w:t>
+      </w:r>
+      <w:r>
+        <w:rPr>
+          <w:rFonts w:ascii="Microsoft JhengHei" w:eastAsia="Microsoft JhengHei" w:hAnsi="Microsoft JhengHei" w:cs="Microsoft JhengHei" w:hint="eastAsia"/>
+          <w:lang w:val="en-GB"/>
+        </w:rPr>
+        <w:t>肠</w:t>
+      </w:r>
+      <w:r>
+        <w:rPr>
+          <w:rFonts w:ascii="MS Mincho" w:eastAsia="MS Mincho" w:hAnsi="MS Mincho" w:cs="MS Mincho" w:hint="eastAsia"/>
+          <w:lang w:val="en-GB"/>
+        </w:rPr>
+        <w:t>道、免疫、平衡</w:t>
+      </w:r>
+      <w:proofErr w:type="spellEnd"/>
+    </w:p>
+    <w:p>
+      <w:pPr>
+        <w:pStyle w:val="Content"/>
+        <w:numPr>
+          <w:ilvl w:val="0"/>
+          <w:numId w:val="10"/>
+        </w:numPr>
+        <w:rPr>
+          <w:lang w:val="en-GB"/>
+        </w:rPr>
+      </w:pPr>
+      <w:proofErr w:type="spellStart"/>
+      <w:r>
+        <w:rPr>
+          <w:rFonts w:ascii="Microsoft JhengHei" w:eastAsia="Microsoft JhengHei" w:hAnsi="Microsoft JhengHei" w:cs="Microsoft JhengHei" w:hint="eastAsia"/>
+          <w:lang w:val="en-GB"/>
+        </w:rPr>
+        <w:t>维</w:t>
+      </w:r>
+      <w:r>
+        <w:rPr>
+          <w:rFonts w:ascii="MS Mincho" w:eastAsia="MS Mincho" w:hAnsi="MS Mincho" w:cs="MS Mincho" w:hint="eastAsia"/>
+          <w:lang w:val="en-GB"/>
+        </w:rPr>
+        <w:t>生素</w:t>
+      </w:r>
+      <w:proofErr w:type="spellEnd"/>
+      <w:r>
+        <w:rPr>
+          <w:lang w:val="en-GB"/>
+        </w:rPr>
+        <w:t>D3+K2</w:t>
+      </w:r>
+      <w:r>
+        <w:rPr>
+          <w:lang w:val="en-GB"/>
+        </w:rPr>
+        <w:t>：</w:t>
+      </w:r>
+      <w:proofErr w:type="spellStart"/>
+      <w:r>
+        <w:rPr>
+          <w:rFonts w:ascii="Yu Gothic" w:eastAsia="Yu Gothic" w:hAnsi="Yu Gothic" w:cs="Yu Gothic" w:hint="eastAsia"/>
+          <w:lang w:val="en-GB"/>
+        </w:rPr>
+        <w:t>强</w:t>
+      </w:r>
+      <w:r>
+        <w:rPr>
+          <w:rFonts w:ascii="MS Mincho" w:eastAsia="MS Mincho" w:hAnsi="MS Mincho" w:cs="MS Mincho" w:hint="eastAsia"/>
+          <w:lang w:val="en-GB"/>
+        </w:rPr>
+        <w:t>健骨骼与血管健康</w:t>
+      </w:r>
+      <w:proofErr w:type="spellEnd"/>
+    </w:p>
+    <w:p>
+      <w:pPr>
+        <w:pStyle w:val="Content"/>
+        <w:numPr>
+          <w:ilvl w:val="0"/>
+          <w:numId w:val="10"/>
+        </w:numPr>
+        <w:rPr>
+          <w:lang w:val="en-GB"/>
+        </w:rPr>
+      </w:pPr>
+      <w:proofErr w:type="spellStart"/>
+      <w:r>
+        <w:rPr>
+          <w:lang w:val="en-GB"/>
+        </w:rPr>
+        <w:lastRenderedPageBreak/>
+        <w:t>植物精</w:t>
+      </w:r>
+      <w:r>
+        <w:rPr>
+          <w:rFonts w:ascii="Microsoft JhengHei" w:eastAsia="Microsoft JhengHei" w:hAnsi="Microsoft JhengHei" w:cs="Microsoft JhengHei" w:hint="eastAsia"/>
+          <w:lang w:val="en-GB"/>
+        </w:rPr>
+        <w:t>华</w:t>
+      </w:r>
+      <w:r>
+        <w:rPr>
+          <w:rFonts w:ascii="MS Mincho" w:eastAsia="MS Mincho" w:hAnsi="MS Mincho" w:cs="MS Mincho" w:hint="eastAsia"/>
+          <w:lang w:val="en-GB"/>
+        </w:rPr>
+        <w:t>：</w:t>
+      </w:r>
+      <w:r>
+        <w:rPr>
+          <w:rFonts w:ascii="Microsoft JhengHei" w:eastAsia="Microsoft JhengHei" w:hAnsi="Microsoft JhengHei" w:cs="Microsoft JhengHei" w:hint="eastAsia"/>
+          <w:lang w:val="en-GB"/>
+        </w:rPr>
+        <w:t>护</w:t>
+      </w:r>
+      <w:r>
+        <w:rPr>
+          <w:rFonts w:ascii="MS Mincho" w:eastAsia="MS Mincho" w:hAnsi="MS Mincho" w:cs="MS Mincho" w:hint="eastAsia"/>
+          <w:lang w:val="en-GB"/>
+        </w:rPr>
+        <w:t>肝、</w:t>
+      </w:r>
+      <w:r>
+        <w:rPr>
+          <w:rFonts w:ascii="Microsoft JhengHei" w:eastAsia="Microsoft JhengHei" w:hAnsi="Microsoft JhengHei" w:cs="Microsoft JhengHei" w:hint="eastAsia"/>
+          <w:lang w:val="en-GB"/>
+        </w:rPr>
+        <w:t>护</w:t>
+      </w:r>
+      <w:r>
+        <w:rPr>
+          <w:rFonts w:ascii="MS Mincho" w:eastAsia="MS Mincho" w:hAnsi="MS Mincho" w:cs="MS Mincho" w:hint="eastAsia"/>
+          <w:lang w:val="en-GB"/>
+        </w:rPr>
+        <w:t>心、</w:t>
+      </w:r>
+      <w:r>
+        <w:rPr>
+          <w:rFonts w:ascii="Microsoft JhengHei" w:eastAsia="Microsoft JhengHei" w:hAnsi="Microsoft JhengHei" w:cs="Microsoft JhengHei" w:hint="eastAsia"/>
+          <w:lang w:val="en-GB"/>
+        </w:rPr>
+        <w:t>护肾</w:t>
+      </w:r>
+      <w:r>
+        <w:rPr>
+          <w:rFonts w:ascii="MS Mincho" w:eastAsia="MS Mincho" w:hAnsi="MS Mincho" w:cs="MS Mincho" w:hint="eastAsia"/>
+          <w:lang w:val="en-GB"/>
+        </w:rPr>
+        <w:t>、免疫支持</w:t>
+      </w:r>
+      <w:proofErr w:type="spellEnd"/>
+    </w:p>
+    <w:p>
+      <w:pPr>
+        <w:pStyle w:val="Content"/>
+        <w:numPr>
+          <w:ilvl w:val="0"/>
+          <w:numId w:val="10"/>
+        </w:numPr>
+        <w:rPr>
+          <w:lang w:val="en-GB"/>
+        </w:rPr>
+      </w:pPr>
+      <w:proofErr w:type="spellStart"/>
+      <w:r>
+        <w:rPr>
+          <w:rFonts w:ascii="Microsoft JhengHei" w:eastAsia="Microsoft JhengHei" w:hAnsi="Microsoft JhengHei" w:cs="Microsoft JhengHei" w:hint="eastAsia"/>
+          <w:lang w:val="en-GB"/>
+        </w:rPr>
+        <w:t>维</w:t>
+      </w:r>
+      <w:r>
+        <w:rPr>
+          <w:rFonts w:ascii="MS Mincho" w:eastAsia="MS Mincho" w:hAnsi="MS Mincho" w:cs="MS Mincho" w:hint="eastAsia"/>
+          <w:lang w:val="en-GB"/>
+        </w:rPr>
+        <w:t>生素</w:t>
+      </w:r>
+      <w:proofErr w:type="spellEnd"/>
+      <w:r>
+        <w:rPr>
+          <w:lang w:val="en-GB"/>
+        </w:rPr>
+        <w:t>C+GABA</w:t>
+      </w:r>
+      <w:r>
+        <w:rPr>
+          <w:lang w:val="en-GB"/>
+        </w:rPr>
+        <w:t>：</w:t>
+      </w:r>
+      <w:proofErr w:type="spellStart"/>
+      <w:r>
+        <w:rPr>
+          <w:rFonts w:ascii="Microsoft JhengHei" w:eastAsia="Microsoft JhengHei" w:hAnsi="Microsoft JhengHei" w:cs="Microsoft JhengHei" w:hint="eastAsia"/>
+          <w:lang w:val="en-GB"/>
+        </w:rPr>
+        <w:t>细</w:t>
+      </w:r>
+      <w:r>
+        <w:rPr>
+          <w:rFonts w:ascii="MS Mincho" w:eastAsia="MS Mincho" w:hAnsi="MS Mincho" w:cs="MS Mincho" w:hint="eastAsia"/>
+          <w:lang w:val="en-GB"/>
+        </w:rPr>
+        <w:t>胞防</w:t>
+      </w:r>
+      <w:r>
+        <w:rPr>
+          <w:rFonts w:ascii="Microsoft JhengHei" w:eastAsia="Microsoft JhengHei" w:hAnsi="Microsoft JhengHei" w:cs="Microsoft JhengHei" w:hint="eastAsia"/>
+          <w:lang w:val="en-GB"/>
+        </w:rPr>
+        <w:t>护</w:t>
+      </w:r>
+      <w:r>
+        <w:rPr>
+          <w:rFonts w:ascii="MS Mincho" w:eastAsia="MS Mincho" w:hAnsi="MS Mincho" w:cs="MS Mincho" w:hint="eastAsia"/>
+          <w:lang w:val="en-GB"/>
+        </w:rPr>
+        <w:t>与情</w:t>
+      </w:r>
+      <w:r>
+        <w:rPr>
+          <w:rFonts w:ascii="Microsoft JhengHei" w:eastAsia="Microsoft JhengHei" w:hAnsi="Microsoft JhengHei" w:cs="Microsoft JhengHei" w:hint="eastAsia"/>
+          <w:lang w:val="en-GB"/>
+        </w:rPr>
+        <w:t>绪调节</w:t>
+      </w:r>
+      <w:proofErr w:type="spellEnd"/>
+    </w:p>
+    <w:p>
+      <w:pPr>
+        <w:pStyle w:val="Content"/>
+        <w:numPr>
+          <w:ilvl w:val="0"/>
+          <w:numId w:val="10"/>
+        </w:numPr>
+        <w:rPr>
+          <w:lang w:val="en-GB"/>
+        </w:rPr>
+      </w:pPr>
+      <w:proofErr w:type="spellStart"/>
+      <w:r>
+        <w:rPr>
+          <w:rFonts w:ascii="Microsoft JhengHei" w:eastAsia="Microsoft JhengHei" w:hAnsi="Microsoft JhengHei" w:cs="Microsoft JhengHei" w:hint="eastAsia"/>
+          <w:lang w:val="en-GB"/>
+        </w:rPr>
+        <w:t>发</w:t>
+      </w:r>
+      <w:r>
+        <w:rPr>
+          <w:rFonts w:ascii="MS Mincho" w:eastAsia="MS Mincho" w:hAnsi="MS Mincho" w:cs="MS Mincho" w:hint="eastAsia"/>
+          <w:lang w:val="en-GB"/>
+        </w:rPr>
+        <w:t>酵</w:t>
+      </w:r>
+      <w:r>
+        <w:rPr>
+          <w:rFonts w:ascii="Microsoft JhengHei" w:eastAsia="Microsoft JhengHei" w:hAnsi="Microsoft JhengHei" w:cs="Microsoft JhengHei" w:hint="eastAsia"/>
+          <w:lang w:val="en-GB"/>
+        </w:rPr>
+        <w:t>柠</w:t>
+      </w:r>
+      <w:r>
+        <w:rPr>
+          <w:rFonts w:ascii="MS Mincho" w:eastAsia="MS Mincho" w:hAnsi="MS Mincho" w:cs="MS Mincho" w:hint="eastAsia"/>
+          <w:lang w:val="en-GB"/>
+        </w:rPr>
+        <w:t>檬</w:t>
+      </w:r>
+      <w:proofErr w:type="spellEnd"/>
+      <w:r>
+        <w:rPr>
+          <w:lang w:val="en-GB"/>
+        </w:rPr>
+        <w:t>+</w:t>
+      </w:r>
+      <w:proofErr w:type="spellStart"/>
+      <w:r>
+        <w:rPr>
+          <w:rFonts w:ascii="Microsoft JhengHei" w:eastAsia="Microsoft JhengHei" w:hAnsi="Microsoft JhengHei" w:cs="Microsoft JhengHei" w:hint="eastAsia"/>
+          <w:lang w:val="en-GB"/>
+        </w:rPr>
+        <w:t>纤维</w:t>
+      </w:r>
+      <w:r>
+        <w:rPr>
+          <w:rFonts w:ascii="MS Mincho" w:eastAsia="MS Mincho" w:hAnsi="MS Mincho" w:cs="MS Mincho" w:hint="eastAsia"/>
+          <w:lang w:val="en-GB"/>
+        </w:rPr>
+        <w:t>：益生元</w:t>
+      </w:r>
+      <w:r>
+        <w:rPr>
+          <w:rFonts w:ascii="Microsoft JhengHei" w:eastAsia="Microsoft JhengHei" w:hAnsi="Microsoft JhengHei" w:cs="Microsoft JhengHei" w:hint="eastAsia"/>
+          <w:lang w:val="en-GB"/>
+        </w:rPr>
+        <w:t>协</w:t>
+      </w:r>
+      <w:r>
+        <w:rPr>
+          <w:rFonts w:ascii="MS Mincho" w:eastAsia="MS Mincho" w:hAnsi="MS Mincho" w:cs="MS Mincho" w:hint="eastAsia"/>
+          <w:lang w:val="en-GB"/>
+        </w:rPr>
+        <w:t>同效</w:t>
+      </w:r>
+      <w:r>
+        <w:rPr>
+          <w:rFonts w:ascii="Microsoft JhengHei" w:eastAsia="Microsoft JhengHei" w:hAnsi="Microsoft JhengHei" w:cs="Microsoft JhengHei" w:hint="eastAsia"/>
+          <w:lang w:val="en-GB"/>
+        </w:rPr>
+        <w:t>应</w:t>
+      </w:r>
+      <w:proofErr w:type="spellEnd"/>
+    </w:p>
+    <w:p>
+      <w:pPr>
+        <w:pStyle w:val="Content"/>
+        <w:rPr>
+          <w:lang w:val="en-GB"/>
+        </w:rPr>
+      </w:pPr>
+    </w:p>
     <w:sectPr>
-      <w:headerReference w:type="default" r:id="rId9"/>
-      <w:footerReference w:type="default" r:id="rId10"/>
+      <w:headerReference w:type="default" r:id="rId11"/>
+      <w:footerReference w:type="default" r:id="rId12"/>
       <w:pgSz w:w="12240" w:h="15840"/>
       <w:pgMar w:top="720" w:right="1152" w:bottom="720" w:left="1152" w:header="0" w:footer="288" w:gutter="0"/>
       <w:pgNumType w:start="1"/>
@@ -3125,9 +7508,9 @@
 <file path=word/numbering.xml><?xml version="1.0" encoding="utf-8"?>
 <w:numbering xmlns:wpc="http://schemas.microsoft.com/office/word/2010/wordprocessingCanvas" xmlns:cx="http://schemas.microsoft.com/office/drawing/2014/chartex" xmlns:cx1="http://schemas.microsoft.com/office/drawing/2015/9/8/chartex" xmlns:cx2="http://schemas.microsoft.com/office/drawing/2015/10/21/chartex" xmlns:cx3="http://schemas.microsoft.com/office/drawing/2016/5/9/chartex" xmlns:cx4="http://schemas.microsoft.com/office/drawing/2016/5/10/chartex" xmlns:cx5="http://schemas.microsoft.com/office/drawing/2016/5/11/chartex" xmlns:cx6="http://schemas.microsoft.com/office/drawing/2016/5/12/chartex" xmlns:cx7="http://schemas.microsoft.com/office/drawing/2016/5/13/chartex" xmlns:cx8="http://schemas.microsoft.com/office/drawing/2016/5/14/chartex" xmlns:mc="http://schemas.openxmlformats.org/markup-compatibility/2006" xmlns:aink="http://schemas.microsoft.com/office/drawing/2016/ink" xmlns:am3d="http://schemas.microsoft.com/office/drawing/2017/model3d" xmlns:o="urn:schemas-microsoft-com:office:office" xmlns:oel="http://schemas.microsoft.com/office/2019/extlst" xmlns:r="http://schemas.openxmlformats.org/officeDocument/2006/relationships" xmlns:m="http://schemas.openxmlformats.org/officeDocument/2006/math" xmlns:v="urn:schemas-microsoft-com:vml" xmlns:wp14="http://schemas.microsoft.com/office/word/2010/wordprocessingDrawing" xmlns:wp="http://schemas.openxmlformats.org/drawingml/2006/wordprocessingDrawing" xmlns:w10="urn:schemas-microsoft-com:office:word" xmlns:w="http://schemas.openxmlformats.org/wordprocessingml/2006/main" xmlns:w14="http://schemas.microsoft.com/office/word/2010/wordml" xmlns:w15="http://schemas.microsoft.com/office/word/2012/wordml" xmlns:w16cex="http://schemas.microsoft.com/office/word/2018/wordml/cex" xmlns:w16cid="http://schemas.microsoft.com/office/word/2016/wordml/cid" xmlns:w16="http://schemas.microsoft.com/office/word/2018/wordml" xmlns:w16du="http://schemas.microsoft.com/office/word/2023/wordml/word16du" xmlns:w16sdtdh="http://schemas.microsoft.com/office/word/2020/wordml/sdtdatahash" xmlns:w16sdtfl="http://schemas.microsoft.com/office/word/2024/wordml/sdtformatlock" xmlns:w16se="http://schemas.microsoft.com/office/word/2015/wordml/symex" xmlns:wpg="http://schemas.microsoft.com/office/word/2010/wordprocessingGroup" xmlns:wpi="http://schemas.microsoft.com/office/word/2010/wordprocessingInk" xmlns:wne="http://schemas.microsoft.com/office/word/2006/wordml" xmlns:wps="http://schemas.microsoft.com/office/word/2010/wordprocessingShape" mc:Ignorable="w14 w15 w16se w16cid w16 w16cex w16sdtdh w16sdtfl w16du wp14">
   <w:abstractNum w:abstractNumId="0" w15:restartNumberingAfterBreak="0">
-    <w:nsid w:val="17C47CD1"/>
+    <w:nsid w:val="02383D08"/>
     <w:multiLevelType w:val="multilevel"/>
-    <w:tmpl w:val="4BE029B8"/>
+    <w:tmpl w:val="2160C070"/>
     <w:lvl w:ilvl="0">
       <w:start w:val="1"/>
       <w:numFmt w:val="bullet"/>
@@ -3273,8 +7656,1340 @@
       </w:rPr>
     </w:lvl>
   </w:abstractNum>
+  <w:abstractNum w:abstractNumId="1" w15:restartNumberingAfterBreak="0">
+    <w:nsid w:val="17C47CD1"/>
+    <w:multiLevelType w:val="multilevel"/>
+    <w:tmpl w:val="4BE029B8"/>
+    <w:lvl w:ilvl="0">
+      <w:start w:val="1"/>
+      <w:numFmt w:val="bullet"/>
+      <w:lvlText w:val=""/>
+      <w:lvlJc w:val="left"/>
+      <w:pPr>
+        <w:tabs>
+          <w:tab w:val="num" w:pos="720"/>
+        </w:tabs>
+        <w:ind w:left="720" w:hanging="360"/>
+      </w:pPr>
+      <w:rPr>
+        <w:rFonts w:ascii="Symbol" w:hAnsi="Symbol" w:hint="default"/>
+        <w:sz w:val="20"/>
+      </w:rPr>
+    </w:lvl>
+    <w:lvl w:ilvl="1" w:tentative="1">
+      <w:start w:val="1"/>
+      <w:numFmt w:val="bullet"/>
+      <w:lvlText w:val="o"/>
+      <w:lvlJc w:val="left"/>
+      <w:pPr>
+        <w:tabs>
+          <w:tab w:val="num" w:pos="1440"/>
+        </w:tabs>
+        <w:ind w:left="1440" w:hanging="360"/>
+      </w:pPr>
+      <w:rPr>
+        <w:rFonts w:ascii="Courier New" w:hAnsi="Courier New" w:hint="default"/>
+        <w:sz w:val="20"/>
+      </w:rPr>
+    </w:lvl>
+    <w:lvl w:ilvl="2" w:tentative="1">
+      <w:start w:val="1"/>
+      <w:numFmt w:val="bullet"/>
+      <w:lvlText w:val=""/>
+      <w:lvlJc w:val="left"/>
+      <w:pPr>
+        <w:tabs>
+          <w:tab w:val="num" w:pos="2160"/>
+        </w:tabs>
+        <w:ind w:left="2160" w:hanging="360"/>
+      </w:pPr>
+      <w:rPr>
+        <w:rFonts w:ascii="Wingdings" w:hAnsi="Wingdings" w:hint="default"/>
+        <w:sz w:val="20"/>
+      </w:rPr>
+    </w:lvl>
+    <w:lvl w:ilvl="3" w:tentative="1">
+      <w:start w:val="1"/>
+      <w:numFmt w:val="bullet"/>
+      <w:lvlText w:val=""/>
+      <w:lvlJc w:val="left"/>
+      <w:pPr>
+        <w:tabs>
+          <w:tab w:val="num" w:pos="2880"/>
+        </w:tabs>
+        <w:ind w:left="2880" w:hanging="360"/>
+      </w:pPr>
+      <w:rPr>
+        <w:rFonts w:ascii="Wingdings" w:hAnsi="Wingdings" w:hint="default"/>
+        <w:sz w:val="20"/>
+      </w:rPr>
+    </w:lvl>
+    <w:lvl w:ilvl="4" w:tentative="1">
+      <w:start w:val="1"/>
+      <w:numFmt w:val="bullet"/>
+      <w:lvlText w:val=""/>
+      <w:lvlJc w:val="left"/>
+      <w:pPr>
+        <w:tabs>
+          <w:tab w:val="num" w:pos="3600"/>
+        </w:tabs>
+        <w:ind w:left="3600" w:hanging="360"/>
+      </w:pPr>
+      <w:rPr>
+        <w:rFonts w:ascii="Wingdings" w:hAnsi="Wingdings" w:hint="default"/>
+        <w:sz w:val="20"/>
+      </w:rPr>
+    </w:lvl>
+    <w:lvl w:ilvl="5" w:tentative="1">
+      <w:start w:val="1"/>
+      <w:numFmt w:val="bullet"/>
+      <w:lvlText w:val=""/>
+      <w:lvlJc w:val="left"/>
+      <w:pPr>
+        <w:tabs>
+          <w:tab w:val="num" w:pos="4320"/>
+        </w:tabs>
+        <w:ind w:left="4320" w:hanging="360"/>
+      </w:pPr>
+      <w:rPr>
+        <w:rFonts w:ascii="Wingdings" w:hAnsi="Wingdings" w:hint="default"/>
+        <w:sz w:val="20"/>
+      </w:rPr>
+    </w:lvl>
+    <w:lvl w:ilvl="6" w:tentative="1">
+      <w:start w:val="1"/>
+      <w:numFmt w:val="bullet"/>
+      <w:lvlText w:val=""/>
+      <w:lvlJc w:val="left"/>
+      <w:pPr>
+        <w:tabs>
+          <w:tab w:val="num" w:pos="5040"/>
+        </w:tabs>
+        <w:ind w:left="5040" w:hanging="360"/>
+      </w:pPr>
+      <w:rPr>
+        <w:rFonts w:ascii="Wingdings" w:hAnsi="Wingdings" w:hint="default"/>
+        <w:sz w:val="20"/>
+      </w:rPr>
+    </w:lvl>
+    <w:lvl w:ilvl="7" w:tentative="1">
+      <w:start w:val="1"/>
+      <w:numFmt w:val="bullet"/>
+      <w:lvlText w:val=""/>
+      <w:lvlJc w:val="left"/>
+      <w:pPr>
+        <w:tabs>
+          <w:tab w:val="num" w:pos="5760"/>
+        </w:tabs>
+        <w:ind w:left="5760" w:hanging="360"/>
+      </w:pPr>
+      <w:rPr>
+        <w:rFonts w:ascii="Wingdings" w:hAnsi="Wingdings" w:hint="default"/>
+        <w:sz w:val="20"/>
+      </w:rPr>
+    </w:lvl>
+    <w:lvl w:ilvl="8" w:tentative="1">
+      <w:start w:val="1"/>
+      <w:numFmt w:val="bullet"/>
+      <w:lvlText w:val=""/>
+      <w:lvlJc w:val="left"/>
+      <w:pPr>
+        <w:tabs>
+          <w:tab w:val="num" w:pos="6480"/>
+        </w:tabs>
+        <w:ind w:left="6480" w:hanging="360"/>
+      </w:pPr>
+      <w:rPr>
+        <w:rFonts w:ascii="Wingdings" w:hAnsi="Wingdings" w:hint="default"/>
+        <w:sz w:val="20"/>
+      </w:rPr>
+    </w:lvl>
+  </w:abstractNum>
+  <w:abstractNum w:abstractNumId="2" w15:restartNumberingAfterBreak="0">
+    <w:nsid w:val="1CA35AED"/>
+    <w:multiLevelType w:val="hybridMultilevel"/>
+    <w:tmpl w:val="EA543D38"/>
+    <w:lvl w:ilvl="0" w:tplc="08090001">
+      <w:start w:val="1"/>
+      <w:numFmt w:val="bullet"/>
+      <w:lvlText w:val=""/>
+      <w:lvlJc w:val="left"/>
+      <w:pPr>
+        <w:ind w:left="720" w:hanging="360"/>
+      </w:pPr>
+      <w:rPr>
+        <w:rFonts w:ascii="Symbol" w:hAnsi="Symbol" w:hint="default"/>
+      </w:rPr>
+    </w:lvl>
+    <w:lvl w:ilvl="1" w:tplc="08090003" w:tentative="1">
+      <w:start w:val="1"/>
+      <w:numFmt w:val="bullet"/>
+      <w:lvlText w:val="o"/>
+      <w:lvlJc w:val="left"/>
+      <w:pPr>
+        <w:ind w:left="1440" w:hanging="360"/>
+      </w:pPr>
+      <w:rPr>
+        <w:rFonts w:ascii="Courier New" w:hAnsi="Courier New" w:cs="Courier New" w:hint="default"/>
+      </w:rPr>
+    </w:lvl>
+    <w:lvl w:ilvl="2" w:tplc="08090005" w:tentative="1">
+      <w:start w:val="1"/>
+      <w:numFmt w:val="bullet"/>
+      <w:lvlText w:val=""/>
+      <w:lvlJc w:val="left"/>
+      <w:pPr>
+        <w:ind w:left="2160" w:hanging="360"/>
+      </w:pPr>
+      <w:rPr>
+        <w:rFonts w:ascii="Wingdings" w:hAnsi="Wingdings" w:hint="default"/>
+      </w:rPr>
+    </w:lvl>
+    <w:lvl w:ilvl="3" w:tplc="08090001" w:tentative="1">
+      <w:start w:val="1"/>
+      <w:numFmt w:val="bullet"/>
+      <w:lvlText w:val=""/>
+      <w:lvlJc w:val="left"/>
+      <w:pPr>
+        <w:ind w:left="2880" w:hanging="360"/>
+      </w:pPr>
+      <w:rPr>
+        <w:rFonts w:ascii="Symbol" w:hAnsi="Symbol" w:hint="default"/>
+      </w:rPr>
+    </w:lvl>
+    <w:lvl w:ilvl="4" w:tplc="08090003" w:tentative="1">
+      <w:start w:val="1"/>
+      <w:numFmt w:val="bullet"/>
+      <w:lvlText w:val="o"/>
+      <w:lvlJc w:val="left"/>
+      <w:pPr>
+        <w:ind w:left="3600" w:hanging="360"/>
+      </w:pPr>
+      <w:rPr>
+        <w:rFonts w:ascii="Courier New" w:hAnsi="Courier New" w:cs="Courier New" w:hint="default"/>
+      </w:rPr>
+    </w:lvl>
+    <w:lvl w:ilvl="5" w:tplc="08090005" w:tentative="1">
+      <w:start w:val="1"/>
+      <w:numFmt w:val="bullet"/>
+      <w:lvlText w:val=""/>
+      <w:lvlJc w:val="left"/>
+      <w:pPr>
+        <w:ind w:left="4320" w:hanging="360"/>
+      </w:pPr>
+      <w:rPr>
+        <w:rFonts w:ascii="Wingdings" w:hAnsi="Wingdings" w:hint="default"/>
+      </w:rPr>
+    </w:lvl>
+    <w:lvl w:ilvl="6" w:tplc="08090001" w:tentative="1">
+      <w:start w:val="1"/>
+      <w:numFmt w:val="bullet"/>
+      <w:lvlText w:val=""/>
+      <w:lvlJc w:val="left"/>
+      <w:pPr>
+        <w:ind w:left="5040" w:hanging="360"/>
+      </w:pPr>
+      <w:rPr>
+        <w:rFonts w:ascii="Symbol" w:hAnsi="Symbol" w:hint="default"/>
+      </w:rPr>
+    </w:lvl>
+    <w:lvl w:ilvl="7" w:tplc="08090003" w:tentative="1">
+      <w:start w:val="1"/>
+      <w:numFmt w:val="bullet"/>
+      <w:lvlText w:val="o"/>
+      <w:lvlJc w:val="left"/>
+      <w:pPr>
+        <w:ind w:left="5760" w:hanging="360"/>
+      </w:pPr>
+      <w:rPr>
+        <w:rFonts w:ascii="Courier New" w:hAnsi="Courier New" w:cs="Courier New" w:hint="default"/>
+      </w:rPr>
+    </w:lvl>
+    <w:lvl w:ilvl="8" w:tplc="08090005" w:tentative="1">
+      <w:start w:val="1"/>
+      <w:numFmt w:val="bullet"/>
+      <w:lvlText w:val=""/>
+      <w:lvlJc w:val="left"/>
+      <w:pPr>
+        <w:ind w:left="6480" w:hanging="360"/>
+      </w:pPr>
+      <w:rPr>
+        <w:rFonts w:ascii="Wingdings" w:hAnsi="Wingdings" w:hint="default"/>
+      </w:rPr>
+    </w:lvl>
+  </w:abstractNum>
+  <w:abstractNum w:abstractNumId="3" w15:restartNumberingAfterBreak="0">
+    <w:nsid w:val="36E239BE"/>
+    <w:multiLevelType w:val="multilevel"/>
+    <w:tmpl w:val="FA485530"/>
+    <w:lvl w:ilvl="0">
+      <w:start w:val="1"/>
+      <w:numFmt w:val="bullet"/>
+      <w:lvlText w:val=""/>
+      <w:lvlJc w:val="left"/>
+      <w:pPr>
+        <w:tabs>
+          <w:tab w:val="num" w:pos="720"/>
+        </w:tabs>
+        <w:ind w:left="720" w:hanging="360"/>
+      </w:pPr>
+      <w:rPr>
+        <w:rFonts w:ascii="Symbol" w:hAnsi="Symbol" w:hint="default"/>
+        <w:sz w:val="20"/>
+      </w:rPr>
+    </w:lvl>
+    <w:lvl w:ilvl="1" w:tentative="1">
+      <w:start w:val="1"/>
+      <w:numFmt w:val="bullet"/>
+      <w:lvlText w:val="o"/>
+      <w:lvlJc w:val="left"/>
+      <w:pPr>
+        <w:tabs>
+          <w:tab w:val="num" w:pos="1440"/>
+        </w:tabs>
+        <w:ind w:left="1440" w:hanging="360"/>
+      </w:pPr>
+      <w:rPr>
+        <w:rFonts w:ascii="Courier New" w:hAnsi="Courier New" w:hint="default"/>
+        <w:sz w:val="20"/>
+      </w:rPr>
+    </w:lvl>
+    <w:lvl w:ilvl="2" w:tentative="1">
+      <w:start w:val="1"/>
+      <w:numFmt w:val="bullet"/>
+      <w:lvlText w:val=""/>
+      <w:lvlJc w:val="left"/>
+      <w:pPr>
+        <w:tabs>
+          <w:tab w:val="num" w:pos="2160"/>
+        </w:tabs>
+        <w:ind w:left="2160" w:hanging="360"/>
+      </w:pPr>
+      <w:rPr>
+        <w:rFonts w:ascii="Wingdings" w:hAnsi="Wingdings" w:hint="default"/>
+        <w:sz w:val="20"/>
+      </w:rPr>
+    </w:lvl>
+    <w:lvl w:ilvl="3" w:tentative="1">
+      <w:start w:val="1"/>
+      <w:numFmt w:val="bullet"/>
+      <w:lvlText w:val=""/>
+      <w:lvlJc w:val="left"/>
+      <w:pPr>
+        <w:tabs>
+          <w:tab w:val="num" w:pos="2880"/>
+        </w:tabs>
+        <w:ind w:left="2880" w:hanging="360"/>
+      </w:pPr>
+      <w:rPr>
+        <w:rFonts w:ascii="Wingdings" w:hAnsi="Wingdings" w:hint="default"/>
+        <w:sz w:val="20"/>
+      </w:rPr>
+    </w:lvl>
+    <w:lvl w:ilvl="4" w:tentative="1">
+      <w:start w:val="1"/>
+      <w:numFmt w:val="bullet"/>
+      <w:lvlText w:val=""/>
+      <w:lvlJc w:val="left"/>
+      <w:pPr>
+        <w:tabs>
+          <w:tab w:val="num" w:pos="3600"/>
+        </w:tabs>
+        <w:ind w:left="3600" w:hanging="360"/>
+      </w:pPr>
+      <w:rPr>
+        <w:rFonts w:ascii="Wingdings" w:hAnsi="Wingdings" w:hint="default"/>
+        <w:sz w:val="20"/>
+      </w:rPr>
+    </w:lvl>
+    <w:lvl w:ilvl="5" w:tentative="1">
+      <w:start w:val="1"/>
+      <w:numFmt w:val="bullet"/>
+      <w:lvlText w:val=""/>
+      <w:lvlJc w:val="left"/>
+      <w:pPr>
+        <w:tabs>
+          <w:tab w:val="num" w:pos="4320"/>
+        </w:tabs>
+        <w:ind w:left="4320" w:hanging="360"/>
+      </w:pPr>
+      <w:rPr>
+        <w:rFonts w:ascii="Wingdings" w:hAnsi="Wingdings" w:hint="default"/>
+        <w:sz w:val="20"/>
+      </w:rPr>
+    </w:lvl>
+    <w:lvl w:ilvl="6" w:tentative="1">
+      <w:start w:val="1"/>
+      <w:numFmt w:val="bullet"/>
+      <w:lvlText w:val=""/>
+      <w:lvlJc w:val="left"/>
+      <w:pPr>
+        <w:tabs>
+          <w:tab w:val="num" w:pos="5040"/>
+        </w:tabs>
+        <w:ind w:left="5040" w:hanging="360"/>
+      </w:pPr>
+      <w:rPr>
+        <w:rFonts w:ascii="Wingdings" w:hAnsi="Wingdings" w:hint="default"/>
+        <w:sz w:val="20"/>
+      </w:rPr>
+    </w:lvl>
+    <w:lvl w:ilvl="7" w:tentative="1">
+      <w:start w:val="1"/>
+      <w:numFmt w:val="bullet"/>
+      <w:lvlText w:val=""/>
+      <w:lvlJc w:val="left"/>
+      <w:pPr>
+        <w:tabs>
+          <w:tab w:val="num" w:pos="5760"/>
+        </w:tabs>
+        <w:ind w:left="5760" w:hanging="360"/>
+      </w:pPr>
+      <w:rPr>
+        <w:rFonts w:ascii="Wingdings" w:hAnsi="Wingdings" w:hint="default"/>
+        <w:sz w:val="20"/>
+      </w:rPr>
+    </w:lvl>
+    <w:lvl w:ilvl="8" w:tentative="1">
+      <w:start w:val="1"/>
+      <w:numFmt w:val="bullet"/>
+      <w:lvlText w:val=""/>
+      <w:lvlJc w:val="left"/>
+      <w:pPr>
+        <w:tabs>
+          <w:tab w:val="num" w:pos="6480"/>
+        </w:tabs>
+        <w:ind w:left="6480" w:hanging="360"/>
+      </w:pPr>
+      <w:rPr>
+        <w:rFonts w:ascii="Wingdings" w:hAnsi="Wingdings" w:hint="default"/>
+        <w:sz w:val="20"/>
+      </w:rPr>
+    </w:lvl>
+  </w:abstractNum>
+  <w:abstractNum w:abstractNumId="4" w15:restartNumberingAfterBreak="0">
+    <w:nsid w:val="392161D5"/>
+    <w:multiLevelType w:val="multilevel"/>
+    <w:tmpl w:val="05B41DEA"/>
+    <w:lvl w:ilvl="0">
+      <w:start w:val="1"/>
+      <w:numFmt w:val="bullet"/>
+      <w:lvlText w:val=""/>
+      <w:lvlJc w:val="left"/>
+      <w:pPr>
+        <w:tabs>
+          <w:tab w:val="num" w:pos="720"/>
+        </w:tabs>
+        <w:ind w:left="720" w:hanging="360"/>
+      </w:pPr>
+      <w:rPr>
+        <w:rFonts w:ascii="Symbol" w:hAnsi="Symbol" w:hint="default"/>
+        <w:sz w:val="20"/>
+      </w:rPr>
+    </w:lvl>
+    <w:lvl w:ilvl="1" w:tentative="1">
+      <w:start w:val="1"/>
+      <w:numFmt w:val="bullet"/>
+      <w:lvlText w:val="o"/>
+      <w:lvlJc w:val="left"/>
+      <w:pPr>
+        <w:tabs>
+          <w:tab w:val="num" w:pos="1440"/>
+        </w:tabs>
+        <w:ind w:left="1440" w:hanging="360"/>
+      </w:pPr>
+      <w:rPr>
+        <w:rFonts w:ascii="Courier New" w:hAnsi="Courier New" w:hint="default"/>
+        <w:sz w:val="20"/>
+      </w:rPr>
+    </w:lvl>
+    <w:lvl w:ilvl="2" w:tentative="1">
+      <w:start w:val="1"/>
+      <w:numFmt w:val="bullet"/>
+      <w:lvlText w:val=""/>
+      <w:lvlJc w:val="left"/>
+      <w:pPr>
+        <w:tabs>
+          <w:tab w:val="num" w:pos="2160"/>
+        </w:tabs>
+        <w:ind w:left="2160" w:hanging="360"/>
+      </w:pPr>
+      <w:rPr>
+        <w:rFonts w:ascii="Wingdings" w:hAnsi="Wingdings" w:hint="default"/>
+        <w:sz w:val="20"/>
+      </w:rPr>
+    </w:lvl>
+    <w:lvl w:ilvl="3" w:tentative="1">
+      <w:start w:val="1"/>
+      <w:numFmt w:val="bullet"/>
+      <w:lvlText w:val=""/>
+      <w:lvlJc w:val="left"/>
+      <w:pPr>
+        <w:tabs>
+          <w:tab w:val="num" w:pos="2880"/>
+        </w:tabs>
+        <w:ind w:left="2880" w:hanging="360"/>
+      </w:pPr>
+      <w:rPr>
+        <w:rFonts w:ascii="Wingdings" w:hAnsi="Wingdings" w:hint="default"/>
+        <w:sz w:val="20"/>
+      </w:rPr>
+    </w:lvl>
+    <w:lvl w:ilvl="4" w:tentative="1">
+      <w:start w:val="1"/>
+      <w:numFmt w:val="bullet"/>
+      <w:lvlText w:val=""/>
+      <w:lvlJc w:val="left"/>
+      <w:pPr>
+        <w:tabs>
+          <w:tab w:val="num" w:pos="3600"/>
+        </w:tabs>
+        <w:ind w:left="3600" w:hanging="360"/>
+      </w:pPr>
+      <w:rPr>
+        <w:rFonts w:ascii="Wingdings" w:hAnsi="Wingdings" w:hint="default"/>
+        <w:sz w:val="20"/>
+      </w:rPr>
+    </w:lvl>
+    <w:lvl w:ilvl="5" w:tentative="1">
+      <w:start w:val="1"/>
+      <w:numFmt w:val="bullet"/>
+      <w:lvlText w:val=""/>
+      <w:lvlJc w:val="left"/>
+      <w:pPr>
+        <w:tabs>
+          <w:tab w:val="num" w:pos="4320"/>
+        </w:tabs>
+        <w:ind w:left="4320" w:hanging="360"/>
+      </w:pPr>
+      <w:rPr>
+        <w:rFonts w:ascii="Wingdings" w:hAnsi="Wingdings" w:hint="default"/>
+        <w:sz w:val="20"/>
+      </w:rPr>
+    </w:lvl>
+    <w:lvl w:ilvl="6" w:tentative="1">
+      <w:start w:val="1"/>
+      <w:numFmt w:val="bullet"/>
+      <w:lvlText w:val=""/>
+      <w:lvlJc w:val="left"/>
+      <w:pPr>
+        <w:tabs>
+          <w:tab w:val="num" w:pos="5040"/>
+        </w:tabs>
+        <w:ind w:left="5040" w:hanging="360"/>
+      </w:pPr>
+      <w:rPr>
+        <w:rFonts w:ascii="Wingdings" w:hAnsi="Wingdings" w:hint="default"/>
+        <w:sz w:val="20"/>
+      </w:rPr>
+    </w:lvl>
+    <w:lvl w:ilvl="7" w:tentative="1">
+      <w:start w:val="1"/>
+      <w:numFmt w:val="bullet"/>
+      <w:lvlText w:val=""/>
+      <w:lvlJc w:val="left"/>
+      <w:pPr>
+        <w:tabs>
+          <w:tab w:val="num" w:pos="5760"/>
+        </w:tabs>
+        <w:ind w:left="5760" w:hanging="360"/>
+      </w:pPr>
+      <w:rPr>
+        <w:rFonts w:ascii="Wingdings" w:hAnsi="Wingdings" w:hint="default"/>
+        <w:sz w:val="20"/>
+      </w:rPr>
+    </w:lvl>
+    <w:lvl w:ilvl="8" w:tentative="1">
+      <w:start w:val="1"/>
+      <w:numFmt w:val="bullet"/>
+      <w:lvlText w:val=""/>
+      <w:lvlJc w:val="left"/>
+      <w:pPr>
+        <w:tabs>
+          <w:tab w:val="num" w:pos="6480"/>
+        </w:tabs>
+        <w:ind w:left="6480" w:hanging="360"/>
+      </w:pPr>
+      <w:rPr>
+        <w:rFonts w:ascii="Wingdings" w:hAnsi="Wingdings" w:hint="default"/>
+        <w:sz w:val="20"/>
+      </w:rPr>
+    </w:lvl>
+  </w:abstractNum>
+  <w:abstractNum w:abstractNumId="5" w15:restartNumberingAfterBreak="0">
+    <w:nsid w:val="4A4169D4"/>
+    <w:multiLevelType w:val="multilevel"/>
+    <w:tmpl w:val="4D9603F6"/>
+    <w:lvl w:ilvl="0">
+      <w:start w:val="1"/>
+      <w:numFmt w:val="bullet"/>
+      <w:lvlText w:val=""/>
+      <w:lvlJc w:val="left"/>
+      <w:pPr>
+        <w:tabs>
+          <w:tab w:val="num" w:pos="720"/>
+        </w:tabs>
+        <w:ind w:left="720" w:hanging="360"/>
+      </w:pPr>
+      <w:rPr>
+        <w:rFonts w:ascii="Symbol" w:hAnsi="Symbol" w:hint="default"/>
+        <w:sz w:val="20"/>
+      </w:rPr>
+    </w:lvl>
+    <w:lvl w:ilvl="1" w:tentative="1">
+      <w:start w:val="1"/>
+      <w:numFmt w:val="bullet"/>
+      <w:lvlText w:val="o"/>
+      <w:lvlJc w:val="left"/>
+      <w:pPr>
+        <w:tabs>
+          <w:tab w:val="num" w:pos="1440"/>
+        </w:tabs>
+        <w:ind w:left="1440" w:hanging="360"/>
+      </w:pPr>
+      <w:rPr>
+        <w:rFonts w:ascii="Courier New" w:hAnsi="Courier New" w:hint="default"/>
+        <w:sz w:val="20"/>
+      </w:rPr>
+    </w:lvl>
+    <w:lvl w:ilvl="2" w:tentative="1">
+      <w:start w:val="1"/>
+      <w:numFmt w:val="bullet"/>
+      <w:lvlText w:val=""/>
+      <w:lvlJc w:val="left"/>
+      <w:pPr>
+        <w:tabs>
+          <w:tab w:val="num" w:pos="2160"/>
+        </w:tabs>
+        <w:ind w:left="2160" w:hanging="360"/>
+      </w:pPr>
+      <w:rPr>
+        <w:rFonts w:ascii="Wingdings" w:hAnsi="Wingdings" w:hint="default"/>
+        <w:sz w:val="20"/>
+      </w:rPr>
+    </w:lvl>
+    <w:lvl w:ilvl="3" w:tentative="1">
+      <w:start w:val="1"/>
+      <w:numFmt w:val="bullet"/>
+      <w:lvlText w:val=""/>
+      <w:lvlJc w:val="left"/>
+      <w:pPr>
+        <w:tabs>
+          <w:tab w:val="num" w:pos="2880"/>
+        </w:tabs>
+        <w:ind w:left="2880" w:hanging="360"/>
+      </w:pPr>
+      <w:rPr>
+        <w:rFonts w:ascii="Wingdings" w:hAnsi="Wingdings" w:hint="default"/>
+        <w:sz w:val="20"/>
+      </w:rPr>
+    </w:lvl>
+    <w:lvl w:ilvl="4" w:tentative="1">
+      <w:start w:val="1"/>
+      <w:numFmt w:val="bullet"/>
+      <w:lvlText w:val=""/>
+      <w:lvlJc w:val="left"/>
+      <w:pPr>
+        <w:tabs>
+          <w:tab w:val="num" w:pos="3600"/>
+        </w:tabs>
+        <w:ind w:left="3600" w:hanging="360"/>
+      </w:pPr>
+      <w:rPr>
+        <w:rFonts w:ascii="Wingdings" w:hAnsi="Wingdings" w:hint="default"/>
+        <w:sz w:val="20"/>
+      </w:rPr>
+    </w:lvl>
+    <w:lvl w:ilvl="5" w:tentative="1">
+      <w:start w:val="1"/>
+      <w:numFmt w:val="bullet"/>
+      <w:lvlText w:val=""/>
+      <w:lvlJc w:val="left"/>
+      <w:pPr>
+        <w:tabs>
+          <w:tab w:val="num" w:pos="4320"/>
+        </w:tabs>
+        <w:ind w:left="4320" w:hanging="360"/>
+      </w:pPr>
+      <w:rPr>
+        <w:rFonts w:ascii="Wingdings" w:hAnsi="Wingdings" w:hint="default"/>
+        <w:sz w:val="20"/>
+      </w:rPr>
+    </w:lvl>
+    <w:lvl w:ilvl="6" w:tentative="1">
+      <w:start w:val="1"/>
+      <w:numFmt w:val="bullet"/>
+      <w:lvlText w:val=""/>
+      <w:lvlJc w:val="left"/>
+      <w:pPr>
+        <w:tabs>
+          <w:tab w:val="num" w:pos="5040"/>
+        </w:tabs>
+        <w:ind w:left="5040" w:hanging="360"/>
+      </w:pPr>
+      <w:rPr>
+        <w:rFonts w:ascii="Wingdings" w:hAnsi="Wingdings" w:hint="default"/>
+        <w:sz w:val="20"/>
+      </w:rPr>
+    </w:lvl>
+    <w:lvl w:ilvl="7" w:tentative="1">
+      <w:start w:val="1"/>
+      <w:numFmt w:val="bullet"/>
+      <w:lvlText w:val=""/>
+      <w:lvlJc w:val="left"/>
+      <w:pPr>
+        <w:tabs>
+          <w:tab w:val="num" w:pos="5760"/>
+        </w:tabs>
+        <w:ind w:left="5760" w:hanging="360"/>
+      </w:pPr>
+      <w:rPr>
+        <w:rFonts w:ascii="Wingdings" w:hAnsi="Wingdings" w:hint="default"/>
+        <w:sz w:val="20"/>
+      </w:rPr>
+    </w:lvl>
+    <w:lvl w:ilvl="8" w:tentative="1">
+      <w:start w:val="1"/>
+      <w:numFmt w:val="bullet"/>
+      <w:lvlText w:val=""/>
+      <w:lvlJc w:val="left"/>
+      <w:pPr>
+        <w:tabs>
+          <w:tab w:val="num" w:pos="6480"/>
+        </w:tabs>
+        <w:ind w:left="6480" w:hanging="360"/>
+      </w:pPr>
+      <w:rPr>
+        <w:rFonts w:ascii="Wingdings" w:hAnsi="Wingdings" w:hint="default"/>
+        <w:sz w:val="20"/>
+      </w:rPr>
+    </w:lvl>
+  </w:abstractNum>
+  <w:abstractNum w:abstractNumId="6" w15:restartNumberingAfterBreak="0">
+    <w:nsid w:val="4E06070E"/>
+    <w:multiLevelType w:val="multilevel"/>
+    <w:tmpl w:val="89201DA6"/>
+    <w:lvl w:ilvl="0">
+      <w:start w:val="1"/>
+      <w:numFmt w:val="bullet"/>
+      <w:lvlText w:val=""/>
+      <w:lvlJc w:val="left"/>
+      <w:pPr>
+        <w:tabs>
+          <w:tab w:val="num" w:pos="720"/>
+        </w:tabs>
+        <w:ind w:left="720" w:hanging="360"/>
+      </w:pPr>
+      <w:rPr>
+        <w:rFonts w:ascii="Symbol" w:hAnsi="Symbol" w:hint="default"/>
+        <w:sz w:val="20"/>
+      </w:rPr>
+    </w:lvl>
+    <w:lvl w:ilvl="1" w:tentative="1">
+      <w:start w:val="1"/>
+      <w:numFmt w:val="bullet"/>
+      <w:lvlText w:val="o"/>
+      <w:lvlJc w:val="left"/>
+      <w:pPr>
+        <w:tabs>
+          <w:tab w:val="num" w:pos="1440"/>
+        </w:tabs>
+        <w:ind w:left="1440" w:hanging="360"/>
+      </w:pPr>
+      <w:rPr>
+        <w:rFonts w:ascii="Courier New" w:hAnsi="Courier New" w:hint="default"/>
+        <w:sz w:val="20"/>
+      </w:rPr>
+    </w:lvl>
+    <w:lvl w:ilvl="2" w:tentative="1">
+      <w:start w:val="1"/>
+      <w:numFmt w:val="bullet"/>
+      <w:lvlText w:val=""/>
+      <w:lvlJc w:val="left"/>
+      <w:pPr>
+        <w:tabs>
+          <w:tab w:val="num" w:pos="2160"/>
+        </w:tabs>
+        <w:ind w:left="2160" w:hanging="360"/>
+      </w:pPr>
+      <w:rPr>
+        <w:rFonts w:ascii="Wingdings" w:hAnsi="Wingdings" w:hint="default"/>
+        <w:sz w:val="20"/>
+      </w:rPr>
+    </w:lvl>
+    <w:lvl w:ilvl="3" w:tentative="1">
+      <w:start w:val="1"/>
+      <w:numFmt w:val="bullet"/>
+      <w:lvlText w:val=""/>
+      <w:lvlJc w:val="left"/>
+      <w:pPr>
+        <w:tabs>
+          <w:tab w:val="num" w:pos="2880"/>
+        </w:tabs>
+        <w:ind w:left="2880" w:hanging="360"/>
+      </w:pPr>
+      <w:rPr>
+        <w:rFonts w:ascii="Wingdings" w:hAnsi="Wingdings" w:hint="default"/>
+        <w:sz w:val="20"/>
+      </w:rPr>
+    </w:lvl>
+    <w:lvl w:ilvl="4" w:tentative="1">
+      <w:start w:val="1"/>
+      <w:numFmt w:val="bullet"/>
+      <w:lvlText w:val=""/>
+      <w:lvlJc w:val="left"/>
+      <w:pPr>
+        <w:tabs>
+          <w:tab w:val="num" w:pos="3600"/>
+        </w:tabs>
+        <w:ind w:left="3600" w:hanging="360"/>
+      </w:pPr>
+      <w:rPr>
+        <w:rFonts w:ascii="Wingdings" w:hAnsi="Wingdings" w:hint="default"/>
+        <w:sz w:val="20"/>
+      </w:rPr>
+    </w:lvl>
+    <w:lvl w:ilvl="5" w:tentative="1">
+      <w:start w:val="1"/>
+      <w:numFmt w:val="bullet"/>
+      <w:lvlText w:val=""/>
+      <w:lvlJc w:val="left"/>
+      <w:pPr>
+        <w:tabs>
+          <w:tab w:val="num" w:pos="4320"/>
+        </w:tabs>
+        <w:ind w:left="4320" w:hanging="360"/>
+      </w:pPr>
+      <w:rPr>
+        <w:rFonts w:ascii="Wingdings" w:hAnsi="Wingdings" w:hint="default"/>
+        <w:sz w:val="20"/>
+      </w:rPr>
+    </w:lvl>
+    <w:lvl w:ilvl="6" w:tentative="1">
+      <w:start w:val="1"/>
+      <w:numFmt w:val="bullet"/>
+      <w:lvlText w:val=""/>
+      <w:lvlJc w:val="left"/>
+      <w:pPr>
+        <w:tabs>
+          <w:tab w:val="num" w:pos="5040"/>
+        </w:tabs>
+        <w:ind w:left="5040" w:hanging="360"/>
+      </w:pPr>
+      <w:rPr>
+        <w:rFonts w:ascii="Wingdings" w:hAnsi="Wingdings" w:hint="default"/>
+        <w:sz w:val="20"/>
+      </w:rPr>
+    </w:lvl>
+    <w:lvl w:ilvl="7" w:tentative="1">
+      <w:start w:val="1"/>
+      <w:numFmt w:val="bullet"/>
+      <w:lvlText w:val=""/>
+      <w:lvlJc w:val="left"/>
+      <w:pPr>
+        <w:tabs>
+          <w:tab w:val="num" w:pos="5760"/>
+        </w:tabs>
+        <w:ind w:left="5760" w:hanging="360"/>
+      </w:pPr>
+      <w:rPr>
+        <w:rFonts w:ascii="Wingdings" w:hAnsi="Wingdings" w:hint="default"/>
+        <w:sz w:val="20"/>
+      </w:rPr>
+    </w:lvl>
+    <w:lvl w:ilvl="8" w:tentative="1">
+      <w:start w:val="1"/>
+      <w:numFmt w:val="bullet"/>
+      <w:lvlText w:val=""/>
+      <w:lvlJc w:val="left"/>
+      <w:pPr>
+        <w:tabs>
+          <w:tab w:val="num" w:pos="6480"/>
+        </w:tabs>
+        <w:ind w:left="6480" w:hanging="360"/>
+      </w:pPr>
+      <w:rPr>
+        <w:rFonts w:ascii="Wingdings" w:hAnsi="Wingdings" w:hint="default"/>
+        <w:sz w:val="20"/>
+      </w:rPr>
+    </w:lvl>
+  </w:abstractNum>
+  <w:abstractNum w:abstractNumId="7" w15:restartNumberingAfterBreak="0">
+    <w:nsid w:val="589F0A01"/>
+    <w:multiLevelType w:val="multilevel"/>
+    <w:tmpl w:val="166A4328"/>
+    <w:lvl w:ilvl="0">
+      <w:start w:val="1"/>
+      <w:numFmt w:val="bullet"/>
+      <w:lvlText w:val=""/>
+      <w:lvlJc w:val="left"/>
+      <w:pPr>
+        <w:tabs>
+          <w:tab w:val="num" w:pos="720"/>
+        </w:tabs>
+        <w:ind w:left="720" w:hanging="360"/>
+      </w:pPr>
+      <w:rPr>
+        <w:rFonts w:ascii="Symbol" w:hAnsi="Symbol" w:hint="default"/>
+        <w:sz w:val="20"/>
+      </w:rPr>
+    </w:lvl>
+    <w:lvl w:ilvl="1" w:tentative="1">
+      <w:start w:val="1"/>
+      <w:numFmt w:val="bullet"/>
+      <w:lvlText w:val="o"/>
+      <w:lvlJc w:val="left"/>
+      <w:pPr>
+        <w:tabs>
+          <w:tab w:val="num" w:pos="1440"/>
+        </w:tabs>
+        <w:ind w:left="1440" w:hanging="360"/>
+      </w:pPr>
+      <w:rPr>
+        <w:rFonts w:ascii="Courier New" w:hAnsi="Courier New" w:hint="default"/>
+        <w:sz w:val="20"/>
+      </w:rPr>
+    </w:lvl>
+    <w:lvl w:ilvl="2" w:tentative="1">
+      <w:start w:val="1"/>
+      <w:numFmt w:val="bullet"/>
+      <w:lvlText w:val=""/>
+      <w:lvlJc w:val="left"/>
+      <w:pPr>
+        <w:tabs>
+          <w:tab w:val="num" w:pos="2160"/>
+        </w:tabs>
+        <w:ind w:left="2160" w:hanging="360"/>
+      </w:pPr>
+      <w:rPr>
+        <w:rFonts w:ascii="Wingdings" w:hAnsi="Wingdings" w:hint="default"/>
+        <w:sz w:val="20"/>
+      </w:rPr>
+    </w:lvl>
+    <w:lvl w:ilvl="3" w:tentative="1">
+      <w:start w:val="1"/>
+      <w:numFmt w:val="bullet"/>
+      <w:lvlText w:val=""/>
+      <w:lvlJc w:val="left"/>
+      <w:pPr>
+        <w:tabs>
+          <w:tab w:val="num" w:pos="2880"/>
+        </w:tabs>
+        <w:ind w:left="2880" w:hanging="360"/>
+      </w:pPr>
+      <w:rPr>
+        <w:rFonts w:ascii="Wingdings" w:hAnsi="Wingdings" w:hint="default"/>
+        <w:sz w:val="20"/>
+      </w:rPr>
+    </w:lvl>
+    <w:lvl w:ilvl="4" w:tentative="1">
+      <w:start w:val="1"/>
+      <w:numFmt w:val="bullet"/>
+      <w:lvlText w:val=""/>
+      <w:lvlJc w:val="left"/>
+      <w:pPr>
+        <w:tabs>
+          <w:tab w:val="num" w:pos="3600"/>
+        </w:tabs>
+        <w:ind w:left="3600" w:hanging="360"/>
+      </w:pPr>
+      <w:rPr>
+        <w:rFonts w:ascii="Wingdings" w:hAnsi="Wingdings" w:hint="default"/>
+        <w:sz w:val="20"/>
+      </w:rPr>
+    </w:lvl>
+    <w:lvl w:ilvl="5" w:tentative="1">
+      <w:start w:val="1"/>
+      <w:numFmt w:val="bullet"/>
+      <w:lvlText w:val=""/>
+      <w:lvlJc w:val="left"/>
+      <w:pPr>
+        <w:tabs>
+          <w:tab w:val="num" w:pos="4320"/>
+        </w:tabs>
+        <w:ind w:left="4320" w:hanging="360"/>
+      </w:pPr>
+      <w:rPr>
+        <w:rFonts w:ascii="Wingdings" w:hAnsi="Wingdings" w:hint="default"/>
+        <w:sz w:val="20"/>
+      </w:rPr>
+    </w:lvl>
+    <w:lvl w:ilvl="6" w:tentative="1">
+      <w:start w:val="1"/>
+      <w:numFmt w:val="bullet"/>
+      <w:lvlText w:val=""/>
+      <w:lvlJc w:val="left"/>
+      <w:pPr>
+        <w:tabs>
+          <w:tab w:val="num" w:pos="5040"/>
+        </w:tabs>
+        <w:ind w:left="5040" w:hanging="360"/>
+      </w:pPr>
+      <w:rPr>
+        <w:rFonts w:ascii="Wingdings" w:hAnsi="Wingdings" w:hint="default"/>
+        <w:sz w:val="20"/>
+      </w:rPr>
+    </w:lvl>
+    <w:lvl w:ilvl="7" w:tentative="1">
+      <w:start w:val="1"/>
+      <w:numFmt w:val="bullet"/>
+      <w:lvlText w:val=""/>
+      <w:lvlJc w:val="left"/>
+      <w:pPr>
+        <w:tabs>
+          <w:tab w:val="num" w:pos="5760"/>
+        </w:tabs>
+        <w:ind w:left="5760" w:hanging="360"/>
+      </w:pPr>
+      <w:rPr>
+        <w:rFonts w:ascii="Wingdings" w:hAnsi="Wingdings" w:hint="default"/>
+        <w:sz w:val="20"/>
+      </w:rPr>
+    </w:lvl>
+    <w:lvl w:ilvl="8" w:tentative="1">
+      <w:start w:val="1"/>
+      <w:numFmt w:val="bullet"/>
+      <w:lvlText w:val=""/>
+      <w:lvlJc w:val="left"/>
+      <w:pPr>
+        <w:tabs>
+          <w:tab w:val="num" w:pos="6480"/>
+        </w:tabs>
+        <w:ind w:left="6480" w:hanging="360"/>
+      </w:pPr>
+      <w:rPr>
+        <w:rFonts w:ascii="Wingdings" w:hAnsi="Wingdings" w:hint="default"/>
+        <w:sz w:val="20"/>
+      </w:rPr>
+    </w:lvl>
+  </w:abstractNum>
+  <w:abstractNum w:abstractNumId="8" w15:restartNumberingAfterBreak="0">
+    <w:nsid w:val="772C18D7"/>
+    <w:multiLevelType w:val="multilevel"/>
+    <w:tmpl w:val="58263A14"/>
+    <w:lvl w:ilvl="0">
+      <w:start w:val="1"/>
+      <w:numFmt w:val="bullet"/>
+      <w:lvlText w:val=""/>
+      <w:lvlJc w:val="left"/>
+      <w:pPr>
+        <w:tabs>
+          <w:tab w:val="num" w:pos="720"/>
+        </w:tabs>
+        <w:ind w:left="720" w:hanging="360"/>
+      </w:pPr>
+      <w:rPr>
+        <w:rFonts w:ascii="Symbol" w:hAnsi="Symbol" w:hint="default"/>
+        <w:sz w:val="20"/>
+      </w:rPr>
+    </w:lvl>
+    <w:lvl w:ilvl="1" w:tentative="1">
+      <w:start w:val="1"/>
+      <w:numFmt w:val="bullet"/>
+      <w:lvlText w:val="o"/>
+      <w:lvlJc w:val="left"/>
+      <w:pPr>
+        <w:tabs>
+          <w:tab w:val="num" w:pos="1440"/>
+        </w:tabs>
+        <w:ind w:left="1440" w:hanging="360"/>
+      </w:pPr>
+      <w:rPr>
+        <w:rFonts w:ascii="Courier New" w:hAnsi="Courier New" w:hint="default"/>
+        <w:sz w:val="20"/>
+      </w:rPr>
+    </w:lvl>
+    <w:lvl w:ilvl="2" w:tentative="1">
+      <w:start w:val="1"/>
+      <w:numFmt w:val="bullet"/>
+      <w:lvlText w:val=""/>
+      <w:lvlJc w:val="left"/>
+      <w:pPr>
+        <w:tabs>
+          <w:tab w:val="num" w:pos="2160"/>
+        </w:tabs>
+        <w:ind w:left="2160" w:hanging="360"/>
+      </w:pPr>
+      <w:rPr>
+        <w:rFonts w:ascii="Wingdings" w:hAnsi="Wingdings" w:hint="default"/>
+        <w:sz w:val="20"/>
+      </w:rPr>
+    </w:lvl>
+    <w:lvl w:ilvl="3" w:tentative="1">
+      <w:start w:val="1"/>
+      <w:numFmt w:val="bullet"/>
+      <w:lvlText w:val=""/>
+      <w:lvlJc w:val="left"/>
+      <w:pPr>
+        <w:tabs>
+          <w:tab w:val="num" w:pos="2880"/>
+        </w:tabs>
+        <w:ind w:left="2880" w:hanging="360"/>
+      </w:pPr>
+      <w:rPr>
+        <w:rFonts w:ascii="Wingdings" w:hAnsi="Wingdings" w:hint="default"/>
+        <w:sz w:val="20"/>
+      </w:rPr>
+    </w:lvl>
+    <w:lvl w:ilvl="4" w:tentative="1">
+      <w:start w:val="1"/>
+      <w:numFmt w:val="bullet"/>
+      <w:lvlText w:val=""/>
+      <w:lvlJc w:val="left"/>
+      <w:pPr>
+        <w:tabs>
+          <w:tab w:val="num" w:pos="3600"/>
+        </w:tabs>
+        <w:ind w:left="3600" w:hanging="360"/>
+      </w:pPr>
+      <w:rPr>
+        <w:rFonts w:ascii="Wingdings" w:hAnsi="Wingdings" w:hint="default"/>
+        <w:sz w:val="20"/>
+      </w:rPr>
+    </w:lvl>
+    <w:lvl w:ilvl="5" w:tentative="1">
+      <w:start w:val="1"/>
+      <w:numFmt w:val="bullet"/>
+      <w:lvlText w:val=""/>
+      <w:lvlJc w:val="left"/>
+      <w:pPr>
+        <w:tabs>
+          <w:tab w:val="num" w:pos="4320"/>
+        </w:tabs>
+        <w:ind w:left="4320" w:hanging="360"/>
+      </w:pPr>
+      <w:rPr>
+        <w:rFonts w:ascii="Wingdings" w:hAnsi="Wingdings" w:hint="default"/>
+        <w:sz w:val="20"/>
+      </w:rPr>
+    </w:lvl>
+    <w:lvl w:ilvl="6" w:tentative="1">
+      <w:start w:val="1"/>
+      <w:numFmt w:val="bullet"/>
+      <w:lvlText w:val=""/>
+      <w:lvlJc w:val="left"/>
+      <w:pPr>
+        <w:tabs>
+          <w:tab w:val="num" w:pos="5040"/>
+        </w:tabs>
+        <w:ind w:left="5040" w:hanging="360"/>
+      </w:pPr>
+      <w:rPr>
+        <w:rFonts w:ascii="Wingdings" w:hAnsi="Wingdings" w:hint="default"/>
+        <w:sz w:val="20"/>
+      </w:rPr>
+    </w:lvl>
+    <w:lvl w:ilvl="7" w:tentative="1">
+      <w:start w:val="1"/>
+      <w:numFmt w:val="bullet"/>
+      <w:lvlText w:val=""/>
+      <w:lvlJc w:val="left"/>
+      <w:pPr>
+        <w:tabs>
+          <w:tab w:val="num" w:pos="5760"/>
+        </w:tabs>
+        <w:ind w:left="5760" w:hanging="360"/>
+      </w:pPr>
+      <w:rPr>
+        <w:rFonts w:ascii="Wingdings" w:hAnsi="Wingdings" w:hint="default"/>
+        <w:sz w:val="20"/>
+      </w:rPr>
+    </w:lvl>
+    <w:lvl w:ilvl="8" w:tentative="1">
+      <w:start w:val="1"/>
+      <w:numFmt w:val="bullet"/>
+      <w:lvlText w:val=""/>
+      <w:lvlJc w:val="left"/>
+      <w:pPr>
+        <w:tabs>
+          <w:tab w:val="num" w:pos="6480"/>
+        </w:tabs>
+        <w:ind w:left="6480" w:hanging="360"/>
+      </w:pPr>
+      <w:rPr>
+        <w:rFonts w:ascii="Wingdings" w:hAnsi="Wingdings" w:hint="default"/>
+        <w:sz w:val="20"/>
+      </w:rPr>
+    </w:lvl>
+  </w:abstractNum>
+  <w:abstractNum w:abstractNumId="9" w15:restartNumberingAfterBreak="0">
+    <w:nsid w:val="78E83E90"/>
+    <w:multiLevelType w:val="multilevel"/>
+    <w:tmpl w:val="BDCAA86E"/>
+    <w:lvl w:ilvl="0">
+      <w:start w:val="1"/>
+      <w:numFmt w:val="bullet"/>
+      <w:lvlText w:val=""/>
+      <w:lvlJc w:val="left"/>
+      <w:pPr>
+        <w:tabs>
+          <w:tab w:val="num" w:pos="720"/>
+        </w:tabs>
+        <w:ind w:left="720" w:hanging="360"/>
+      </w:pPr>
+      <w:rPr>
+        <w:rFonts w:ascii="Symbol" w:hAnsi="Symbol" w:hint="default"/>
+        <w:sz w:val="20"/>
+      </w:rPr>
+    </w:lvl>
+    <w:lvl w:ilvl="1" w:tentative="1">
+      <w:start w:val="1"/>
+      <w:numFmt w:val="bullet"/>
+      <w:lvlText w:val="o"/>
+      <w:lvlJc w:val="left"/>
+      <w:pPr>
+        <w:tabs>
+          <w:tab w:val="num" w:pos="1440"/>
+        </w:tabs>
+        <w:ind w:left="1440" w:hanging="360"/>
+      </w:pPr>
+      <w:rPr>
+        <w:rFonts w:ascii="Courier New" w:hAnsi="Courier New" w:hint="default"/>
+        <w:sz w:val="20"/>
+      </w:rPr>
+    </w:lvl>
+    <w:lvl w:ilvl="2" w:tentative="1">
+      <w:start w:val="1"/>
+      <w:numFmt w:val="bullet"/>
+      <w:lvlText w:val=""/>
+      <w:lvlJc w:val="left"/>
+      <w:pPr>
+        <w:tabs>
+          <w:tab w:val="num" w:pos="2160"/>
+        </w:tabs>
+        <w:ind w:left="2160" w:hanging="360"/>
+      </w:pPr>
+      <w:rPr>
+        <w:rFonts w:ascii="Wingdings" w:hAnsi="Wingdings" w:hint="default"/>
+        <w:sz w:val="20"/>
+      </w:rPr>
+    </w:lvl>
+    <w:lvl w:ilvl="3" w:tentative="1">
+      <w:start w:val="1"/>
+      <w:numFmt w:val="bullet"/>
+      <w:lvlText w:val=""/>
+      <w:lvlJc w:val="left"/>
+      <w:pPr>
+        <w:tabs>
+          <w:tab w:val="num" w:pos="2880"/>
+        </w:tabs>
+        <w:ind w:left="2880" w:hanging="360"/>
+      </w:pPr>
+      <w:rPr>
+        <w:rFonts w:ascii="Wingdings" w:hAnsi="Wingdings" w:hint="default"/>
+        <w:sz w:val="20"/>
+      </w:rPr>
+    </w:lvl>
+    <w:lvl w:ilvl="4" w:tentative="1">
+      <w:start w:val="1"/>
+      <w:numFmt w:val="bullet"/>
+      <w:lvlText w:val=""/>
+      <w:lvlJc w:val="left"/>
+      <w:pPr>
+        <w:tabs>
+          <w:tab w:val="num" w:pos="3600"/>
+        </w:tabs>
+        <w:ind w:left="3600" w:hanging="360"/>
+      </w:pPr>
+      <w:rPr>
+        <w:rFonts w:ascii="Wingdings" w:hAnsi="Wingdings" w:hint="default"/>
+        <w:sz w:val="20"/>
+      </w:rPr>
+    </w:lvl>
+    <w:lvl w:ilvl="5" w:tentative="1">
+      <w:start w:val="1"/>
+      <w:numFmt w:val="bullet"/>
+      <w:lvlText w:val=""/>
+      <w:lvlJc w:val="left"/>
+      <w:pPr>
+        <w:tabs>
+          <w:tab w:val="num" w:pos="4320"/>
+        </w:tabs>
+        <w:ind w:left="4320" w:hanging="360"/>
+      </w:pPr>
+      <w:rPr>
+        <w:rFonts w:ascii="Wingdings" w:hAnsi="Wingdings" w:hint="default"/>
+        <w:sz w:val="20"/>
+      </w:rPr>
+    </w:lvl>
+    <w:lvl w:ilvl="6" w:tentative="1">
+      <w:start w:val="1"/>
+      <w:numFmt w:val="bullet"/>
+      <w:lvlText w:val=""/>
+      <w:lvlJc w:val="left"/>
+      <w:pPr>
+        <w:tabs>
+          <w:tab w:val="num" w:pos="5040"/>
+        </w:tabs>
+        <w:ind w:left="5040" w:hanging="360"/>
+      </w:pPr>
+      <w:rPr>
+        <w:rFonts w:ascii="Wingdings" w:hAnsi="Wingdings" w:hint="default"/>
+        <w:sz w:val="20"/>
+      </w:rPr>
+    </w:lvl>
+    <w:lvl w:ilvl="7" w:tentative="1">
+      <w:start w:val="1"/>
+      <w:numFmt w:val="bullet"/>
+      <w:lvlText w:val=""/>
+      <w:lvlJc w:val="left"/>
+      <w:pPr>
+        <w:tabs>
+          <w:tab w:val="num" w:pos="5760"/>
+        </w:tabs>
+        <w:ind w:left="5760" w:hanging="360"/>
+      </w:pPr>
+      <w:rPr>
+        <w:rFonts w:ascii="Wingdings" w:hAnsi="Wingdings" w:hint="default"/>
+        <w:sz w:val="20"/>
+      </w:rPr>
+    </w:lvl>
+    <w:lvl w:ilvl="8" w:tentative="1">
+      <w:start w:val="1"/>
+      <w:numFmt w:val="bullet"/>
+      <w:lvlText w:val=""/>
+      <w:lvlJc w:val="left"/>
+      <w:pPr>
+        <w:tabs>
+          <w:tab w:val="num" w:pos="6480"/>
+        </w:tabs>
+        <w:ind w:left="6480" w:hanging="360"/>
+      </w:pPr>
+      <w:rPr>
+        <w:rFonts w:ascii="Wingdings" w:hAnsi="Wingdings" w:hint="default"/>
+        <w:sz w:val="20"/>
+      </w:rPr>
+    </w:lvl>
+  </w:abstractNum>
   <w:num w:numId="1" w16cid:durableId="2095545409">
+    <w:abstractNumId w:val="1"/>
+  </w:num>
+  <w:num w:numId="2" w16cid:durableId="1775318670">
+    <w:abstractNumId w:val="2"/>
+  </w:num>
+  <w:num w:numId="3" w16cid:durableId="998845874">
+    <w:abstractNumId w:val="8"/>
+  </w:num>
+  <w:num w:numId="4" w16cid:durableId="1658919645">
+    <w:abstractNumId w:val="6"/>
+  </w:num>
+  <w:num w:numId="5" w16cid:durableId="123426501">
+    <w:abstractNumId w:val="4"/>
+  </w:num>
+  <w:num w:numId="6" w16cid:durableId="814033698">
+    <w:abstractNumId w:val="5"/>
+  </w:num>
+  <w:num w:numId="7" w16cid:durableId="251790203">
     <w:abstractNumId w:val="0"/>
+  </w:num>
+  <w:num w:numId="8" w16cid:durableId="1333030184">
+    <w:abstractNumId w:val="3"/>
+  </w:num>
+  <w:num w:numId="9" w16cid:durableId="1667711233">
+    <w:abstractNumId w:val="7"/>
+  </w:num>
+  <w:num w:numId="10" w16cid:durableId="2115783036">
+    <w:abstractNumId w:val="9"/>
   </w:num>
 </w:numbering>
 </file>
@@ -3729,6 +9444,29 @@
       <w:szCs w:val="26"/>
     </w:rPr>
   </w:style>
+  <w:style w:type="paragraph" w:styleId="Heading3">
+    <w:name w:val="heading 3"/>
+    <w:basedOn w:val="Normal"/>
+    <w:next w:val="Normal"/>
+    <w:link w:val="Heading3Char"/>
+    <w:uiPriority w:val="5"/>
+    <w:semiHidden/>
+    <w:unhideWhenUsed/>
+    <w:qFormat/>
+    <w:rsid w:val="00CD66DC"/>
+    <w:pPr>
+      <w:keepNext/>
+      <w:keepLines/>
+      <w:spacing w:before="40"/>
+      <w:outlineLvl w:val="2"/>
+    </w:pPr>
+    <w:rPr>
+      <w:rFonts w:asciiTheme="majorHAnsi" w:eastAsiaTheme="majorEastAsia" w:hAnsiTheme="majorHAnsi" w:cstheme="majorBidi"/>
+      <w:color w:val="012639" w:themeColor="accent1" w:themeShade="7F"/>
+      <w:sz w:val="24"/>
+      <w:szCs w:val="24"/>
+    </w:rPr>
+  </w:style>
   <w:style w:type="character" w:default="1" w:styleId="DefaultParagraphFont">
     <w:name w:val="Default Paragraph Font"/>
     <w:uiPriority w:val="1"/>
@@ -4012,6 +9750,19 @@
       <w:szCs w:val="24"/>
     </w:rPr>
   </w:style>
+  <w:style w:type="character" w:customStyle="1" w:styleId="Heading3Char">
+    <w:name w:val="Heading 3 Char"/>
+    <w:basedOn w:val="DefaultParagraphFont"/>
+    <w:link w:val="Heading3"/>
+    <w:uiPriority w:val="5"/>
+    <w:semiHidden/>
+    <w:rsid w:val="00CD66DC"/>
+    <w:rPr>
+      <w:rFonts w:asciiTheme="majorHAnsi" w:eastAsiaTheme="majorEastAsia" w:hAnsiTheme="majorHAnsi" w:cstheme="majorBidi"/>
+      <w:b/>
+      <w:color w:val="012639" w:themeColor="accent1" w:themeShade="7F"/>
+    </w:rPr>
+  </w:style>
 </w:styles>
 </file>
 
@@ -4242,9 +9993,9 @@
     <w:compatSetting w:name="useWord2013TrackBottomHyphenation" w:uri="http://schemas.microsoft.com/office/word" w:val="0"/>
   </w:compat>
   <w:rsids>
-    <w:rsidRoot w:val="00851BAA"/>
+    <w:rsidRoot w:val="00FC5B57"/>
     <w:rsid w:val="0010241B"/>
-    <w:rsid w:val="00851BAA"/>
+    <w:rsid w:val="00FC5B57"/>
   </w:rsids>
   <m:mathPr>
     <m:mathFont m:val="Cambria Math"/>
@@ -5028,4 +10779,16 @@
   <a:objectDefaults/>
   <a:extraClrSchemeLst/>
 </a:theme>
+</file>
+
+<file path=customXml/item1.xml><?xml version="1.0" encoding="utf-8"?>
+<b:Sources xmlns:b="http://schemas.openxmlformats.org/officeDocument/2006/bibliography" xmlns="http://schemas.openxmlformats.org/officeDocument/2006/bibliography" SelectedStyle="\APASixthEditionOfficeOnline.xsl" StyleName="APA" Version="6"/>
+</file>
+
+<file path=customXml/itemProps1.xml><?xml version="1.0" encoding="utf-8"?>
+<ds:datastoreItem xmlns:ds="http://schemas.openxmlformats.org/officeDocument/2006/customXml" ds:itemID="{C426E417-B05F-4D70-BF07-B6EDF55FFB55}">
+  <ds:schemaRefs>
+    <ds:schemaRef ds:uri="http://schemas.openxmlformats.org/officeDocument/2006/bibliography"/>
+  </ds:schemaRefs>
+</ds:datastoreItem>
 </file>
--- a/ppt/ProLife_Global_A5_Catalog_EN_TC-1.docx
+++ b/ppt/ProLife_Global_A5_Catalog_EN_TC-1.docx
@@ -409,7 +409,7 @@
                     <w:b w:val="0"/>
                     <w:noProof/>
                   </w:rPr>
-                  <w:t xml:space="preserve">September </w:t>
+                  <w:t>September 22</w:t>
                 </w:r>
                 <w:r>
                   <w:rPr>
@@ -3055,9 +3055,6 @@
     <w:p>
       <w:pPr>
         <w:pStyle w:val="Content"/>
-        <w:rPr>
-          <w:rFonts w:hint="eastAsia"/>
-        </w:rPr>
       </w:pPr>
       <w:r>
         <w:rPr>
@@ -4686,14 +4683,15 @@
       </w:pPr>
       <w:r>
         <w:rPr>
+          <w:noProof/>
           <w:lang w:val="en-GB"/>
         </w:rPr>
         <w:lastRenderedPageBreak/>
         <w:drawing>
-          <wp:inline distT="0" distB="0" distL="0" distR="0" wp14:anchorId="43A17C89" wp14:editId="71229BC9">
-            <wp:extent cx="6096000" cy="9144000"/>
-            <wp:effectExtent l="0" t="0" r="0" b="0"/>
-            <wp:docPr id="1987081839" name="Picture 2"/>
+          <wp:inline distT="0" distB="0" distL="0" distR="0" wp14:anchorId="02AF5485" wp14:editId="1CEDF516">
+            <wp:extent cx="6624320" cy="9936480"/>
+            <wp:effectExtent l="0" t="0" r="5080" b="0"/>
+            <wp:docPr id="233077303" name="Picture 9"/>
             <wp:cNvGraphicFramePr>
               <a:graphicFrameLocks xmlns:a="http://schemas.openxmlformats.org/drawingml/2006/main" noChangeAspect="1"/>
             </wp:cNvGraphicFramePr>
@@ -4701,12 +4699,12 @@
               <a:graphicData uri="http://schemas.openxmlformats.org/drawingml/2006/picture">
                 <pic:pic xmlns:pic="http://schemas.openxmlformats.org/drawingml/2006/picture">
                   <pic:nvPicPr>
-                    <pic:cNvPr id="0" name="Picture 1"/>
+                    <pic:cNvPr id="0" name="Picture 3"/>
                     <pic:cNvPicPr>
                       <a:picLocks noChangeAspect="1" noChangeArrowheads="1"/>
                     </pic:cNvPicPr>
                   </pic:nvPicPr>
-                  <pic:blipFill>
+                  <pic:blipFill rotWithShape="1">
                     <a:blip r:embed="rId10">
                       <a:extLst>
                         <a:ext uri="{28A0092B-C50C-407E-A947-70E740481C1C}">
@@ -4714,7 +4712,7 @@
                         </a:ext>
                       </a:extLst>
                     </a:blip>
-                    <a:srcRect/>
+                    <a:srcRect l="-690" t="7285" r="690" b="-7285"/>
                     <a:stretch>
                       <a:fillRect/>
                     </a:stretch>
@@ -4722,7 +4720,7 @@
                   <pic:spPr bwMode="auto">
                     <a:xfrm>
                       <a:off x="0" y="0"/>
-                      <a:ext cx="6096000" cy="9144000"/>
+                      <a:ext cx="6624320" cy="9936480"/>
                     </a:xfrm>
                     <a:prstGeom prst="rect">
                       <a:avLst/>
@@ -4731,6 +4729,11 @@
                     <a:ln>
                       <a:noFill/>
                     </a:ln>
+                    <a:extLst>
+                      <a:ext uri="{53640926-AAD7-44D8-BBD7-CCE9431645EC}">
+                        <a14:shadowObscured xmlns:a14="http://schemas.microsoft.com/office/drawing/2010/main"/>
+                      </a:ext>
+                    </a:extLst>
                   </pic:spPr>
                 </pic:pic>
               </a:graphicData>
@@ -4738,6 +4741,14 @@
           </wp:inline>
         </w:drawing>
       </w:r>
+    </w:p>
+    <w:p>
+      <w:pPr>
+        <w:pStyle w:val="Content"/>
+        <w:rPr>
+          <w:lang w:val="en-GB"/>
+        </w:rPr>
+      </w:pPr>
     </w:p>
     <w:p>
       <w:pPr>
@@ -9995,6 +10006,9 @@
   <w:rsids>
     <w:rsidRoot w:val="00FC5B57"/>
     <w:rsid w:val="0010241B"/>
+    <w:rsid w:val="00161219"/>
+    <w:rsid w:val="00395EEE"/>
+    <w:rsid w:val="009343B1"/>
     <w:rsid w:val="00FC5B57"/>
   </w:rsids>
   <m:mathPr>
@@ -10492,21 +10506,6 @@
   <w:style w:type="paragraph" w:customStyle="1" w:styleId="599141635B0B4F95A77F06C1B56439DA">
     <w:name w:val="599141635B0B4F95A77F06C1B56439DA"/>
   </w:style>
-  <w:style w:type="paragraph" w:customStyle="1" w:styleId="A8DAA1B8B57F49EAAB673B41BF13649C">
-    <w:name w:val="A8DAA1B8B57F49EAAB673B41BF13649C"/>
-  </w:style>
-  <w:style w:type="paragraph" w:customStyle="1" w:styleId="34B4A4BCF5D64A6AACEFB2B2DF1A5439">
-    <w:name w:val="34B4A4BCF5D64A6AACEFB2B2DF1A5439"/>
-  </w:style>
-  <w:style w:type="paragraph" w:customStyle="1" w:styleId="F3766C3B87DA4E18B1E534D31405F86A">
-    <w:name w:val="F3766C3B87DA4E18B1E534D31405F86A"/>
-  </w:style>
-  <w:style w:type="paragraph" w:customStyle="1" w:styleId="D6957D5F65834FEA99F6B9F61C32166E">
-    <w:name w:val="D6957D5F65834FEA99F6B9F61C32166E"/>
-  </w:style>
-  <w:style w:type="paragraph" w:customStyle="1" w:styleId="A9B31ADDAAB04C21849F6DB6823D6597">
-    <w:name w:val="A9B31ADDAAB04C21849F6DB6823D6597"/>
-  </w:style>
 </w:styles>
 </file>
 
